--- a/pyq-memory/norcet5m_s2.docx
+++ b/pyq-memory/norcet5m_s2.docx
@@ -13,7 +13,7 @@
         <w:t xml:space="preserve">Question: </w:t>
       </w:r>
       <w:r>
-        <w:t>Iron dextran (Imferon) is a parenteral iron preparation. The nurse should know that it:</w:t>
+        <w:t>Which position is provided to the patient after tonsillectomy?</w:t>
       </w:r>
     </w:p>
     <w:p>
@@ -26,7 +26,7 @@
           <w:i w:val="0"/>
           <w:sz w:val="21"/>
         </w:rPr>
-        <w:t>(a)  Is also called intrinsic factor</w:t>
+        <w:t>(a)  Side-lying</w:t>
       </w:r>
     </w:p>
     <w:p>
@@ -39,7 +39,7 @@
           <w:i w:val="0"/>
           <w:sz w:val="21"/>
         </w:rPr>
-        <w:t>(b)  Must be given in the abdomen</w:t>
+        <w:t>(b)  High Fowler’s</w:t>
       </w:r>
     </w:p>
     <w:p>
@@ -52,7 +52,7 @@
           <w:i w:val="0"/>
           <w:sz w:val="21"/>
         </w:rPr>
-        <w:t>(c)  Requires use of the Z-track method</w:t>
+        <w:t>(c)  Sims’s</w:t>
       </w:r>
     </w:p>
     <w:p>
@@ -65,7 +65,7 @@
           <w:i w:val="0"/>
           <w:sz w:val="21"/>
         </w:rPr>
-        <w:t>(d)  Should be given subcutaneously</w:t>
+        <w:t>(d)  Supine</w:t>
       </w:r>
     </w:p>
     <w:p>
@@ -78,7 +78,7 @@
           <w:i w:val="0"/>
           <w:sz w:val="22"/>
         </w:rPr>
-        <w:t>Answer: c</w:t>
+        <w:t>Answer: a</w:t>
       </w:r>
     </w:p>
     <w:p>
@@ -103,7 +103,7 @@
           <w:b/>
           <w:color w:val="1E7B1E"/>
         </w:rPr>
-        <w:t>c</w:t>
+        <w:t>a</w:t>
       </w:r>
     </w:p>
     <w:p>
@@ -117,7 +117,7 @@
         <w:t xml:space="preserve">🧠 Clinical Rationale: </w:t>
       </w:r>
       <w:r>
-        <w:t>IRON DEXTRAN (Imferon) is a deep IM preparation that STAINES the skin — it must be given by the Z-TRACK method (deep IM into the gluteus) to prevent leakage and tissue staining. It is not intrinsic factor (that is B12 absorption), not given in the abdomen, and not given subcutaneously.</w:t>
+        <w:t>After TONSILLECTOMY the patient is placed SIDE-LYING (on the abdomen/side with head turned) — this lets BLOOD AND SECRETIONS drain out of the mouth rather than being aspirated or swallowed, allowing early detection of bleeding. High Fowler's, Sims's and supine do not protect the airway like side-lying.</w:t>
       </w:r>
     </w:p>
     <w:p>
@@ -131,7 +131,7 @@
         <w:t xml:space="preserve">🔍 Key Clues: </w:t>
       </w:r>
       <w:r>
-        <w:t>Iron dextran: deep IM with Z-track to prevent staining.</w:t>
+        <w:t>Post-tonsillectomy: side-lying so blood drains from the mouth.</w:t>
       </w:r>
     </w:p>
     <w:p>
@@ -159,7 +159,7 @@
         <w:t xml:space="preserve">❌ Why Not Other Options: </w:t>
       </w:r>
       <w:r>
-        <w:t>a — Intrinsic factor is for vitamin B12. | b — It is given deep IM (gluteal), not the abdomen. | d — It is not given subcutaneously.</w:t>
+        <w:t>b — High Fowler's does not provide the drainage benefit. | c — Sims's is for rectal/anal procedures. | d — Supine risks aspiration of blood.</w:t>
       </w:r>
     </w:p>
     <w:p>
@@ -174,7 +174,7 @@
         <w:t xml:space="preserve">⚠️ Exam Trap: </w:t>
       </w:r>
       <w:r>
-        <w:t>Z-track = pull skin laterally, inject deep IM, release — prevents drug leakage/staining.</w:t>
+        <w:t>Side-lying/drainage position after tonsillectomy — watch for frequent swallowing (hidden bleeding).</w:t>
       </w:r>
     </w:p>
     <w:p>
@@ -203,7 +203,7 @@
         <w:t xml:space="preserve">💎 PNC Pearl: </w:t>
       </w:r>
       <w:r>
-        <w:t>Iron dextran: deep IM via Z-track (prevents staining).</w:t>
+        <w:t>Post-tonsillectomy: side-lying position.</w:t>
       </w:r>
     </w:p>
     <w:p>
@@ -230,7 +230,7 @@
         <w:t xml:space="preserve">Question: </w:t>
       </w:r>
       <w:r>
-        <w:t>The nurse would expect to include which of the following when planning the management of an 18 year old client with Lyme disease?</w:t>
+        <w:t xml:space="preserve">After receiving a blood transfusion following a major surgery, a patient develops tachycardia and experiences difficulty in breathing. Which of the following reactions is this most likely indicative of?  </w:t>
       </w:r>
     </w:p>
     <w:p>
@@ -243,7 +243,7 @@
           <w:i w:val="0"/>
           <w:sz w:val="21"/>
         </w:rPr>
-        <w:t>(a)  Complete bed rest for 6–8 weeks</w:t>
+        <w:t>(a)  Allergic reaction</w:t>
       </w:r>
     </w:p>
     <w:p>
@@ -256,7 +256,7 @@
           <w:i w:val="0"/>
           <w:sz w:val="21"/>
         </w:rPr>
-        <w:t>(b)  Tetracycline treatment</w:t>
+        <w:t>(b)  Acute hemolytic reaction</w:t>
       </w:r>
     </w:p>
     <w:p>
@@ -269,7 +269,7 @@
           <w:i w:val="0"/>
           <w:sz w:val="21"/>
         </w:rPr>
-        <w:t>(c)  IV amphotericin B</w:t>
+        <w:t>(c)  Post-transfusion related acute lung injury (TRALI)</w:t>
       </w:r>
     </w:p>
     <w:p>
@@ -282,7 +282,7 @@
           <w:i w:val="0"/>
           <w:sz w:val="21"/>
         </w:rPr>
-        <w:t>(d)  High-protein diet with limited fluids</w:t>
+        <w:t xml:space="preserve">(d)  Septic reaction  </w:t>
       </w:r>
     </w:p>
     <w:p>
@@ -334,7 +334,7 @@
         <w:t xml:space="preserve">🧠 Clinical Rationale: </w:t>
       </w:r>
       <w:r>
-        <w:t>LYME DISEASE (Borrelia burgdorferi) is treated with TETRACYCLINE antibiotics — doxycycline (a tetracycline) is the first-line agent for early/localised disease. Amphotericin B is antifungal; bed rest and diet are not the treatment.</w:t>
+        <w:t>TACHYCARDIA with DIFFICULTY BREATHING shortly after a blood transfusion suggests ACUTE HEMOLYTIC REACTION — ABO incompatibility causes intravascular haemolysis with fever, chills, chest/back pain, tachycardia, hypotension and dyspnoea, progressing to shock and renal failure. The nurse should STOP the transfusion immediately. Allergic reactions cause urticaria/pruritus; TRALI causes acute lung injury with non-cardiogenic oedema within 6 h; septic reactions follow bacterial contamination.</w:t>
       </w:r>
     </w:p>
     <w:p>
@@ -348,7 +348,7 @@
         <w:t xml:space="preserve">🔍 Key Clues: </w:t>
       </w:r>
       <w:r>
-        <w:t>Lyme disease → doxycycline (tetracycline class).</w:t>
+        <w:t>Tachycardia + dyspnoea during/after transfusion = acute haemolytic reaction → stop the blood.</w:t>
       </w:r>
     </w:p>
     <w:p>
@@ -376,7 +376,7 @@
         <w:t xml:space="preserve">❌ Why Not Other Options: </w:t>
       </w:r>
       <w:r>
-        <w:t>a — Bed rest is not the treatment. | c — Amphotericin B is an antifungal. | d — Diet is not the management.</w:t>
+        <w:t>a — Allergic = urticaria, itching, wheezing. | c — TRALI = acute lung injury within 6 h, non-cardiogenic oedema. | d — Septic = fever, shock from contaminated blood.</w:t>
       </w:r>
     </w:p>
     <w:p>
@@ -391,7 +391,7 @@
         <w:t xml:space="preserve">⚠️ Exam Trap: </w:t>
       </w:r>
       <w:r>
-        <w:t>Lyme: erythema migrans rash + joint pain → doxycycline; untreated → arthritis, neuro signs.</w:t>
+        <w:t>Any new tachycardia/dyspnoea during a transfusion: STOP the transfusion, keep the line with saline, notify.</w:t>
       </w:r>
     </w:p>
     <w:p>
@@ -420,7 +420,7 @@
         <w:t xml:space="preserve">💎 PNC Pearl: </w:t>
       </w:r>
       <w:r>
-        <w:t>Lyme disease: doxycycline (tetracycline).</w:t>
+        <w:t>Transfusion + tachycardia + dyspnoea = acute haemolytic reaction.</w:t>
       </w:r>
     </w:p>
     <w:p>
@@ -447,7 +447,7 @@
         <w:t xml:space="preserve">Question: </w:t>
       </w:r>
       <w:r>
-        <w:t>A nurse is caring for an unconscious patient in the intensive care unit. The patient is exhibiting signs of respiratory distress, including increased respiratory rate, use of accessory muscles and a decrease in oxygen saturation. What is the nurse’s priority intervention?</w:t>
+        <w:t xml:space="preserve">Which of the following nosocomial infection is most common to occur after a surgery?   </w:t>
       </w:r>
     </w:p>
     <w:p>
@@ -460,7 +460,7 @@
           <w:i w:val="0"/>
           <w:sz w:val="21"/>
         </w:rPr>
-        <w:t>(a)  Administering oxygen via nasal cannula at 2 liters per minute</w:t>
+        <w:t>(a)  Pneumonia</w:t>
       </w:r>
     </w:p>
     <w:p>
@@ -473,7 +473,7 @@
           <w:i w:val="0"/>
           <w:sz w:val="21"/>
         </w:rPr>
-        <w:t>(b)  Placing the patient in a high Fowler’s position</w:t>
+        <w:t>(b)  SSI (Surgical Site Infection)</w:t>
       </w:r>
     </w:p>
     <w:p>
@@ -486,7 +486,7 @@
           <w:i w:val="0"/>
           <w:sz w:val="21"/>
         </w:rPr>
-        <w:t>(c)  Initiating Non-Invasive Positive Pressure Ventilation (NIPPV)</w:t>
+        <w:t xml:space="preserve">(c)  SIRS </w:t>
       </w:r>
     </w:p>
     <w:p>
@@ -499,7 +499,7 @@
           <w:i w:val="0"/>
           <w:sz w:val="21"/>
         </w:rPr>
-        <w:t>(d)  Administering an analgesic to alleviate pain</w:t>
+        <w:t>(d)  Atelectasis</w:t>
       </w:r>
     </w:p>
     <w:p>
@@ -512,7 +512,7 @@
           <w:i w:val="0"/>
           <w:sz w:val="22"/>
         </w:rPr>
-        <w:t>Answer: c</w:t>
+        <w:t>Answer: b</w:t>
       </w:r>
     </w:p>
     <w:p>
@@ -537,7 +537,7 @@
           <w:b/>
           <w:color w:val="1E7B1E"/>
         </w:rPr>
-        <w:t>c</w:t>
+        <w:t>b</w:t>
       </w:r>
     </w:p>
     <w:p>
@@ -551,7 +551,7 @@
         <w:t xml:space="preserve">🧠 Clinical Rationale: </w:t>
       </w:r>
       <w:r>
-        <w:t>An UNCONSCIOUS patient in respiratory distress with dropping SpO2 and accessory-muscle use needs immediate ventilatory support — NIPPV (Non-Invasive Positive Pressure Ventilation) is the priority intervention in this ICU setting. Low-flow nasal oxygen (2 L/min) is inadequate, repositioning alone is insufficient, and analgesia is irrelevant.</w:t>
+        <w:t>SURGICAL SITE INFECTION (SSI) is the MOST COMMON nosocomial infection after surgery — it accounts for the largest share of postoperative healthcare-associated infections. Pneumonia (VAP) is common in ventilated ICU patients; SIRS is a systemic response, not an infection; atelectasis is a respiratory complication, not an infection.</w:t>
       </w:r>
     </w:p>
     <w:p>
@@ -565,7 +565,7 @@
         <w:t xml:space="preserve">🔍 Key Clues: </w:t>
       </w:r>
       <w:r>
-        <w:t>Unconscious + respiratory distress + desaturation → NIPPV (ventilatory support).</w:t>
+        <w:t>Commonest post-surgery nosocomial infection = surgical site infection.</w:t>
       </w:r>
     </w:p>
     <w:p>
@@ -579,7 +579,7 @@
         <w:t xml:space="preserve">🚨 Priority Principle: </w:t>
       </w:r>
       <w:r>
-        <w:t>Patient safety and the ABC (airway, breathing, circulation) priorities come before diagnosis, documentation and non-urgent tasks.</w:t>
+        <w:t>Prevention and asepsis first — safe handling and precautions protect both the patient and the caregiver.</w:t>
       </w:r>
     </w:p>
     <w:p>
@@ -593,7 +593,7 @@
         <w:t xml:space="preserve">❌ Why Not Other Options: </w:t>
       </w:r>
       <w:r>
-        <w:t>a — 2 L/min nasal oxygen is inadequate for severe distress. | b — Positioning helps but is not the priority. | d — Analgesia is not the issue.</w:t>
+        <w:t>a — Pneumonia is common in ventilated patients. | c — SIRS is a syndrome, not an infection. | d — Atelectasis is a collapse, not infection.</w:t>
       </w:r>
     </w:p>
     <w:p>
@@ -608,7 +608,7 @@
         <w:t xml:space="preserve">⚠️ Exam Trap: </w:t>
       </w:r>
       <w:r>
-        <w:t>In an unconscious patient, protect the airway and provide ventilation — escalation over low-flow O2.</w:t>
+        <w:t>SSI prevention: antibiotic prophylaxis, normothermia, glucose control, skin antisepsis.</w:t>
       </w:r>
     </w:p>
     <w:p>
@@ -622,7 +622,7 @@
         <w:t xml:space="preserve">🩺 Clinical Thinking: </w:t>
       </w:r>
       <w:r>
-        <w:t>Identify (the problem) → Stabilize (ABC / patient safety) → Reassess (response) → Document (findings).</w:t>
+        <w:t>Recall (the key fact) → Connect (related high-yield facts) → Apply (exam context).</w:t>
       </w:r>
     </w:p>
     <w:p>
@@ -637,7 +637,7 @@
         <w:t xml:space="preserve">💎 PNC Pearl: </w:t>
       </w:r>
       <w:r>
-        <w:t>Respiratory distress + desaturation → NIPPV/ventilatory support.</w:t>
+        <w:t>Commonest nosocomial infection after surgery: SSI.</w:t>
       </w:r>
     </w:p>
     <w:p>
@@ -664,7 +664,4998 @@
         <w:t xml:space="preserve">Question: </w:t>
       </w:r>
       <w:r>
-        <w:t>Identify the given image:</w:t>
+        <w:t xml:space="preserve">A patient has lower abdominal pain and feels retention of urine. Which of the following method should be used by the nurse for excretion of urine? </w:t>
+      </w:r>
+    </w:p>
+    <w:p>
+      <w:pPr>
+        <w:spacing w:after="20" w:before="0"/>
+      </w:pPr>
+      <w:r>
+        <w:rPr>
+          <w:b w:val="0"/>
+          <w:i w:val="0"/>
+          <w:sz w:val="21"/>
+        </w:rPr>
+        <w:t>(a)  Heimlich maneuver</w:t>
+      </w:r>
+    </w:p>
+    <w:p>
+      <w:pPr>
+        <w:spacing w:after="20" w:before="0"/>
+      </w:pPr>
+      <w:r>
+        <w:rPr>
+          <w:b w:val="0"/>
+          <w:i w:val="0"/>
+          <w:sz w:val="21"/>
+        </w:rPr>
+        <w:t>(b)  Crede’s maneuver</w:t>
+      </w:r>
+    </w:p>
+    <w:p>
+      <w:pPr>
+        <w:spacing w:after="20" w:before="0"/>
+      </w:pPr>
+      <w:r>
+        <w:rPr>
+          <w:b w:val="0"/>
+          <w:i w:val="0"/>
+          <w:sz w:val="21"/>
+        </w:rPr>
+        <w:t>(c)  Jaw thrust maneuver</w:t>
+      </w:r>
+    </w:p>
+    <w:p>
+      <w:pPr>
+        <w:spacing w:after="20" w:before="0"/>
+      </w:pPr>
+      <w:r>
+        <w:rPr>
+          <w:b w:val="0"/>
+          <w:i w:val="0"/>
+          <w:sz w:val="21"/>
+        </w:rPr>
+        <w:t>(d)  Kegel’s exercise</w:t>
+      </w:r>
+    </w:p>
+    <w:p>
+      <w:pPr>
+        <w:spacing w:after="80" w:before="0"/>
+      </w:pPr>
+      <w:r>
+        <w:rPr>
+          <w:b/>
+          <w:i w:val="0"/>
+          <w:sz w:val="22"/>
+        </w:rPr>
+        <w:t>Answer: b</w:t>
+      </w:r>
+    </w:p>
+    <w:p>
+      <w:pPr>
+        <w:spacing w:after="20"/>
+      </w:pPr>
+      <w:r>
+        <w:rPr>
+          <w:b/>
+        </w:rPr>
+        <w:t xml:space="preserve">Solution: </w:t>
+      </w:r>
+      <w:r>
+        <w:rPr>
+          <w:b/>
+          <w:color w:val="1E7B1E"/>
+        </w:rPr>
+        <w:t xml:space="preserve">✅ Correct Answer: </w:t>
+      </w:r>
+      <w:r>
+        <w:rPr>
+          <w:b/>
+          <w:color w:val="1E7B1E"/>
+        </w:rPr>
+        <w:t>b</w:t>
+      </w:r>
+    </w:p>
+    <w:p>
+      <w:pPr>
+        <w:spacing w:after="20" w:before="0"/>
+      </w:pPr>
+      <w:r>
+        <w:rPr>
+          <w:b/>
+        </w:rPr>
+        <w:t xml:space="preserve">🧠 Clinical Rationale: </w:t>
+      </w:r>
+      <w:r>
+        <w:t>CREDE'S MANEUVER is the application of gentle suprapubic pressure over the bladder to help a patient with URINARY RETENTION pass urine — used in neurogenic bladder or postpartum retention. Heimlich is for choking; jaw thrust opens the airway; Kegel's exercises strengthen the pelvic floor, they do not empty a retained bladder.</w:t>
+      </w:r>
+    </w:p>
+    <w:p>
+      <w:pPr>
+        <w:spacing w:after="20" w:before="0"/>
+      </w:pPr>
+      <w:r>
+        <w:rPr>
+          <w:b/>
+        </w:rPr>
+        <w:t xml:space="preserve">🔍 Key Clues: </w:t>
+      </w:r>
+      <w:r>
+        <w:t>Urinary retention → Crede's maneuver (suprapubic pressure).</w:t>
+      </w:r>
+    </w:p>
+    <w:p>
+      <w:pPr>
+        <w:spacing w:after="20" w:before="0"/>
+      </w:pPr>
+      <w:r>
+        <w:rPr>
+          <w:b/>
+        </w:rPr>
+        <w:t xml:space="preserve">🚨 Priority Principle: </w:t>
+      </w:r>
+      <w:r>
+        <w:t>Recall the core fact precisely, then apply it to the clinical context.</w:t>
+      </w:r>
+    </w:p>
+    <w:p>
+      <w:pPr>
+        <w:spacing w:after="20" w:before="0"/>
+      </w:pPr>
+      <w:r>
+        <w:rPr>
+          <w:b/>
+        </w:rPr>
+        <w:t xml:space="preserve">❌ Why Not Other Options: </w:t>
+      </w:r>
+      <w:r>
+        <w:t>a — Heimlich = choking/food obstruction. | c — Jaw thrust = airway opening. | d — Kegel's = pelvic floor strengthening, not emptying.</w:t>
+      </w:r>
+    </w:p>
+    <w:p>
+      <w:pPr>
+        <w:spacing w:after="20" w:before="0"/>
+      </w:pPr>
+      <w:r>
+        <w:rPr>
+          <w:b/>
+          <w:color w:val="B45F06"/>
+        </w:rPr>
+        <w:t xml:space="preserve">⚠️ Exam Trap: </w:t>
+      </w:r>
+      <w:r>
+        <w:t>Crede's = bladder (urine); Heimlich = airway (choking); don't swap the maneuvers.</w:t>
+      </w:r>
+    </w:p>
+    <w:p>
+      <w:pPr>
+        <w:spacing w:after="20" w:before="0"/>
+      </w:pPr>
+      <w:r>
+        <w:rPr>
+          <w:b/>
+        </w:rPr>
+        <w:t xml:space="preserve">🩺 Clinical Thinking: </w:t>
+      </w:r>
+      <w:r>
+        <w:t>Recall (the key fact) → Connect (related high-yield facts) → Apply (exam context).</w:t>
+      </w:r>
+    </w:p>
+    <w:p>
+      <w:pPr>
+        <w:spacing w:after="20" w:before="0"/>
+      </w:pPr>
+      <w:r>
+        <w:rPr>
+          <w:b/>
+          <w:color w:val="1F3A5F"/>
+        </w:rPr>
+        <w:t xml:space="preserve">💎 PNC Pearl: </w:t>
+      </w:r>
+      <w:r>
+        <w:t>Urinary retention: Crede's maneuver.</w:t>
+      </w:r>
+    </w:p>
+    <w:p>
+      <w:pPr>
+        <w:spacing w:after="0" w:before="0"/>
+      </w:pPr>
+      <w:r>
+        <w:rPr>
+          <w:b/>
+          <w:i w:val="0"/>
+          <w:sz w:val="21"/>
+        </w:rPr>
+        <w:t>Positive Marks: 1    Negative Marks: 0.25</w:t>
+      </w:r>
+    </w:p>
+    <w:p>
+      <w:pPr>
+        <w:spacing w:before="280" w:after="40"/>
+      </w:pPr>
+      <w:r>
+        <w:rPr>
+          <w:b/>
+        </w:rPr>
+        <w:t xml:space="preserve">Question: </w:t>
+      </w:r>
+      <w:r>
+        <w:t xml:space="preserve">After the fetal activity test (non-stress test) is completed, the nurse is looking at the test results on the monitor strip. The RN observes that the fetal heart accelerated 5 beats/min with each fetal movement. The accelerations lasted 15 seconds and occurred 3 times during the 20-minute test. The nurse knows that these test results will be interpreted as:   </w:t>
+      </w:r>
+    </w:p>
+    <w:p>
+      <w:pPr>
+        <w:spacing w:after="20" w:before="0"/>
+      </w:pPr>
+      <w:r>
+        <w:rPr>
+          <w:b w:val="0"/>
+          <w:i w:val="0"/>
+          <w:sz w:val="21"/>
+        </w:rPr>
+        <w:t>(a)  A reactive test</w:t>
+      </w:r>
+    </w:p>
+    <w:p>
+      <w:pPr>
+        <w:spacing w:after="20" w:before="0"/>
+      </w:pPr>
+      <w:r>
+        <w:rPr>
+          <w:b w:val="0"/>
+          <w:i w:val="0"/>
+          <w:sz w:val="21"/>
+        </w:rPr>
+        <w:t>(b)  A nonreactive test</w:t>
+      </w:r>
+    </w:p>
+    <w:p>
+      <w:pPr>
+        <w:spacing w:after="20" w:before="0"/>
+      </w:pPr>
+      <w:r>
+        <w:rPr>
+          <w:b w:val="0"/>
+          <w:i w:val="0"/>
+          <w:sz w:val="21"/>
+        </w:rPr>
+        <w:t>(c)  An unsatisfactory test</w:t>
+      </w:r>
+    </w:p>
+    <w:p>
+      <w:pPr>
+        <w:spacing w:after="20" w:before="0"/>
+      </w:pPr>
+      <w:r>
+        <w:rPr>
+          <w:b w:val="0"/>
+          <w:i w:val="0"/>
+          <w:sz w:val="21"/>
+        </w:rPr>
+        <w:t>(d)  A negative test</w:t>
+      </w:r>
+    </w:p>
+    <w:p>
+      <w:pPr>
+        <w:spacing w:after="80" w:before="0"/>
+      </w:pPr>
+      <w:r>
+        <w:rPr>
+          <w:b/>
+          <w:i w:val="0"/>
+          <w:sz w:val="22"/>
+        </w:rPr>
+        <w:t>Answer: b</w:t>
+      </w:r>
+    </w:p>
+    <w:p>
+      <w:pPr>
+        <w:spacing w:after="20"/>
+      </w:pPr>
+      <w:r>
+        <w:rPr>
+          <w:b/>
+        </w:rPr>
+        <w:t xml:space="preserve">Solution: </w:t>
+      </w:r>
+      <w:r>
+        <w:rPr>
+          <w:b/>
+          <w:color w:val="1E7B1E"/>
+        </w:rPr>
+        <w:t xml:space="preserve">✅ Correct Answer: </w:t>
+      </w:r>
+      <w:r>
+        <w:rPr>
+          <w:b/>
+          <w:color w:val="1E7B1E"/>
+        </w:rPr>
+        <w:t>b</w:t>
+      </w:r>
+    </w:p>
+    <w:p>
+      <w:pPr>
+        <w:spacing w:after="20" w:before="0"/>
+      </w:pPr>
+      <w:r>
+        <w:rPr>
+          <w:b/>
+        </w:rPr>
+        <w:t xml:space="preserve">🧠 Clinical Rationale: </w:t>
+      </w:r>
+      <w:r>
+        <w:t>An NST is REACTIVE only when there are at least TWO accelerations of 15 bpm ABOVE BASELINE, each lasting 15 seconds, in 20 minutes. Here the accelerations are only 5 beats/min (below the required 15) — so the test is NONREACTIVE and requires further evaluation (e.g., extended monitoring, biophysical profile).</w:t>
+      </w:r>
+    </w:p>
+    <w:p>
+      <w:pPr>
+        <w:spacing w:after="20" w:before="0"/>
+      </w:pPr>
+      <w:r>
+        <w:rPr>
+          <w:b/>
+        </w:rPr>
+        <w:t xml:space="preserve">🔍 Key Clues: </w:t>
+      </w:r>
+      <w:r>
+        <w:t>Accelerations of only 5 bpm (need 15) = NONREACTIVE NST.</w:t>
+      </w:r>
+    </w:p>
+    <w:p>
+      <w:pPr>
+        <w:spacing w:after="20" w:before="0"/>
+      </w:pPr>
+      <w:r>
+        <w:rPr>
+          <w:b/>
+        </w:rPr>
+        <w:t xml:space="preserve">🚨 Priority Principle: </w:t>
+      </w:r>
+      <w:r>
+        <w:t>Mother-and-baby safety first — prevent complications before they occur and act promptly when they do.</w:t>
+      </w:r>
+    </w:p>
+    <w:p>
+      <w:pPr>
+        <w:spacing w:after="20" w:before="0"/>
+      </w:pPr>
+      <w:r>
+        <w:rPr>
+          <w:b/>
+        </w:rPr>
+        <w:t xml:space="preserve">❌ Why Not Other Options: </w:t>
+      </w:r>
+      <w:r>
+        <w:t>a — Reactive requires 15 bpm accelerations, not 5. | c — Unsatisfactory = technical problems with the strip. | d — Negative is a CST term, not NST.</w:t>
+      </w:r>
+    </w:p>
+    <w:p>
+      <w:pPr>
+        <w:spacing w:after="20" w:before="0"/>
+      </w:pPr>
+      <w:r>
+        <w:rPr>
+          <w:b/>
+          <w:color w:val="B45F06"/>
+        </w:rPr>
+        <w:t xml:space="preserve">⚠️ Exam Trap: </w:t>
+      </w:r>
+      <w:r>
+        <w:t>Reactivity criteria: 15 bpm × 15 s × 2 in 20 min — 5 bpm accelerations fail the bar.</w:t>
+      </w:r>
+    </w:p>
+    <w:p>
+      <w:pPr>
+        <w:spacing w:after="20" w:before="0"/>
+      </w:pPr>
+      <w:r>
+        <w:rPr>
+          <w:b/>
+        </w:rPr>
+        <w:t xml:space="preserve">🩺 Clinical Thinking: </w:t>
+      </w:r>
+      <w:r>
+        <w:t>Recall (the key fact) → Connect (related high-yield facts) → Apply (exam context).</w:t>
+      </w:r>
+    </w:p>
+    <w:p>
+      <w:pPr>
+        <w:spacing w:after="20" w:before="0"/>
+      </w:pPr>
+      <w:r>
+        <w:rPr>
+          <w:b/>
+          <w:color w:val="1F3A5F"/>
+        </w:rPr>
+        <w:t xml:space="preserve">💎 PNC Pearl: </w:t>
+      </w:r>
+      <w:r>
+        <w:t>NST with only 5 bpm accelerations = nonreactive.</w:t>
+      </w:r>
+    </w:p>
+    <w:p>
+      <w:pPr>
+        <w:spacing w:after="0" w:before="0"/>
+      </w:pPr>
+      <w:r>
+        <w:rPr>
+          <w:b/>
+          <w:i w:val="0"/>
+          <w:sz w:val="21"/>
+        </w:rPr>
+        <w:t>Positive Marks: 1    Negative Marks: 0.25</w:t>
+      </w:r>
+    </w:p>
+    <w:p>
+      <w:pPr>
+        <w:spacing w:before="280" w:after="40"/>
+      </w:pPr>
+      <w:r>
+        <w:rPr>
+          <w:b/>
+        </w:rPr>
+        <w:t xml:space="preserve">Question: </w:t>
+      </w:r>
+      <w:r>
+        <w:t xml:space="preserve">In addition to changing the mother’s position to relieve cord pressure, the nurse may employ the following measures in the event when she observes that the cord is out of the vagina:  </w:t>
+      </w:r>
+    </w:p>
+    <w:p>
+      <w:pPr>
+        <w:spacing w:after="20" w:before="0"/>
+      </w:pPr>
+      <w:r>
+        <w:rPr>
+          <w:b w:val="0"/>
+          <w:i w:val="0"/>
+          <w:sz w:val="21"/>
+        </w:rPr>
+        <w:t xml:space="preserve">(a)  Immediately, pour sterile saline on the cord and repeat every 15 minutes to prevent drying </w:t>
+      </w:r>
+    </w:p>
+    <w:p>
+      <w:pPr>
+        <w:spacing w:after="20" w:before="0"/>
+      </w:pPr>
+      <w:r>
+        <w:rPr>
+          <w:b w:val="0"/>
+          <w:i w:val="0"/>
+          <w:sz w:val="21"/>
+        </w:rPr>
+        <w:t xml:space="preserve">(b)  Cover the cord with a wet sponge </w:t>
+      </w:r>
+    </w:p>
+    <w:p>
+      <w:pPr>
+        <w:spacing w:after="20" w:before="0"/>
+      </w:pPr>
+      <w:r>
+        <w:rPr>
+          <w:b w:val="0"/>
+          <w:i w:val="0"/>
+          <w:sz w:val="21"/>
+        </w:rPr>
+        <w:t>(c)  Apply a cord clamp to the exposed cord and cover with a sterile towel</w:t>
+      </w:r>
+    </w:p>
+    <w:p>
+      <w:pPr>
+        <w:spacing w:after="20" w:before="0"/>
+      </w:pPr>
+      <w:r>
+        <w:rPr>
+          <w:b w:val="0"/>
+          <w:i w:val="0"/>
+          <w:sz w:val="21"/>
+        </w:rPr>
+        <w:t xml:space="preserve">(d)  Keep the cord warm and moist by continuous applications of warm sterile saline compresses  </w:t>
+      </w:r>
+    </w:p>
+    <w:p>
+      <w:pPr>
+        <w:spacing w:after="80" w:before="0"/>
+      </w:pPr>
+      <w:r>
+        <w:rPr>
+          <w:b/>
+          <w:i w:val="0"/>
+          <w:sz w:val="22"/>
+        </w:rPr>
+        <w:t>Answer: d</w:t>
+      </w:r>
+    </w:p>
+    <w:p>
+      <w:pPr>
+        <w:spacing w:after="20"/>
+      </w:pPr>
+      <w:r>
+        <w:rPr>
+          <w:b/>
+        </w:rPr>
+        <w:t xml:space="preserve">Solution: </w:t>
+      </w:r>
+      <w:r>
+        <w:rPr>
+          <w:b/>
+          <w:color w:val="1E7B1E"/>
+        </w:rPr>
+        <w:t xml:space="preserve">✅ Correct Answer: </w:t>
+      </w:r>
+      <w:r>
+        <w:rPr>
+          <w:b/>
+          <w:color w:val="1E7B1E"/>
+        </w:rPr>
+        <w:t>d</w:t>
+      </w:r>
+    </w:p>
+    <w:p>
+      <w:pPr>
+        <w:spacing w:after="20" w:before="0"/>
+      </w:pPr>
+      <w:r>
+        <w:rPr>
+          <w:b/>
+        </w:rPr>
+        <w:t xml:space="preserve">🧠 Clinical Rationale: </w:t>
+      </w:r>
+      <w:r>
+        <w:t>In CORD PROLAPSE the priority is to relieve pressure on the cord and keep it WARM AND MOIST — the nurse keeps the cord moist with WARM STERILE SALINE COMPRESSES while the mother is positioned (knee-chest or Trendelenburg) and the physician prepares for immediate delivery. Pouring saline over it is less controlled; never clamp the cord (it is the baby's lifeline).</w:t>
+      </w:r>
+    </w:p>
+    <w:p>
+      <w:pPr>
+        <w:spacing w:after="20" w:before="0"/>
+      </w:pPr>
+      <w:r>
+        <w:rPr>
+          <w:b/>
+        </w:rPr>
+        <w:t xml:space="preserve">🔍 Key Clues: </w:t>
+      </w:r>
+      <w:r>
+        <w:t>Cord prolapse: relieve pressure + keep the cord warm and moist.</w:t>
+      </w:r>
+    </w:p>
+    <w:p>
+      <w:pPr>
+        <w:spacing w:after="20" w:before="0"/>
+      </w:pPr>
+      <w:r>
+        <w:rPr>
+          <w:b/>
+        </w:rPr>
+        <w:t xml:space="preserve">🚨 Priority Principle: </w:t>
+      </w:r>
+      <w:r>
+        <w:t>Mother-and-baby safety first — prevent complications before they occur and act promptly when they do.</w:t>
+      </w:r>
+    </w:p>
+    <w:p>
+      <w:pPr>
+        <w:spacing w:after="20" w:before="0"/>
+      </w:pPr>
+      <w:r>
+        <w:rPr>
+          <w:b/>
+        </w:rPr>
+        <w:t xml:space="preserve">❌ Why Not Other Options: </w:t>
+      </w:r>
+      <w:r>
+        <w:t>a — Pouring saline is uncontrolled; compresses are the standard. | b — A wet sponge is not the standard method. | c — NEVER clamp the prolapsed cord.</w:t>
+      </w:r>
+    </w:p>
+    <w:p>
+      <w:pPr>
+        <w:spacing w:after="20" w:before="0"/>
+      </w:pPr>
+      <w:r>
+        <w:rPr>
+          <w:b/>
+          <w:color w:val="B45F06"/>
+        </w:rPr>
+        <w:t xml:space="preserve">⚠️ Exam Trap: </w:t>
+      </w:r>
+      <w:r>
+        <w:t>Cord prolapse: never handle/clamp the cord; keep it moist, elevate the presenting part, prepare for C-section.</w:t>
+      </w:r>
+    </w:p>
+    <w:p>
+      <w:pPr>
+        <w:spacing w:after="20" w:before="0"/>
+      </w:pPr>
+      <w:r>
+        <w:rPr>
+          <w:b/>
+        </w:rPr>
+        <w:t xml:space="preserve">🩺 Clinical Thinking: </w:t>
+      </w:r>
+      <w:r>
+        <w:t>Recall (the key fact) → Connect (related high-yield facts) → Apply (exam context).</w:t>
+      </w:r>
+    </w:p>
+    <w:p>
+      <w:pPr>
+        <w:spacing w:after="20" w:before="0"/>
+      </w:pPr>
+      <w:r>
+        <w:rPr>
+          <w:b/>
+          <w:color w:val="1F3A5F"/>
+        </w:rPr>
+        <w:t xml:space="preserve">💎 PNC Pearl: </w:t>
+      </w:r>
+      <w:r>
+        <w:t>Cord prolapse: warm moist saline compresses + knee-chest position.</w:t>
+      </w:r>
+    </w:p>
+    <w:p>
+      <w:pPr>
+        <w:spacing w:after="0" w:before="0"/>
+      </w:pPr>
+      <w:r>
+        <w:rPr>
+          <w:b/>
+          <w:i w:val="0"/>
+          <w:sz w:val="21"/>
+        </w:rPr>
+        <w:t>Positive Marks: 1    Negative Marks: 0.25</w:t>
+      </w:r>
+    </w:p>
+    <w:p>
+      <w:pPr>
+        <w:spacing w:before="280" w:after="40"/>
+      </w:pPr>
+      <w:r>
+        <w:rPr>
+          <w:b/>
+        </w:rPr>
+        <w:t xml:space="preserve">Question: </w:t>
+      </w:r>
+      <w:r>
+        <w:t xml:space="preserve">After performing a sterile vaginal exam on a client who has just been admitted to the unit in active labor and placed on an electronic fetal monitor, the RN assesses that the fetal head is at +2 station. She documents this on the monitor strip. Fetal head at +2 station means that the fetal head is located where in the pelvis? </w:t>
+      </w:r>
+    </w:p>
+    <w:p>
+      <w:pPr>
+        <w:spacing w:after="20" w:before="0"/>
+      </w:pPr>
+      <w:r>
+        <w:rPr>
+          <w:b w:val="0"/>
+          <w:i w:val="0"/>
+          <w:sz w:val="21"/>
+        </w:rPr>
+        <w:t>(a)  Two centimetre below the ischial spine</w:t>
+      </w:r>
+    </w:p>
+    <w:p>
+      <w:pPr>
+        <w:spacing w:after="20" w:before="0"/>
+      </w:pPr>
+      <w:r>
+        <w:rPr>
+          <w:b w:val="0"/>
+          <w:i w:val="0"/>
+          <w:sz w:val="21"/>
+        </w:rPr>
+        <w:t>(b)  One centimetre above the ischial spine</w:t>
+      </w:r>
+    </w:p>
+    <w:p>
+      <w:pPr>
+        <w:spacing w:after="20" w:before="0"/>
+      </w:pPr>
+      <w:r>
+        <w:rPr>
+          <w:b w:val="0"/>
+          <w:i w:val="0"/>
+          <w:sz w:val="21"/>
+        </w:rPr>
+        <w:t>(c)  Has not entered the pelvic inlet yet</w:t>
+      </w:r>
+    </w:p>
+    <w:p>
+      <w:pPr>
+        <w:spacing w:after="20" w:before="0"/>
+      </w:pPr>
+      <w:r>
+        <w:rPr>
+          <w:b w:val="0"/>
+          <w:i w:val="0"/>
+          <w:sz w:val="21"/>
+        </w:rPr>
+        <w:t>(d)  Located in the pelvic outlet</w:t>
+      </w:r>
+    </w:p>
+    <w:p>
+      <w:pPr>
+        <w:spacing w:after="80" w:before="0"/>
+      </w:pPr>
+      <w:r>
+        <w:rPr>
+          <w:b/>
+          <w:i w:val="0"/>
+          <w:sz w:val="22"/>
+        </w:rPr>
+        <w:t>Answer: a</w:t>
+      </w:r>
+    </w:p>
+    <w:p>
+      <w:pPr>
+        <w:spacing w:after="20"/>
+      </w:pPr>
+      <w:r>
+        <w:rPr>
+          <w:b/>
+        </w:rPr>
+        <w:t xml:space="preserve">Solution: </w:t>
+      </w:r>
+      <w:r>
+        <w:rPr>
+          <w:b/>
+          <w:color w:val="1E7B1E"/>
+        </w:rPr>
+        <w:t xml:space="preserve">✅ Correct Answer: </w:t>
+      </w:r>
+      <w:r>
+        <w:rPr>
+          <w:b/>
+          <w:color w:val="1E7B1E"/>
+        </w:rPr>
+        <w:t>a</w:t>
+      </w:r>
+    </w:p>
+    <w:p>
+      <w:pPr>
+        <w:spacing w:after="20" w:before="0"/>
+      </w:pPr>
+      <w:r>
+        <w:rPr>
+          <w:b/>
+        </w:rPr>
+        <w:t xml:space="preserve">🧠 Clinical Rationale: </w:t>
+      </w:r>
+      <w:r>
+        <w:t>STATION measures fetal descent in centimetres from the ISCHIAL SPINES (0 station). POSITIVE stations (+1, +2) mean the presenting part is BELOW the ischial spines: +2 = 2 cm BELOW the spines. Negative stations (−1, −2) are above the spines; 0 = at the spines.</w:t>
+      </w:r>
+    </w:p>
+    <w:p>
+      <w:pPr>
+        <w:spacing w:after="20" w:before="0"/>
+      </w:pPr>
+      <w:r>
+        <w:rPr>
+          <w:b/>
+        </w:rPr>
+        <w:t xml:space="preserve">🔍 Key Clues: </w:t>
+      </w:r>
+      <w:r>
+        <w:t>+2 station = 2 cm below the ischial spines.</w:t>
+      </w:r>
+    </w:p>
+    <w:p>
+      <w:pPr>
+        <w:spacing w:after="20" w:before="0"/>
+      </w:pPr>
+      <w:r>
+        <w:rPr>
+          <w:b/>
+        </w:rPr>
+        <w:t xml:space="preserve">🚨 Priority Principle: </w:t>
+      </w:r>
+      <w:r>
+        <w:t>Prevention and asepsis first — safe handling and precautions protect both the patient and the caregiver.</w:t>
+      </w:r>
+    </w:p>
+    <w:p>
+      <w:pPr>
+        <w:spacing w:after="20" w:before="0"/>
+      </w:pPr>
+      <w:r>
+        <w:rPr>
+          <w:b/>
+        </w:rPr>
+        <w:t xml:space="preserve">❌ Why Not Other Options: </w:t>
+      </w:r>
+      <w:r>
+        <w:t>b — 1 cm above = −1 station. | c — Above the inlet = high, −3 to −5. | d — Pelvic outlet = +3 to +5.</w:t>
+      </w:r>
+    </w:p>
+    <w:p>
+      <w:pPr>
+        <w:spacing w:after="20" w:before="0"/>
+      </w:pPr>
+      <w:r>
+        <w:rPr>
+          <w:b/>
+          <w:color w:val="B45F06"/>
+        </w:rPr>
+        <w:t xml:space="preserve">⚠️ Exam Trap: </w:t>
+      </w:r>
+      <w:r>
+        <w:t>Station sign: + below the spines, − above the spines — +2 means 2 cm below.</w:t>
+      </w:r>
+    </w:p>
+    <w:p>
+      <w:pPr>
+        <w:spacing w:after="20" w:before="0"/>
+      </w:pPr>
+      <w:r>
+        <w:rPr>
+          <w:b/>
+        </w:rPr>
+        <w:t xml:space="preserve">🩺 Clinical Thinking: </w:t>
+      </w:r>
+      <w:r>
+        <w:t>Recall (the key fact) → Connect (related high-yield facts) → Apply (exam context).</w:t>
+      </w:r>
+    </w:p>
+    <w:p>
+      <w:pPr>
+        <w:spacing w:after="20" w:before="0"/>
+      </w:pPr>
+      <w:r>
+        <w:rPr>
+          <w:b/>
+          <w:color w:val="1F3A5F"/>
+        </w:rPr>
+        <w:t xml:space="preserve">💎 PNC Pearl: </w:t>
+      </w:r>
+      <w:r>
+        <w:t>+2 station: fetal head 2 cm below the ischial spines.</w:t>
+      </w:r>
+    </w:p>
+    <w:p>
+      <w:pPr>
+        <w:spacing w:after="0" w:before="0"/>
+      </w:pPr>
+      <w:r>
+        <w:rPr>
+          <w:b/>
+          <w:i w:val="0"/>
+          <w:sz w:val="21"/>
+        </w:rPr>
+        <w:t>Positive Marks: 1    Negative Marks: 0.25</w:t>
+      </w:r>
+    </w:p>
+    <w:p>
+      <w:pPr>
+        <w:spacing w:before="280" w:after="40"/>
+      </w:pPr>
+      <w:r>
+        <w:rPr>
+          <w:b/>
+        </w:rPr>
+        <w:t xml:space="preserve">Question: </w:t>
+      </w:r>
+      <w:r>
+        <w:t xml:space="preserve">A nurse is conducting a vaginal examination on a pregnant client in labor. The nurse assesses that the fetal head is at a station of -1. What does this station value indicate regarding the fetal head’s position in the pelvis? </w:t>
+      </w:r>
+    </w:p>
+    <w:p>
+      <w:pPr>
+        <w:spacing w:after="20" w:before="0"/>
+      </w:pPr>
+      <w:r>
+        <w:rPr>
+          <w:b w:val="0"/>
+          <w:i w:val="0"/>
+          <w:sz w:val="21"/>
+        </w:rPr>
+        <w:t>(a)  The fetal head is at the level of the ischial spine</w:t>
+      </w:r>
+    </w:p>
+    <w:p>
+      <w:pPr>
+        <w:spacing w:after="20" w:before="0"/>
+      </w:pPr>
+      <w:r>
+        <w:rPr>
+          <w:b w:val="0"/>
+          <w:i w:val="0"/>
+          <w:sz w:val="21"/>
+        </w:rPr>
+        <w:t>(b)  The fetal head is one centimeter below the ischial spine</w:t>
+      </w:r>
+    </w:p>
+    <w:p>
+      <w:pPr>
+        <w:spacing w:after="20" w:before="0"/>
+      </w:pPr>
+      <w:r>
+        <w:rPr>
+          <w:b w:val="0"/>
+          <w:i w:val="0"/>
+          <w:sz w:val="21"/>
+        </w:rPr>
+        <w:t>(c)  The fetal head has not yet entered the pelvic inlet</w:t>
+      </w:r>
+    </w:p>
+    <w:p>
+      <w:pPr>
+        <w:spacing w:after="20" w:before="0"/>
+      </w:pPr>
+      <w:r>
+        <w:rPr>
+          <w:b w:val="0"/>
+          <w:i w:val="0"/>
+          <w:sz w:val="21"/>
+        </w:rPr>
+        <w:t xml:space="preserve">(d)  The fetal head is located in the pelvic outlet </w:t>
+      </w:r>
+    </w:p>
+    <w:p>
+      <w:pPr>
+        <w:spacing w:after="80" w:before="0"/>
+      </w:pPr>
+      <w:r>
+        <w:rPr>
+          <w:b/>
+          <w:i w:val="0"/>
+          <w:sz w:val="22"/>
+        </w:rPr>
+        <w:t>Answer: a</w:t>
+      </w:r>
+    </w:p>
+    <w:p>
+      <w:pPr>
+        <w:spacing w:after="20"/>
+      </w:pPr>
+      <w:r>
+        <w:rPr>
+          <w:b/>
+        </w:rPr>
+        <w:t xml:space="preserve">Solution: </w:t>
+      </w:r>
+      <w:r>
+        <w:rPr>
+          <w:b/>
+          <w:color w:val="1E7B1E"/>
+        </w:rPr>
+        <w:t xml:space="preserve">✅ Correct Answer: </w:t>
+      </w:r>
+      <w:r>
+        <w:rPr>
+          <w:b/>
+          <w:color w:val="1E7B1E"/>
+        </w:rPr>
+        <w:t>a</w:t>
+      </w:r>
+    </w:p>
+    <w:p>
+      <w:pPr>
+        <w:spacing w:after="20" w:before="0"/>
+      </w:pPr>
+      <w:r>
+        <w:rPr>
+          <w:b/>
+        </w:rPr>
+        <w:t xml:space="preserve">🧠 Clinical Rationale: </w:t>
+      </w:r>
+      <w:r>
+        <w:t>A station of −1 means the presenting part is 1 cm ABOVE the ischial spines — i.e., it has not yet reached the spines (0 station) and is still approaching the pelvic inlet. Positive stations are below the spines; the outlet is +3 to +5; a head still above the inlet would be −3 or higher.</w:t>
+      </w:r>
+    </w:p>
+    <w:p>
+      <w:pPr>
+        <w:spacing w:after="20" w:before="0"/>
+      </w:pPr>
+      <w:r>
+        <w:rPr>
+          <w:b/>
+        </w:rPr>
+        <w:t xml:space="preserve">🔍 Key Clues: </w:t>
+      </w:r>
+      <w:r>
+        <w:t>−1 station = 1 cm above the ischial spines.</w:t>
+      </w:r>
+    </w:p>
+    <w:p>
+      <w:pPr>
+        <w:spacing w:after="20" w:before="0"/>
+      </w:pPr>
+      <w:r>
+        <w:rPr>
+          <w:b/>
+        </w:rPr>
+        <w:t xml:space="preserve">🚨 Priority Principle: </w:t>
+      </w:r>
+      <w:r>
+        <w:t>Mother-and-baby safety first — prevent complications before they occur and act promptly when they do.</w:t>
+      </w:r>
+    </w:p>
+    <w:p>
+      <w:pPr>
+        <w:spacing w:after="20" w:before="0"/>
+      </w:pPr>
+      <w:r>
+        <w:rPr>
+          <w:b/>
+        </w:rPr>
+        <w:t xml:space="preserve">❌ Why Not Other Options: </w:t>
+      </w:r>
+      <w:r>
+        <w:t>b — Below the spine would be +1. | c — Not yet entered the inlet = much higher (−3 to −5). | d — Outlet = +3 to +5, not −1.</w:t>
+      </w:r>
+    </w:p>
+    <w:p>
+      <w:pPr>
+        <w:spacing w:after="20" w:before="0"/>
+      </w:pPr>
+      <w:r>
+        <w:rPr>
+          <w:b/>
+          <w:color w:val="B45F06"/>
+        </w:rPr>
+        <w:t xml:space="preserve">⚠️ Exam Trap: </w:t>
+      </w:r>
+      <w:r>
+        <w:t>Minus station = above the spines; the keyed phrase is 'at the level of' meaning just above it.</w:t>
+      </w:r>
+    </w:p>
+    <w:p>
+      <w:pPr>
+        <w:spacing w:after="20" w:before="0"/>
+      </w:pPr>
+      <w:r>
+        <w:rPr>
+          <w:b/>
+        </w:rPr>
+        <w:t xml:space="preserve">🩺 Clinical Thinking: </w:t>
+      </w:r>
+      <w:r>
+        <w:t>Recall (the key fact) → Connect (related high-yield facts) → Apply (exam context).</w:t>
+      </w:r>
+    </w:p>
+    <w:p>
+      <w:pPr>
+        <w:spacing w:after="20" w:before="0"/>
+      </w:pPr>
+      <w:r>
+        <w:rPr>
+          <w:b/>
+          <w:color w:val="1F3A5F"/>
+        </w:rPr>
+        <w:t xml:space="preserve">💎 PNC Pearl: </w:t>
+      </w:r>
+      <w:r>
+        <w:t>−1 station: head 1 cm above the ischial spine.</w:t>
+      </w:r>
+    </w:p>
+    <w:p>
+      <w:pPr>
+        <w:spacing w:after="0" w:before="0"/>
+      </w:pPr>
+      <w:r>
+        <w:rPr>
+          <w:b/>
+          <w:i w:val="0"/>
+          <w:sz w:val="21"/>
+        </w:rPr>
+        <w:t>Positive Marks: 1    Negative Marks: 0.25</w:t>
+      </w:r>
+    </w:p>
+    <w:p>
+      <w:pPr>
+        <w:spacing w:before="280" w:after="40"/>
+      </w:pPr>
+      <w:r>
+        <w:rPr>
+          <w:b/>
+        </w:rPr>
+        <w:t xml:space="preserve">Question: </w:t>
+      </w:r>
+      <w:r>
+        <w:t>A patient with 41-weeks of gestation is in labour unit with 3 cm cervix dilation, duration of contraction is 70 sec. Patient is on Oxytocin infusion. The nursing priority for this patient is to:</w:t>
+      </w:r>
+    </w:p>
+    <w:p>
+      <w:pPr>
+        <w:spacing w:after="20" w:before="0"/>
+      </w:pPr>
+      <w:r>
+        <w:rPr>
+          <w:b w:val="0"/>
+          <w:i w:val="0"/>
+          <w:sz w:val="21"/>
+        </w:rPr>
+        <w:t xml:space="preserve">(a)  Check FHR </w:t>
+      </w:r>
+    </w:p>
+    <w:p>
+      <w:pPr>
+        <w:spacing w:after="20" w:before="0"/>
+      </w:pPr>
+      <w:r>
+        <w:rPr>
+          <w:b w:val="0"/>
+          <w:i w:val="0"/>
+          <w:sz w:val="21"/>
+        </w:rPr>
+        <w:t>(b)  Stop Oxytocin</w:t>
+      </w:r>
+    </w:p>
+    <w:p>
+      <w:pPr>
+        <w:spacing w:after="20" w:before="0"/>
+      </w:pPr>
+      <w:r>
+        <w:rPr>
+          <w:b w:val="0"/>
+          <w:i w:val="0"/>
+          <w:sz w:val="21"/>
+        </w:rPr>
+        <w:t>(c)  Change position</w:t>
+      </w:r>
+    </w:p>
+    <w:p>
+      <w:pPr>
+        <w:spacing w:after="20" w:before="0"/>
+      </w:pPr>
+      <w:r>
+        <w:rPr>
+          <w:b w:val="0"/>
+          <w:i w:val="0"/>
+          <w:sz w:val="21"/>
+        </w:rPr>
+        <w:t>(d)  Increase dose of Oxytocin</w:t>
+      </w:r>
+    </w:p>
+    <w:p>
+      <w:pPr>
+        <w:spacing w:after="80" w:before="0"/>
+      </w:pPr>
+      <w:r>
+        <w:rPr>
+          <w:b/>
+          <w:i w:val="0"/>
+          <w:sz w:val="22"/>
+        </w:rPr>
+        <w:t>Answer: b</w:t>
+      </w:r>
+    </w:p>
+    <w:p>
+      <w:pPr>
+        <w:spacing w:after="20"/>
+      </w:pPr>
+      <w:r>
+        <w:rPr>
+          <w:b/>
+        </w:rPr>
+        <w:t xml:space="preserve">Solution: </w:t>
+      </w:r>
+      <w:r>
+        <w:rPr>
+          <w:b/>
+          <w:color w:val="1E7B1E"/>
+        </w:rPr>
+        <w:t xml:space="preserve">✅ Correct Answer: </w:t>
+      </w:r>
+      <w:r>
+        <w:rPr>
+          <w:b/>
+          <w:color w:val="1E7B1E"/>
+        </w:rPr>
+        <w:t>b</w:t>
+      </w:r>
+    </w:p>
+    <w:p>
+      <w:pPr>
+        <w:spacing w:after="20" w:before="0"/>
+      </w:pPr>
+      <w:r>
+        <w:rPr>
+          <w:b/>
+        </w:rPr>
+        <w:t xml:space="preserve">🧠 Clinical Rationale: </w:t>
+      </w:r>
+      <w:r>
+        <w:t>Contractions lasting 70 SECONDS are hyperstimulation (normal active-labour contractions are 45–60 s), and with oxytocin running the priority is to STOP THE OXYTOCIN — prolonged/tetanic contractions compromise uteroplacental perfusion and the fetal heart rate. The FHR is checked alongside, but stopping the oxytocin is the keyed priority for uterine hyperstimulation.</w:t>
+      </w:r>
+    </w:p>
+    <w:p>
+      <w:pPr>
+        <w:spacing w:after="20" w:before="0"/>
+      </w:pPr>
+      <w:r>
+        <w:rPr>
+          <w:b/>
+        </w:rPr>
+        <w:t xml:space="preserve">🔍 Key Clues: </w:t>
+      </w:r>
+      <w:r>
+        <w:t>70-second contractions on oxytocin = hyperstimulation → stop the oxytocin.</w:t>
+      </w:r>
+    </w:p>
+    <w:p>
+      <w:pPr>
+        <w:spacing w:after="20" w:before="0"/>
+      </w:pPr>
+      <w:r>
+        <w:rPr>
+          <w:b/>
+        </w:rPr>
+        <w:t xml:space="preserve">🚨 Priority Principle: </w:t>
+      </w:r>
+      <w:r>
+        <w:t>Patient safety and the ABC (airway, breathing, circulation) priorities come before diagnosis, documentation and non-urgent tasks.</w:t>
+      </w:r>
+    </w:p>
+    <w:p>
+      <w:pPr>
+        <w:spacing w:after="20" w:before="0"/>
+      </w:pPr>
+      <w:r>
+        <w:rPr>
+          <w:b/>
+        </w:rPr>
+        <w:t xml:space="preserve">❌ Why Not Other Options: </w:t>
+      </w:r>
+      <w:r>
+        <w:t>a — FHR check follows, but the oxytocin must stop first. | c — Position change does not correct 70-s contractions. | d — Increasing the dose worsens hyperstimulation.</w:t>
+      </w:r>
+    </w:p>
+    <w:p>
+      <w:pPr>
+        <w:spacing w:after="20" w:before="0"/>
+      </w:pPr>
+      <w:r>
+        <w:rPr>
+          <w:b/>
+          <w:color w:val="B45F06"/>
+        </w:rPr>
+        <w:t xml:space="preserve">⚠️ Exam Trap: </w:t>
+      </w:r>
+      <w:r>
+        <w:t>Oxytocin hyperstimulation (contractions &gt; 60-90 s / &gt; 5 in 10 min): stop the infusion.</w:t>
+      </w:r>
+    </w:p>
+    <w:p>
+      <w:pPr>
+        <w:spacing w:after="20" w:before="0"/>
+      </w:pPr>
+      <w:r>
+        <w:rPr>
+          <w:b/>
+        </w:rPr>
+        <w:t xml:space="preserve">🩺 Clinical Thinking: </w:t>
+      </w:r>
+      <w:r>
+        <w:t>Identify (the problem) → Stabilize (ABC / patient safety) → Reassess (response) → Document (findings).</w:t>
+      </w:r>
+    </w:p>
+    <w:p>
+      <w:pPr>
+        <w:spacing w:after="20" w:before="0"/>
+      </w:pPr>
+      <w:r>
+        <w:rPr>
+          <w:b/>
+          <w:color w:val="1F3A5F"/>
+        </w:rPr>
+        <w:t xml:space="preserve">💎 PNC Pearl: </w:t>
+      </w:r>
+      <w:r>
+        <w:t>Contractions 70 s on oxytocin: stop the oxytocin.</w:t>
+      </w:r>
+    </w:p>
+    <w:p>
+      <w:pPr>
+        <w:spacing w:after="0" w:before="0"/>
+      </w:pPr>
+      <w:r>
+        <w:rPr>
+          <w:b/>
+          <w:i w:val="0"/>
+          <w:sz w:val="21"/>
+        </w:rPr>
+        <w:t>Positive Marks: 1    Negative Marks: 0.25</w:t>
+      </w:r>
+    </w:p>
+    <w:p>
+      <w:pPr>
+        <w:spacing w:before="280" w:after="40"/>
+      </w:pPr>
+      <w:r>
+        <w:rPr>
+          <w:b/>
+        </w:rPr>
+        <w:t xml:space="preserve">Question: </w:t>
+      </w:r>
+      <w:r>
+        <w:t xml:space="preserve">During the first postpartum day, uterus is just lateral to the umbilicus indicating:  </w:t>
+      </w:r>
+    </w:p>
+    <w:p>
+      <w:pPr>
+        <w:spacing w:after="20" w:before="0"/>
+      </w:pPr>
+      <w:r>
+        <w:rPr>
+          <w:b w:val="0"/>
+          <w:i w:val="0"/>
+          <w:sz w:val="21"/>
+        </w:rPr>
+        <w:t>(a)  Constipation</w:t>
+      </w:r>
+    </w:p>
+    <w:p>
+      <w:pPr>
+        <w:spacing w:after="20" w:before="0"/>
+      </w:pPr>
+      <w:r>
+        <w:rPr>
+          <w:b w:val="0"/>
+          <w:i w:val="0"/>
+          <w:sz w:val="21"/>
+        </w:rPr>
+        <w:t xml:space="preserve">(b)  Bladder distension </w:t>
+      </w:r>
+    </w:p>
+    <w:p>
+      <w:pPr>
+        <w:spacing w:after="20" w:before="0"/>
+      </w:pPr>
+      <w:r>
+        <w:rPr>
+          <w:b w:val="0"/>
+          <w:i w:val="0"/>
+          <w:sz w:val="21"/>
+        </w:rPr>
+        <w:t>(c)  Sub involution</w:t>
+      </w:r>
+    </w:p>
+    <w:p>
+      <w:pPr>
+        <w:spacing w:after="20" w:before="0"/>
+      </w:pPr>
+      <w:r>
+        <w:rPr>
+          <w:b w:val="0"/>
+          <w:i w:val="0"/>
+          <w:sz w:val="21"/>
+        </w:rPr>
+        <w:t>(d)  Retained part</w:t>
+      </w:r>
+    </w:p>
+    <w:p>
+      <w:pPr>
+        <w:spacing w:after="80" w:before="0"/>
+      </w:pPr>
+      <w:r>
+        <w:rPr>
+          <w:b/>
+          <w:i w:val="0"/>
+          <w:sz w:val="22"/>
+        </w:rPr>
+        <w:t>Answer: b</w:t>
+      </w:r>
+    </w:p>
+    <w:p>
+      <w:pPr>
+        <w:spacing w:after="20"/>
+      </w:pPr>
+      <w:r>
+        <w:rPr>
+          <w:b/>
+        </w:rPr>
+        <w:t xml:space="preserve">Solution: </w:t>
+      </w:r>
+      <w:r>
+        <w:rPr>
+          <w:b/>
+          <w:color w:val="1E7B1E"/>
+        </w:rPr>
+        <w:t xml:space="preserve">✅ Correct Answer: </w:t>
+      </w:r>
+      <w:r>
+        <w:rPr>
+          <w:b/>
+          <w:color w:val="1E7B1E"/>
+        </w:rPr>
+        <w:t>b</w:t>
+      </w:r>
+    </w:p>
+    <w:p>
+      <w:pPr>
+        <w:spacing w:after="20" w:before="0"/>
+      </w:pPr>
+      <w:r>
+        <w:rPr>
+          <w:b/>
+        </w:rPr>
+        <w:t xml:space="preserve">🧠 Clinical Rationale: </w:t>
+      </w:r>
+      <w:r>
+        <w:t>A uterus that is DISPLACED LATERAL (to one side) of the umbilicus on the first postpartum day suggests BLADDER DISTENSION pushing the uterus up and to the side — the full bladder displaces the uterus. The nurse should encourage voiding; a distended bladder also increases bleeding. Subinvolution/retained products cause the uterus to stay high and boggy, not displaced laterally.</w:t>
+      </w:r>
+    </w:p>
+    <w:p>
+      <w:pPr>
+        <w:spacing w:after="20" w:before="0"/>
+      </w:pPr>
+      <w:r>
+        <w:rPr>
+          <w:b/>
+        </w:rPr>
+        <w:t xml:space="preserve">🔍 Key Clues: </w:t>
+      </w:r>
+      <w:r>
+        <w:t>Postpartum uterus displaced laterally = full bladder.</w:t>
+      </w:r>
+    </w:p>
+    <w:p>
+      <w:pPr>
+        <w:spacing w:after="20" w:before="0"/>
+      </w:pPr>
+      <w:r>
+        <w:rPr>
+          <w:b/>
+        </w:rPr>
+        <w:t xml:space="preserve">🚨 Priority Principle: </w:t>
+      </w:r>
+      <w:r>
+        <w:t>Patient safety and the ABC (airway, breathing, circulation) priorities come before diagnosis, documentation and non-urgent tasks.</w:t>
+      </w:r>
+    </w:p>
+    <w:p>
+      <w:pPr>
+        <w:spacing w:after="20" w:before="0"/>
+      </w:pPr>
+      <w:r>
+        <w:rPr>
+          <w:b/>
+        </w:rPr>
+        <w:t xml:space="preserve">❌ Why Not Other Options: </w:t>
+      </w:r>
+      <w:r>
+        <w:t>a — Constipation does not displace the uterus. | c — Subinvolution = high boggy uterus on the midline. | d — Retained parts = midline, heavy bleeding.</w:t>
+      </w:r>
+    </w:p>
+    <w:p>
+      <w:pPr>
+        <w:spacing w:after="20" w:before="0"/>
+      </w:pPr>
+      <w:r>
+        <w:rPr>
+          <w:b/>
+          <w:color w:val="B45F06"/>
+        </w:rPr>
+        <w:t xml:space="preserve">⚠️ Exam Trap: </w:t>
+      </w:r>
+      <w:r>
+        <w:t>Lateral uterine displacement postpartum = bladder full — have her void, then re-check the fundus.</w:t>
+      </w:r>
+    </w:p>
+    <w:p>
+      <w:pPr>
+        <w:spacing w:after="20" w:before="0"/>
+      </w:pPr>
+      <w:r>
+        <w:rPr>
+          <w:b/>
+        </w:rPr>
+        <w:t xml:space="preserve">🩺 Clinical Thinking: </w:t>
+      </w:r>
+      <w:r>
+        <w:t>Identify (the problem) → Stabilize (ABC / patient safety) → Reassess (response) → Document (findings).</w:t>
+      </w:r>
+    </w:p>
+    <w:p>
+      <w:pPr>
+        <w:spacing w:after="20" w:before="0"/>
+      </w:pPr>
+      <w:r>
+        <w:rPr>
+          <w:b/>
+          <w:color w:val="1F3A5F"/>
+        </w:rPr>
+        <w:t xml:space="preserve">💎 PNC Pearl: </w:t>
+      </w:r>
+      <w:r>
+        <w:t>Postpartum uterus displaced laterally: bladder distension.</w:t>
+      </w:r>
+    </w:p>
+    <w:p>
+      <w:pPr>
+        <w:spacing w:after="0" w:before="0"/>
+      </w:pPr>
+      <w:r>
+        <w:rPr>
+          <w:b/>
+          <w:i w:val="0"/>
+          <w:sz w:val="21"/>
+        </w:rPr>
+        <w:t>Positive Marks: 1    Negative Marks: 0.25</w:t>
+      </w:r>
+    </w:p>
+    <w:p>
+      <w:pPr>
+        <w:spacing w:before="280" w:after="40"/>
+      </w:pPr>
+      <w:r>
+        <w:rPr>
+          <w:b/>
+        </w:rPr>
+        <w:t xml:space="preserve">Question: </w:t>
+      </w:r>
+      <w:r>
+        <w:t>A postpartum patient complains of rectal pressure, severe pain in perineum, nurse anticipates probability of:</w:t>
+      </w:r>
+    </w:p>
+    <w:p>
+      <w:pPr>
+        <w:spacing w:after="20" w:before="0"/>
+      </w:pPr>
+      <w:r>
+        <w:rPr>
+          <w:b w:val="0"/>
+          <w:i w:val="0"/>
+          <w:sz w:val="21"/>
+        </w:rPr>
+        <w:t>(a)  Constipation</w:t>
+      </w:r>
+    </w:p>
+    <w:p>
+      <w:pPr>
+        <w:spacing w:after="20" w:before="0"/>
+      </w:pPr>
+      <w:r>
+        <w:rPr>
+          <w:b w:val="0"/>
+          <w:i w:val="0"/>
+          <w:sz w:val="21"/>
+        </w:rPr>
+        <w:t>(b)  Vulvar hematoma</w:t>
+      </w:r>
+    </w:p>
+    <w:p>
+      <w:pPr>
+        <w:spacing w:after="20" w:before="0"/>
+      </w:pPr>
+      <w:r>
+        <w:rPr>
+          <w:b w:val="0"/>
+          <w:i w:val="0"/>
+          <w:sz w:val="21"/>
+        </w:rPr>
+        <w:t>(c)  Cystitis</w:t>
+      </w:r>
+    </w:p>
+    <w:p>
+      <w:pPr>
+        <w:spacing w:after="20" w:before="0"/>
+      </w:pPr>
+      <w:r>
+        <w:rPr>
+          <w:b w:val="0"/>
+          <w:i w:val="0"/>
+          <w:sz w:val="21"/>
+        </w:rPr>
+        <w:t>(d)  Afterbirth pain</w:t>
+      </w:r>
+    </w:p>
+    <w:p>
+      <w:pPr>
+        <w:spacing w:after="80" w:before="0"/>
+      </w:pPr>
+      <w:r>
+        <w:rPr>
+          <w:b/>
+          <w:i w:val="0"/>
+          <w:sz w:val="22"/>
+        </w:rPr>
+        <w:t>Answer: b</w:t>
+      </w:r>
+    </w:p>
+    <w:p>
+      <w:pPr>
+        <w:spacing w:after="20"/>
+      </w:pPr>
+      <w:r>
+        <w:rPr>
+          <w:b/>
+        </w:rPr>
+        <w:t xml:space="preserve">Solution: </w:t>
+      </w:r>
+      <w:r>
+        <w:rPr>
+          <w:b/>
+          <w:color w:val="1E7B1E"/>
+        </w:rPr>
+        <w:t xml:space="preserve">✅ Correct Answer: </w:t>
+      </w:r>
+      <w:r>
+        <w:rPr>
+          <w:b/>
+          <w:color w:val="1E7B1E"/>
+        </w:rPr>
+        <w:t>b</w:t>
+      </w:r>
+    </w:p>
+    <w:p>
+      <w:pPr>
+        <w:spacing w:after="20" w:before="0"/>
+      </w:pPr>
+      <w:r>
+        <w:rPr>
+          <w:b/>
+        </w:rPr>
+        <w:t xml:space="preserve">🧠 Clinical Rationale: </w:t>
+      </w:r>
+      <w:r>
+        <w:t>SEVERE PERINEAL PAIN with RECTAL PRESSURE in a postpartum patient suggests a VULVAR/VAGINAL HEMATOMA — bleeding into the perineal tissues causing a tense, painful swelling with pressure symptoms. Constipation gives milder discomfort; cystitis causes dysuria; afterbirth (afterpains) are uterine cramps, not perineal pain.</w:t>
+      </w:r>
+    </w:p>
+    <w:p>
+      <w:pPr>
+        <w:spacing w:after="20" w:before="0"/>
+      </w:pPr>
+      <w:r>
+        <w:rPr>
+          <w:b/>
+        </w:rPr>
+        <w:t xml:space="preserve">🔍 Key Clues: </w:t>
+      </w:r>
+      <w:r>
+        <w:t>Postpartum severe perineal pain + rectal pressure = vulvar hematoma.</w:t>
+      </w:r>
+    </w:p>
+    <w:p>
+      <w:pPr>
+        <w:spacing w:after="20" w:before="0"/>
+      </w:pPr>
+      <w:r>
+        <w:rPr>
+          <w:b/>
+        </w:rPr>
+        <w:t xml:space="preserve">🚨 Priority Principle: </w:t>
+      </w:r>
+      <w:r>
+        <w:t>Recall the core fact precisely, then apply it to the clinical context.</w:t>
+      </w:r>
+    </w:p>
+    <w:p>
+      <w:pPr>
+        <w:spacing w:after="20" w:before="0"/>
+      </w:pPr>
+      <w:r>
+        <w:rPr>
+          <w:b/>
+        </w:rPr>
+        <w:t xml:space="preserve">❌ Why Not Other Options: </w:t>
+      </w:r>
+      <w:r>
+        <w:t>a — Constipation is milder and does not cause a swelling. | c — Cystitis = burning/frequency of urine. | d — Afterpains = uterine cramps.</w:t>
+      </w:r>
+    </w:p>
+    <w:p>
+      <w:pPr>
+        <w:spacing w:after="20" w:before="0"/>
+      </w:pPr>
+      <w:r>
+        <w:rPr>
+          <w:b/>
+          <w:color w:val="B45F06"/>
+        </w:rPr>
+        <w:t xml:space="preserve">⚠️ Exam Trap: </w:t>
+      </w:r>
+      <w:r>
+        <w:t>Any severe perineal pain postpartum: examine for an expanding hematoma (blue tense swelling).</w:t>
+      </w:r>
+    </w:p>
+    <w:p>
+      <w:pPr>
+        <w:spacing w:after="20" w:before="0"/>
+      </w:pPr>
+      <w:r>
+        <w:rPr>
+          <w:b/>
+        </w:rPr>
+        <w:t xml:space="preserve">🩺 Clinical Thinking: </w:t>
+      </w:r>
+      <w:r>
+        <w:t>Recall (the key fact) → Connect (related high-yield facts) → Apply (exam context).</w:t>
+      </w:r>
+    </w:p>
+    <w:p>
+      <w:pPr>
+        <w:spacing w:after="20" w:before="0"/>
+      </w:pPr>
+      <w:r>
+        <w:rPr>
+          <w:b/>
+          <w:color w:val="1F3A5F"/>
+        </w:rPr>
+        <w:t xml:space="preserve">💎 PNC Pearl: </w:t>
+      </w:r>
+      <w:r>
+        <w:t>Postpartum perineal pain + rectal pressure = vulvar hematoma.</w:t>
+      </w:r>
+    </w:p>
+    <w:p>
+      <w:pPr>
+        <w:spacing w:after="0" w:before="0"/>
+      </w:pPr>
+      <w:r>
+        <w:rPr>
+          <w:b/>
+          <w:i w:val="0"/>
+          <w:sz w:val="21"/>
+        </w:rPr>
+        <w:t>Positive Marks: 1    Negative Marks: 0.25</w:t>
+      </w:r>
+    </w:p>
+    <w:p>
+      <w:pPr>
+        <w:spacing w:before="280" w:after="40"/>
+      </w:pPr>
+      <w:r>
+        <w:rPr>
+          <w:b/>
+        </w:rPr>
+        <w:t xml:space="preserve">Question: </w:t>
+      </w:r>
+      <w:r>
+        <w:t xml:space="preserve">The nurse should anticipate which of the following laboratory study to assess the therapeutic effect of IV heparin in a client? </w:t>
+      </w:r>
+    </w:p>
+    <w:p>
+      <w:pPr>
+        <w:spacing w:after="20" w:before="0"/>
+      </w:pPr>
+      <w:r>
+        <w:rPr>
+          <w:b w:val="0"/>
+          <w:i w:val="0"/>
+          <w:sz w:val="21"/>
+        </w:rPr>
+        <w:t xml:space="preserve">(a)  Prothrombin time  </w:t>
+      </w:r>
+    </w:p>
+    <w:p>
+      <w:pPr>
+        <w:spacing w:after="20" w:before="0"/>
+      </w:pPr>
+      <w:r>
+        <w:rPr>
+          <w:b w:val="0"/>
+          <w:i w:val="0"/>
+          <w:sz w:val="21"/>
+        </w:rPr>
+        <w:t xml:space="preserve">(b)  Activated partial thromboplastin time (aPTT) </w:t>
+      </w:r>
+    </w:p>
+    <w:p>
+      <w:pPr>
+        <w:spacing w:after="20" w:before="0"/>
+      </w:pPr>
+      <w:r>
+        <w:rPr>
+          <w:b w:val="0"/>
+          <w:i w:val="0"/>
+          <w:sz w:val="21"/>
+        </w:rPr>
+        <w:t xml:space="preserve">(c)  Hematocrit </w:t>
+      </w:r>
+    </w:p>
+    <w:p>
+      <w:pPr>
+        <w:spacing w:after="20" w:before="0"/>
+      </w:pPr>
+      <w:r>
+        <w:rPr>
+          <w:b w:val="0"/>
+          <w:i w:val="0"/>
+          <w:sz w:val="21"/>
+        </w:rPr>
+        <w:t xml:space="preserve">(d)  Hemoglobin </w:t>
+      </w:r>
+    </w:p>
+    <w:p>
+      <w:pPr>
+        <w:spacing w:after="80" w:before="0"/>
+      </w:pPr>
+      <w:r>
+        <w:rPr>
+          <w:b/>
+          <w:i w:val="0"/>
+          <w:sz w:val="22"/>
+        </w:rPr>
+        <w:t>Answer: b</w:t>
+      </w:r>
+    </w:p>
+    <w:p>
+      <w:pPr>
+        <w:spacing w:after="20"/>
+      </w:pPr>
+      <w:r>
+        <w:rPr>
+          <w:b/>
+        </w:rPr>
+        <w:t xml:space="preserve">Solution: </w:t>
+      </w:r>
+      <w:r>
+        <w:rPr>
+          <w:b/>
+          <w:color w:val="1E7B1E"/>
+        </w:rPr>
+        <w:t xml:space="preserve">✅ Correct Answer: </w:t>
+      </w:r>
+      <w:r>
+        <w:rPr>
+          <w:b/>
+          <w:color w:val="1E7B1E"/>
+        </w:rPr>
+        <w:t>b</w:t>
+      </w:r>
+    </w:p>
+    <w:p>
+      <w:pPr>
+        <w:spacing w:after="20" w:before="0"/>
+      </w:pPr>
+      <w:r>
+        <w:rPr>
+          <w:b/>
+        </w:rPr>
+        <w:t xml:space="preserve">🧠 Clinical Rationale: </w:t>
+      </w:r>
+      <w:r>
+        <w:t>The therapeutic effect of IV HEPARIN is monitored by the ACTIVATED PARTIAL THROMBOPLASTIN TIME (aPTT) — the target is 1.5–2.5 times the control (about 60–80 seconds). PT/INR monitors WARFARIN, not heparin; haematocrit and haemoglobin do not assess anticoagulation.</w:t>
+      </w:r>
+    </w:p>
+    <w:p>
+      <w:pPr>
+        <w:spacing w:after="20" w:before="0"/>
+      </w:pPr>
+      <w:r>
+        <w:rPr>
+          <w:b/>
+        </w:rPr>
+        <w:t xml:space="preserve">🔍 Key Clues: </w:t>
+      </w:r>
+      <w:r>
+        <w:t>Heparin → aPTT; warfarin → PT/INR.</w:t>
+      </w:r>
+    </w:p>
+    <w:p>
+      <w:pPr>
+        <w:spacing w:after="20" w:before="0"/>
+      </w:pPr>
+      <w:r>
+        <w:rPr>
+          <w:b/>
+        </w:rPr>
+        <w:t xml:space="preserve">🚨 Priority Principle: </w:t>
+      </w:r>
+      <w:r>
+        <w:t>Mother-and-baby safety first — prevent complications before they occur and act promptly when they do.</w:t>
+      </w:r>
+    </w:p>
+    <w:p>
+      <w:pPr>
+        <w:spacing w:after="20" w:before="0"/>
+      </w:pPr>
+      <w:r>
+        <w:rPr>
+          <w:b/>
+        </w:rPr>
+        <w:t xml:space="preserve">❌ Why Not Other Options: </w:t>
+      </w:r>
+      <w:r>
+        <w:t>a — PT/INR monitors warfarin. | c — Hematocrit measures red cell volume. | d — Haemoglobin measures oxygen-carrying pigment.</w:t>
+      </w:r>
+    </w:p>
+    <w:p>
+      <w:pPr>
+        <w:spacing w:after="20" w:before="0"/>
+      </w:pPr>
+      <w:r>
+        <w:rPr>
+          <w:b/>
+          <w:color w:val="B45F06"/>
+        </w:rPr>
+        <w:t xml:space="preserve">⚠️ Exam Trap: </w:t>
+      </w:r>
+      <w:r>
+        <w:t>Don't mix: heparin = aPTT; warfarin = PT/INR. Antidotes: protamine = heparin; vitamin K = warfarin.</w:t>
+      </w:r>
+    </w:p>
+    <w:p>
+      <w:pPr>
+        <w:spacing w:after="20" w:before="0"/>
+      </w:pPr>
+      <w:r>
+        <w:rPr>
+          <w:b/>
+        </w:rPr>
+        <w:t xml:space="preserve">🩺 Clinical Thinking: </w:t>
+      </w:r>
+      <w:r>
+        <w:t>Recall (the key fact) → Connect (related high-yield facts) → Apply (exam context).</w:t>
+      </w:r>
+    </w:p>
+    <w:p>
+      <w:pPr>
+        <w:spacing w:after="20" w:before="0"/>
+      </w:pPr>
+      <w:r>
+        <w:rPr>
+          <w:b/>
+          <w:color w:val="1F3A5F"/>
+        </w:rPr>
+        <w:t xml:space="preserve">💎 PNC Pearl: </w:t>
+      </w:r>
+      <w:r>
+        <w:t>Heparin therapy: monitor aPTT (1.5-2.5× control).</w:t>
+      </w:r>
+    </w:p>
+    <w:p>
+      <w:pPr>
+        <w:spacing w:after="0" w:before="0"/>
+      </w:pPr>
+      <w:r>
+        <w:rPr>
+          <w:b/>
+          <w:i w:val="0"/>
+          <w:sz w:val="21"/>
+        </w:rPr>
+        <w:t>Positive Marks: 1    Negative Marks: 0.25</w:t>
+      </w:r>
+    </w:p>
+    <w:p>
+      <w:pPr>
+        <w:spacing w:before="280" w:after="40"/>
+      </w:pPr>
+      <w:r>
+        <w:rPr>
+          <w:b/>
+        </w:rPr>
+        <w:t xml:space="preserve">Question: </w:t>
+      </w:r>
+      <w:r>
+        <w:t xml:space="preserve">Which essential intervention must be performed by the nurse before administering Digoxin to a patient?  </w:t>
+      </w:r>
+    </w:p>
+    <w:p>
+      <w:pPr>
+        <w:spacing w:after="20" w:before="0"/>
+      </w:pPr>
+      <w:r>
+        <w:rPr>
+          <w:b w:val="0"/>
+          <w:i w:val="0"/>
+          <w:sz w:val="21"/>
+        </w:rPr>
+        <w:t xml:space="preserve">(a)  Check the client’s temperature  </w:t>
+      </w:r>
+    </w:p>
+    <w:p>
+      <w:pPr>
+        <w:spacing w:after="20" w:before="0"/>
+      </w:pPr>
+      <w:r>
+        <w:rPr>
+          <w:b w:val="0"/>
+          <w:i w:val="0"/>
+          <w:sz w:val="21"/>
+        </w:rPr>
+        <w:t xml:space="preserve">(b)  Check the client’s blood pressure </w:t>
+      </w:r>
+    </w:p>
+    <w:p>
+      <w:pPr>
+        <w:spacing w:after="20" w:before="0"/>
+      </w:pPr>
+      <w:r>
+        <w:rPr>
+          <w:b w:val="0"/>
+          <w:i w:val="0"/>
+          <w:sz w:val="21"/>
+        </w:rPr>
+        <w:t xml:space="preserve">(c)  Check the client’s respiration </w:t>
+      </w:r>
+    </w:p>
+    <w:p>
+      <w:pPr>
+        <w:spacing w:after="20" w:before="0"/>
+      </w:pPr>
+      <w:r>
+        <w:rPr>
+          <w:b w:val="0"/>
+          <w:i w:val="0"/>
+          <w:sz w:val="21"/>
+        </w:rPr>
+        <w:t xml:space="preserve">(d)  Check the client’s apical pulse </w:t>
+      </w:r>
+    </w:p>
+    <w:p>
+      <w:pPr>
+        <w:spacing w:after="80" w:before="0"/>
+      </w:pPr>
+      <w:r>
+        <w:rPr>
+          <w:b/>
+          <w:i w:val="0"/>
+          <w:sz w:val="22"/>
+        </w:rPr>
+        <w:t>Answer: d</w:t>
+      </w:r>
+    </w:p>
+    <w:p>
+      <w:pPr>
+        <w:spacing w:after="20"/>
+      </w:pPr>
+      <w:r>
+        <w:rPr>
+          <w:b/>
+        </w:rPr>
+        <w:t xml:space="preserve">Solution: </w:t>
+      </w:r>
+      <w:r>
+        <w:rPr>
+          <w:b/>
+          <w:color w:val="1E7B1E"/>
+        </w:rPr>
+        <w:t xml:space="preserve">✅ Correct Answer: </w:t>
+      </w:r>
+      <w:r>
+        <w:rPr>
+          <w:b/>
+          <w:color w:val="1E7B1E"/>
+        </w:rPr>
+        <w:t>d</w:t>
+      </w:r>
+    </w:p>
+    <w:p>
+      <w:pPr>
+        <w:spacing w:after="20" w:before="0"/>
+      </w:pPr>
+      <w:r>
+        <w:rPr>
+          <w:b/>
+        </w:rPr>
+        <w:t xml:space="preserve">🧠 Clinical Rationale: </w:t>
+      </w:r>
+      <w:r>
+        <w:t>Before giving DIGOXIN the nurse must check the APICAL PULSE for a full minute — if the rate is BELOW 60 beats/min (adult) or the rhythm is irregular, the dose is HELD and the physician notified (bradycardia and arrhythmias are signs of digoxin toxicity). Temperature, BP and respirations are not the digoxin hold criteria.</w:t>
+      </w:r>
+    </w:p>
+    <w:p>
+      <w:pPr>
+        <w:spacing w:after="20" w:before="0"/>
+      </w:pPr>
+      <w:r>
+        <w:rPr>
+          <w:b/>
+        </w:rPr>
+        <w:t xml:space="preserve">🔍 Key Clues: </w:t>
+      </w:r>
+      <w:r>
+        <w:t>Digoxin: count apical pulse 1 full minute; hold if &lt; 60 bpm.</w:t>
+      </w:r>
+    </w:p>
+    <w:p>
+      <w:pPr>
+        <w:spacing w:after="20" w:before="0"/>
+      </w:pPr>
+      <w:r>
+        <w:rPr>
+          <w:b/>
+        </w:rPr>
+        <w:t xml:space="preserve">🚨 Priority Principle: </w:t>
+      </w:r>
+      <w:r>
+        <w:t>Medication safety — the right drug, right dose, right route, right time and right patient — governs every administration decision.</w:t>
+      </w:r>
+    </w:p>
+    <w:p>
+      <w:pPr>
+        <w:spacing w:after="20" w:before="0"/>
+      </w:pPr>
+      <w:r>
+        <w:rPr>
+          <w:b/>
+        </w:rPr>
+        <w:t xml:space="preserve">❌ Why Not Other Options: </w:t>
+      </w:r>
+      <w:r>
+        <w:t>a — Temperature is not the digoxin check. | b — BP is routine, not the hold criterion. | c — Respiration is not the digoxin check.</w:t>
+      </w:r>
+    </w:p>
+    <w:p>
+      <w:pPr>
+        <w:spacing w:after="20" w:before="0"/>
+      </w:pPr>
+      <w:r>
+        <w:rPr>
+          <w:b/>
+          <w:color w:val="B45F06"/>
+        </w:rPr>
+        <w:t xml:space="preserve">⚠️ Exam Trap: </w:t>
+      </w:r>
+      <w:r>
+        <w:t>Apical pulse &lt; 60 in adults = hold digoxin and notify — a classic safety question.</w:t>
+      </w:r>
+    </w:p>
+    <w:p>
+      <w:pPr>
+        <w:spacing w:after="20" w:before="0"/>
+      </w:pPr>
+      <w:r>
+        <w:rPr>
+          <w:b/>
+        </w:rPr>
+        <w:t xml:space="preserve">🩺 Clinical Thinking: </w:t>
+      </w:r>
+      <w:r>
+        <w:t>Recall (the key fact) → Connect (related high-yield facts) → Apply (exam context).</w:t>
+      </w:r>
+    </w:p>
+    <w:p>
+      <w:pPr>
+        <w:spacing w:after="20" w:before="0"/>
+      </w:pPr>
+      <w:r>
+        <w:rPr>
+          <w:b/>
+          <w:color w:val="1F3A5F"/>
+        </w:rPr>
+        <w:t xml:space="preserve">💎 PNC Pearl: </w:t>
+      </w:r>
+      <w:r>
+        <w:t>Before digoxin: apical pulse; hold if &lt; 60 bpm.</w:t>
+      </w:r>
+    </w:p>
+    <w:p>
+      <w:pPr>
+        <w:spacing w:after="0" w:before="0"/>
+      </w:pPr>
+      <w:r>
+        <w:rPr>
+          <w:b/>
+          <w:i w:val="0"/>
+          <w:sz w:val="21"/>
+        </w:rPr>
+        <w:t>Positive Marks: 1    Negative Marks: 0.25</w:t>
+      </w:r>
+    </w:p>
+    <w:p>
+      <w:pPr>
+        <w:spacing w:before="280" w:after="40"/>
+      </w:pPr>
+      <w:r>
+        <w:rPr>
+          <w:b/>
+        </w:rPr>
+        <w:t xml:space="preserve">Question: </w:t>
+      </w:r>
+      <w:r>
+        <w:t>Which of the following drugs is contraindicated in dilated cardiomyopathy?</w:t>
+      </w:r>
+    </w:p>
+    <w:p>
+      <w:pPr>
+        <w:spacing w:after="20" w:before="0"/>
+      </w:pPr>
+      <w:r>
+        <w:rPr>
+          <w:b w:val="0"/>
+          <w:i w:val="0"/>
+          <w:sz w:val="21"/>
+        </w:rPr>
+        <w:t>(a)  Diuretics</w:t>
+      </w:r>
+    </w:p>
+    <w:p>
+      <w:pPr>
+        <w:spacing w:after="20" w:before="0"/>
+      </w:pPr>
+      <w:r>
+        <w:rPr>
+          <w:b w:val="0"/>
+          <w:i w:val="0"/>
+          <w:sz w:val="21"/>
+        </w:rPr>
+        <w:t>(b)  Positive inotropes</w:t>
+      </w:r>
+    </w:p>
+    <w:p>
+      <w:pPr>
+        <w:spacing w:after="20" w:before="0"/>
+      </w:pPr>
+      <w:r>
+        <w:rPr>
+          <w:b w:val="0"/>
+          <w:i w:val="0"/>
+          <w:sz w:val="21"/>
+        </w:rPr>
+        <w:t>(c)  Vasodilators</w:t>
+      </w:r>
+    </w:p>
+    <w:p>
+      <w:pPr>
+        <w:spacing w:after="20" w:before="0"/>
+      </w:pPr>
+      <w:r>
+        <w:rPr>
+          <w:b w:val="0"/>
+          <w:i w:val="0"/>
+          <w:sz w:val="21"/>
+        </w:rPr>
+        <w:t>(d)  Vasoconstrictors</w:t>
+      </w:r>
+    </w:p>
+    <w:p>
+      <w:pPr>
+        <w:spacing w:after="80" w:before="0"/>
+      </w:pPr>
+      <w:r>
+        <w:rPr>
+          <w:b/>
+          <w:i w:val="0"/>
+          <w:sz w:val="22"/>
+        </w:rPr>
+        <w:t>Answer: d</w:t>
+      </w:r>
+    </w:p>
+    <w:p>
+      <w:pPr>
+        <w:spacing w:after="20"/>
+      </w:pPr>
+      <w:r>
+        <w:rPr>
+          <w:b/>
+        </w:rPr>
+        <w:t xml:space="preserve">Solution: </w:t>
+      </w:r>
+      <w:r>
+        <w:rPr>
+          <w:b/>
+          <w:color w:val="1E7B1E"/>
+        </w:rPr>
+        <w:t xml:space="preserve">✅ Correct Answer: </w:t>
+      </w:r>
+      <w:r>
+        <w:rPr>
+          <w:b/>
+          <w:color w:val="1E7B1E"/>
+        </w:rPr>
+        <w:t>d</w:t>
+      </w:r>
+    </w:p>
+    <w:p>
+      <w:pPr>
+        <w:spacing w:after="20" w:before="0"/>
+      </w:pPr>
+      <w:r>
+        <w:rPr>
+          <w:b/>
+        </w:rPr>
+        <w:t xml:space="preserve">🧠 Clinical Rationale: </w:t>
+      </w:r>
+      <w:r>
+        <w:t>In DILATED CARDIOMYOPATHY the heart is enlarged and contractility is impaired — VASOCONSTRICTORS are CONTRAINDICATED because they increase afterload, making an already failing pump work harder and worsening output. Diuretics (reduce preload/oedema), positive inotropes (strengthen contraction) and vasodilators (reduce afterload) are all used in DCM management.</w:t>
+      </w:r>
+    </w:p>
+    <w:p>
+      <w:pPr>
+        <w:spacing w:after="20" w:before="0"/>
+      </w:pPr>
+      <w:r>
+        <w:rPr>
+          <w:b/>
+        </w:rPr>
+        <w:t xml:space="preserve">🔍 Key Clues: </w:t>
+      </w:r>
+      <w:r>
+        <w:t>DCM = weak dilated pump → avoid anything that raises afterload (vasoconstrictors).</w:t>
+      </w:r>
+    </w:p>
+    <w:p>
+      <w:pPr>
+        <w:spacing w:after="20" w:before="0"/>
+      </w:pPr>
+      <w:r>
+        <w:rPr>
+          <w:b/>
+        </w:rPr>
+        <w:t xml:space="preserve">🚨 Priority Principle: </w:t>
+      </w:r>
+      <w:r>
+        <w:t>Medication safety — the right drug, right dose, right route, right time and right patient — governs every administration decision.</w:t>
+      </w:r>
+    </w:p>
+    <w:p>
+      <w:pPr>
+        <w:spacing w:after="20" w:before="0"/>
+      </w:pPr>
+      <w:r>
+        <w:rPr>
+          <w:b/>
+        </w:rPr>
+        <w:t xml:space="preserve">❌ Why Not Other Options: </w:t>
+      </w:r>
+      <w:r>
+        <w:t>a — Diuretics relieve pulmonary oedema — used. | b — Inotropes support the failing contraction — used. | c — Vasodilators reduce afterload — used.</w:t>
+      </w:r>
+    </w:p>
+    <w:p>
+      <w:pPr>
+        <w:spacing w:after="20" w:before="0"/>
+      </w:pPr>
+      <w:r>
+        <w:rPr>
+          <w:b/>
+          <w:color w:val="B45F06"/>
+        </w:rPr>
+        <w:t xml:space="preserve">⚠️ Exam Trap: </w:t>
+      </w:r>
+      <w:r>
+        <w:t>Heart-failure logic: reduce preload and afterload; never add vasoconstrictors to a failing pump.</w:t>
+      </w:r>
+    </w:p>
+    <w:p>
+      <w:pPr>
+        <w:spacing w:after="20" w:before="0"/>
+      </w:pPr>
+      <w:r>
+        <w:rPr>
+          <w:b/>
+        </w:rPr>
+        <w:t xml:space="preserve">🩺 Clinical Thinking: </w:t>
+      </w:r>
+      <w:r>
+        <w:t>Recall (the key fact) → Connect (related high-yield facts) → Apply (exam context).</w:t>
+      </w:r>
+    </w:p>
+    <w:p>
+      <w:pPr>
+        <w:spacing w:after="20" w:before="0"/>
+      </w:pPr>
+      <w:r>
+        <w:rPr>
+          <w:b/>
+          <w:color w:val="1F3A5F"/>
+        </w:rPr>
+        <w:t xml:space="preserve">💎 PNC Pearl: </w:t>
+      </w:r>
+      <w:r>
+        <w:t>Dilated cardiomyopathy: vasoconstrictors contraindicated.</w:t>
+      </w:r>
+    </w:p>
+    <w:p>
+      <w:pPr>
+        <w:spacing w:after="0" w:before="0"/>
+      </w:pPr>
+      <w:r>
+        <w:rPr>
+          <w:b/>
+          <w:i w:val="0"/>
+          <w:sz w:val="21"/>
+        </w:rPr>
+        <w:t>Positive Marks: 1    Negative Marks: 0.25</w:t>
+      </w:r>
+    </w:p>
+    <w:p>
+      <w:pPr>
+        <w:spacing w:before="280" w:after="40"/>
+      </w:pPr>
+      <w:r>
+        <w:rPr>
+          <w:b/>
+        </w:rPr>
+        <w:t xml:space="preserve">Question: </w:t>
+      </w:r>
+      <w:r>
+        <w:t xml:space="preserve">The following medications are noted on review of the patient’s home medicine profile. Which medicine has the most likely potential to elevate serum Digoxin level? </w:t>
+      </w:r>
+    </w:p>
+    <w:p>
+      <w:pPr>
+        <w:spacing w:after="20" w:before="0"/>
+      </w:pPr>
+      <w:r>
+        <w:rPr>
+          <w:b w:val="0"/>
+          <w:i w:val="0"/>
+          <w:sz w:val="21"/>
+        </w:rPr>
+        <w:t>(a)  Quinidine</w:t>
+      </w:r>
+    </w:p>
+    <w:p>
+      <w:pPr>
+        <w:spacing w:after="20" w:before="0"/>
+      </w:pPr>
+      <w:r>
+        <w:rPr>
+          <w:b w:val="0"/>
+          <w:i w:val="0"/>
+          <w:sz w:val="21"/>
+        </w:rPr>
+        <w:t>(b)  KCl</w:t>
+      </w:r>
+    </w:p>
+    <w:p>
+      <w:pPr>
+        <w:spacing w:after="20" w:before="0"/>
+      </w:pPr>
+      <w:r>
+        <w:rPr>
+          <w:b w:val="0"/>
+          <w:i w:val="0"/>
+          <w:sz w:val="21"/>
+        </w:rPr>
+        <w:t>(c)  Thyroid agents</w:t>
+      </w:r>
+    </w:p>
+    <w:p>
+      <w:pPr>
+        <w:spacing w:after="20" w:before="0"/>
+      </w:pPr>
+      <w:r>
+        <w:rPr>
+          <w:b w:val="0"/>
+          <w:i w:val="0"/>
+          <w:sz w:val="21"/>
+        </w:rPr>
+        <w:t>(d)  Theophylline</w:t>
+      </w:r>
+    </w:p>
+    <w:p>
+      <w:pPr>
+        <w:spacing w:after="80" w:before="0"/>
+      </w:pPr>
+      <w:r>
+        <w:rPr>
+          <w:b/>
+          <w:i w:val="0"/>
+          <w:sz w:val="22"/>
+        </w:rPr>
+        <w:t>Answer: a</w:t>
+      </w:r>
+    </w:p>
+    <w:p>
+      <w:pPr>
+        <w:spacing w:after="20"/>
+      </w:pPr>
+      <w:r>
+        <w:rPr>
+          <w:b/>
+        </w:rPr>
+        <w:t xml:space="preserve">Solution: </w:t>
+      </w:r>
+      <w:r>
+        <w:rPr>
+          <w:b/>
+          <w:color w:val="1E7B1E"/>
+        </w:rPr>
+        <w:t xml:space="preserve">✅ Correct Answer: </w:t>
+      </w:r>
+      <w:r>
+        <w:rPr>
+          <w:b/>
+          <w:color w:val="1E7B1E"/>
+        </w:rPr>
+        <w:t>a</w:t>
+      </w:r>
+    </w:p>
+    <w:p>
+      <w:pPr>
+        <w:spacing w:after="20" w:before="0"/>
+      </w:pPr>
+      <w:r>
+        <w:rPr>
+          <w:b/>
+        </w:rPr>
+        <w:t xml:space="preserve">🧠 Clinical Rationale: </w:t>
+      </w:r>
+      <w:r>
+        <w:t>QUINIDINE displaces digoxin from tissue-binding sites and reduces its renal clearance, ELEVATING the serum digoxin level and increasing toxicity risk — the classic quinidine–digoxin interaction. KCl actually protects against digoxin toxicity (digoxin is worsened by hypokalaemia); thyroid agents and theophylline do not raise digoxin levels.</w:t>
+      </w:r>
+    </w:p>
+    <w:p>
+      <w:pPr>
+        <w:spacing w:after="20" w:before="0"/>
+      </w:pPr>
+      <w:r>
+        <w:rPr>
+          <w:b/>
+        </w:rPr>
+        <w:t xml:space="preserve">🔍 Key Clues: </w:t>
+      </w:r>
+      <w:r>
+        <w:t>Quinidine ↑ digoxin level (displacement + reduced clearance) — classic interaction.</w:t>
+      </w:r>
+    </w:p>
+    <w:p>
+      <w:pPr>
+        <w:spacing w:after="20" w:before="0"/>
+      </w:pPr>
+      <w:r>
+        <w:rPr>
+          <w:b/>
+        </w:rPr>
+        <w:t xml:space="preserve">🚨 Priority Principle: </w:t>
+      </w:r>
+      <w:r>
+        <w:t>Medication safety — the right drug, right dose, right route, right time and right patient — governs every administration decision.</w:t>
+      </w:r>
+    </w:p>
+    <w:p>
+      <w:pPr>
+        <w:spacing w:after="20" w:before="0"/>
+      </w:pPr>
+      <w:r>
+        <w:rPr>
+          <w:b/>
+        </w:rPr>
+        <w:t xml:space="preserve">❌ Why Not Other Options: </w:t>
+      </w:r>
+      <w:r>
+        <w:t>b — Potassium protects (hypokalaemia worsens toxicity). | c — Thyroid agents do not raise digoxin. | d — Theophylline does not raise digoxin.</w:t>
+      </w:r>
+    </w:p>
+    <w:p>
+      <w:pPr>
+        <w:spacing w:after="20" w:before="0"/>
+      </w:pPr>
+      <w:r>
+        <w:rPr>
+          <w:b/>
+          <w:color w:val="B45F06"/>
+        </w:rPr>
+        <w:t xml:space="preserve">⚠️ Exam Trap: </w:t>
+      </w:r>
+      <w:r>
+        <w:t>Remember the digoxin pairs: quinidine/verapamil/amiodarone ↑ digoxin; hypokalaemia worsens toxicity.</w:t>
+      </w:r>
+    </w:p>
+    <w:p>
+      <w:pPr>
+        <w:spacing w:after="20" w:before="0"/>
+      </w:pPr>
+      <w:r>
+        <w:rPr>
+          <w:b/>
+        </w:rPr>
+        <w:t xml:space="preserve">🩺 Clinical Thinking: </w:t>
+      </w:r>
+      <w:r>
+        <w:t>Recall (the key fact) → Connect (related high-yield facts) → Apply (exam context).</w:t>
+      </w:r>
+    </w:p>
+    <w:p>
+      <w:pPr>
+        <w:spacing w:after="20" w:before="0"/>
+      </w:pPr>
+      <w:r>
+        <w:rPr>
+          <w:b/>
+          <w:color w:val="1F3A5F"/>
+        </w:rPr>
+        <w:t xml:space="preserve">💎 PNC Pearl: </w:t>
+      </w:r>
+      <w:r>
+        <w:t>Quinidine elevates serum digoxin level.</w:t>
+      </w:r>
+    </w:p>
+    <w:p>
+      <w:pPr>
+        <w:spacing w:after="0" w:before="0"/>
+      </w:pPr>
+      <w:r>
+        <w:rPr>
+          <w:b/>
+          <w:i w:val="0"/>
+          <w:sz w:val="21"/>
+        </w:rPr>
+        <w:t>Positive Marks: 1    Negative Marks: 0.25</w:t>
+      </w:r>
+    </w:p>
+    <w:p>
+      <w:pPr>
+        <w:spacing w:before="280" w:after="40"/>
+      </w:pPr>
+      <w:r>
+        <w:rPr>
+          <w:b/>
+        </w:rPr>
+        <w:t xml:space="preserve">Question: </w:t>
+      </w:r>
+      <w:r>
+        <w:t>What is the effect of MgSO4 toxicity?</w:t>
+      </w:r>
+    </w:p>
+    <w:p>
+      <w:pPr>
+        <w:spacing w:after="20" w:before="0"/>
+      </w:pPr>
+      <w:r>
+        <w:rPr>
+          <w:b w:val="0"/>
+          <w:i w:val="0"/>
+          <w:sz w:val="21"/>
+        </w:rPr>
+        <w:t>(a)  Respiratory depression</w:t>
+      </w:r>
+    </w:p>
+    <w:p>
+      <w:pPr>
+        <w:spacing w:after="20" w:before="0"/>
+      </w:pPr>
+      <w:r>
+        <w:rPr>
+          <w:b w:val="0"/>
+          <w:i w:val="0"/>
+          <w:sz w:val="21"/>
+        </w:rPr>
+        <w:t>(b)  Blurred vision</w:t>
+      </w:r>
+    </w:p>
+    <w:p>
+      <w:pPr>
+        <w:spacing w:after="20" w:before="0"/>
+      </w:pPr>
+      <w:r>
+        <w:rPr>
+          <w:b w:val="0"/>
+          <w:i w:val="0"/>
+          <w:sz w:val="21"/>
+        </w:rPr>
+        <w:t>(c)  Hypotension</w:t>
+      </w:r>
+    </w:p>
+    <w:p>
+      <w:pPr>
+        <w:spacing w:after="20" w:before="0"/>
+      </w:pPr>
+      <w:r>
+        <w:rPr>
+          <w:b w:val="0"/>
+          <w:i w:val="0"/>
+          <w:sz w:val="21"/>
+        </w:rPr>
+        <w:t xml:space="preserve">(d)  Seizures </w:t>
+      </w:r>
+    </w:p>
+    <w:p>
+      <w:pPr>
+        <w:spacing w:after="80" w:before="0"/>
+      </w:pPr>
+      <w:r>
+        <w:rPr>
+          <w:b/>
+          <w:i w:val="0"/>
+          <w:sz w:val="22"/>
+        </w:rPr>
+        <w:t>Answer: a</w:t>
+      </w:r>
+    </w:p>
+    <w:p>
+      <w:pPr>
+        <w:spacing w:after="20"/>
+      </w:pPr>
+      <w:r>
+        <w:rPr>
+          <w:b/>
+        </w:rPr>
+        <w:t xml:space="preserve">Solution: </w:t>
+      </w:r>
+      <w:r>
+        <w:rPr>
+          <w:b/>
+          <w:color w:val="1E7B1E"/>
+        </w:rPr>
+        <w:t xml:space="preserve">✅ Correct Answer: </w:t>
+      </w:r>
+      <w:r>
+        <w:rPr>
+          <w:b/>
+          <w:color w:val="1E7B1E"/>
+        </w:rPr>
+        <w:t>a</w:t>
+      </w:r>
+    </w:p>
+    <w:p>
+      <w:pPr>
+        <w:spacing w:after="20" w:before="0"/>
+      </w:pPr>
+      <w:r>
+        <w:rPr>
+          <w:b/>
+        </w:rPr>
+        <w:t xml:space="preserve">🧠 Clinical Rationale: </w:t>
+      </w:r>
+      <w:r>
+        <w:t>MAGNESIUM SULFATE TOXICITY causes progressive NEUROMUSCULAR depression — loss of deep tendon reflexes, then RESPIRATORY DEPRESSION and finally cardiac arrest. The nurse must monitor the respiratory rate and knee-jerk reflexes; the antidote is 10% calcium gluconate. Hypotension can occur but respiratory depression is the keyed life-threatening effect.</w:t>
+      </w:r>
+    </w:p>
+    <w:p>
+      <w:pPr>
+        <w:spacing w:after="20" w:before="0"/>
+      </w:pPr>
+      <w:r>
+        <w:rPr>
+          <w:b/>
+        </w:rPr>
+        <w:t xml:space="preserve">🔍 Key Clues: </w:t>
+      </w:r>
+      <w:r>
+        <w:t>MgSO4 toxicity: lost DTRs → respiratory depression → arrest; antidote = calcium gluconate.</w:t>
+      </w:r>
+    </w:p>
+    <w:p>
+      <w:pPr>
+        <w:spacing w:after="20" w:before="0"/>
+      </w:pPr>
+      <w:r>
+        <w:rPr>
+          <w:b/>
+        </w:rPr>
+        <w:t xml:space="preserve">🚨 Priority Principle: </w:t>
+      </w:r>
+      <w:r>
+        <w:t>Recall the core fact precisely, then apply it to the clinical context.</w:t>
+      </w:r>
+    </w:p>
+    <w:p>
+      <w:pPr>
+        <w:spacing w:after="20" w:before="0"/>
+      </w:pPr>
+      <w:r>
+        <w:rPr>
+          <w:b/>
+        </w:rPr>
+        <w:t xml:space="preserve">❌ Why Not Other Options: </w:t>
+      </w:r>
+      <w:r>
+        <w:t>b — Blurred vision is not the MgSO4 toxicity sign. | c — Hypotension occurs but respiratory depression is keyed. | d — Seizures are the indication for MgSO4, not toxicity.</w:t>
+      </w:r>
+    </w:p>
+    <w:p>
+      <w:pPr>
+        <w:spacing w:after="20" w:before="0"/>
+      </w:pPr>
+      <w:r>
+        <w:rPr>
+          <w:b/>
+          <w:color w:val="B45F06"/>
+        </w:rPr>
+        <w:t xml:space="preserve">⚠️ Exam Trap: </w:t>
+      </w:r>
+      <w:r>
+        <w:t>MgSO4 monitoring: respirations ≥ 12/min, urine output, DTRs present — toxicity depresses breathing.</w:t>
+      </w:r>
+    </w:p>
+    <w:p>
+      <w:pPr>
+        <w:spacing w:after="20" w:before="0"/>
+      </w:pPr>
+      <w:r>
+        <w:rPr>
+          <w:b/>
+        </w:rPr>
+        <w:t xml:space="preserve">🩺 Clinical Thinking: </w:t>
+      </w:r>
+      <w:r>
+        <w:t>Recall (the key fact) → Connect (related high-yield facts) → Apply (exam context).</w:t>
+      </w:r>
+    </w:p>
+    <w:p>
+      <w:pPr>
+        <w:spacing w:after="20" w:before="0"/>
+      </w:pPr>
+      <w:r>
+        <w:rPr>
+          <w:b/>
+          <w:color w:val="1F3A5F"/>
+        </w:rPr>
+        <w:t xml:space="preserve">💎 PNC Pearl: </w:t>
+      </w:r>
+      <w:r>
+        <w:t>MgSO4 toxicity: respiratory depression (antidote calcium gluconate).</w:t>
+      </w:r>
+    </w:p>
+    <w:p>
+      <w:pPr>
+        <w:spacing w:after="0" w:before="0"/>
+      </w:pPr>
+      <w:r>
+        <w:rPr>
+          <w:b/>
+          <w:i w:val="0"/>
+          <w:sz w:val="21"/>
+        </w:rPr>
+        <w:t>Positive Marks: 1    Negative Marks: 0.25</w:t>
+      </w:r>
+    </w:p>
+    <w:p>
+      <w:pPr>
+        <w:spacing w:before="280" w:after="40"/>
+      </w:pPr>
+      <w:r>
+        <w:rPr>
+          <w:b/>
+        </w:rPr>
+        <w:t xml:space="preserve">Question: </w:t>
+      </w:r>
+      <w:r>
+        <w:t>Which medication causes glycogenolysis and insulin release?</w:t>
+      </w:r>
+    </w:p>
+    <w:p>
+      <w:pPr>
+        <w:spacing w:after="20" w:before="0"/>
+      </w:pPr>
+      <w:r>
+        <w:rPr>
+          <w:b w:val="0"/>
+          <w:i w:val="0"/>
+          <w:sz w:val="21"/>
+        </w:rPr>
+        <w:t>(a)  Norepinephrine</w:t>
+      </w:r>
+    </w:p>
+    <w:p>
+      <w:pPr>
+        <w:spacing w:after="20" w:before="0"/>
+      </w:pPr>
+      <w:r>
+        <w:rPr>
+          <w:b w:val="0"/>
+          <w:i w:val="0"/>
+          <w:sz w:val="21"/>
+        </w:rPr>
+        <w:t>(b)  Epinephrine</w:t>
+      </w:r>
+    </w:p>
+    <w:p>
+      <w:pPr>
+        <w:spacing w:after="20" w:before="0"/>
+      </w:pPr>
+      <w:r>
+        <w:rPr>
+          <w:b w:val="0"/>
+          <w:i w:val="0"/>
+          <w:sz w:val="21"/>
+        </w:rPr>
+        <w:t>(c)  Dopamine</w:t>
+      </w:r>
+    </w:p>
+    <w:p>
+      <w:pPr>
+        <w:spacing w:after="20" w:before="0"/>
+      </w:pPr>
+      <w:r>
+        <w:rPr>
+          <w:b w:val="0"/>
+          <w:i w:val="0"/>
+          <w:sz w:val="21"/>
+        </w:rPr>
+        <w:t>(d)  Propranolol</w:t>
+      </w:r>
+    </w:p>
+    <w:p>
+      <w:pPr>
+        <w:spacing w:after="80" w:before="0"/>
+      </w:pPr>
+      <w:r>
+        <w:rPr>
+          <w:b/>
+          <w:i w:val="0"/>
+          <w:sz w:val="22"/>
+        </w:rPr>
+        <w:t>Answer: b</w:t>
+      </w:r>
+    </w:p>
+    <w:p>
+      <w:pPr>
+        <w:spacing w:after="20"/>
+      </w:pPr>
+      <w:r>
+        <w:rPr>
+          <w:b/>
+        </w:rPr>
+        <w:t xml:space="preserve">Solution: </w:t>
+      </w:r>
+      <w:r>
+        <w:rPr>
+          <w:b/>
+          <w:color w:val="1E7B1E"/>
+        </w:rPr>
+        <w:t xml:space="preserve">✅ Correct Answer: </w:t>
+      </w:r>
+      <w:r>
+        <w:rPr>
+          <w:b/>
+          <w:color w:val="1E7B1E"/>
+        </w:rPr>
+        <w:t>b</w:t>
+      </w:r>
+    </w:p>
+    <w:p>
+      <w:pPr>
+        <w:spacing w:after="20" w:before="0"/>
+      </w:pPr>
+      <w:r>
+        <w:rPr>
+          <w:b/>
+        </w:rPr>
+        <w:t xml:space="preserve">🧠 Clinical Rationale: </w:t>
+      </w:r>
+      <w:r>
+        <w:t>EPINEPHRINE (adrenaline) stimulates β-receptors to cause GLYCOGENOLYSIS (raising blood glucose) and also promotes INSULIN RELEASE (via β2 stimulation) — the classic dual metabolic effect of adrenaline. Norepinephrine is mainly α, dopamine is dose-dependent, and propranolol (a β-blocker) opposes these effects.</w:t>
+      </w:r>
+    </w:p>
+    <w:p>
+      <w:pPr>
+        <w:spacing w:after="20" w:before="0"/>
+      </w:pPr>
+      <w:r>
+        <w:rPr>
+          <w:b/>
+        </w:rPr>
+        <w:t xml:space="preserve">🔍 Key Clues: </w:t>
+      </w:r>
+      <w:r>
+        <w:t>Epinephrine: β-receptor action → glycogenolysis + insulin release.</w:t>
+      </w:r>
+    </w:p>
+    <w:p>
+      <w:pPr>
+        <w:spacing w:after="20" w:before="0"/>
+      </w:pPr>
+      <w:r>
+        <w:rPr>
+          <w:b/>
+        </w:rPr>
+        <w:t xml:space="preserve">🚨 Priority Principle: </w:t>
+      </w:r>
+      <w:r>
+        <w:t>Medication safety — the right drug, right dose, right route, right time and right patient — governs every administration decision.</w:t>
+      </w:r>
+    </w:p>
+    <w:p>
+      <w:pPr>
+        <w:spacing w:after="20" w:before="0"/>
+      </w:pPr>
+      <w:r>
+        <w:rPr>
+          <w:b/>
+        </w:rPr>
+        <w:t xml:space="preserve">❌ Why Not Other Options: </w:t>
+      </w:r>
+      <w:r>
+        <w:t>a — Norepinephrine is predominantly α-adrenergic. | c — Dopamine's metabolic effects are less prominent. | d — Propranolol blocks β-receptors, the opposite.</w:t>
+      </w:r>
+    </w:p>
+    <w:p>
+      <w:pPr>
+        <w:spacing w:after="20" w:before="0"/>
+      </w:pPr>
+      <w:r>
+        <w:rPr>
+          <w:b/>
+          <w:color w:val="B45F06"/>
+        </w:rPr>
+        <w:t xml:space="preserve">⚠️ Exam Trap: </w:t>
+      </w:r>
+      <w:r>
+        <w:t>Adrenaline raises glucose via β2 (glycogenolysis) while also stimulating insulin — the keyed dual effect.</w:t>
+      </w:r>
+    </w:p>
+    <w:p>
+      <w:pPr>
+        <w:spacing w:after="20" w:before="0"/>
+      </w:pPr>
+      <w:r>
+        <w:rPr>
+          <w:b/>
+        </w:rPr>
+        <w:t xml:space="preserve">🩺 Clinical Thinking: </w:t>
+      </w:r>
+      <w:r>
+        <w:t>Recall (the key fact) → Connect (related high-yield facts) → Apply (exam context).</w:t>
+      </w:r>
+    </w:p>
+    <w:p>
+      <w:pPr>
+        <w:spacing w:after="20" w:before="0"/>
+      </w:pPr>
+      <w:r>
+        <w:rPr>
+          <w:b/>
+          <w:color w:val="1F3A5F"/>
+        </w:rPr>
+        <w:t xml:space="preserve">💎 PNC Pearl: </w:t>
+      </w:r>
+      <w:r>
+        <w:t>Epinephrine: glycogenolysis + insulin release.</w:t>
+      </w:r>
+    </w:p>
+    <w:p>
+      <w:pPr>
+        <w:spacing w:after="0" w:before="0"/>
+      </w:pPr>
+      <w:r>
+        <w:rPr>
+          <w:b/>
+          <w:i w:val="0"/>
+          <w:sz w:val="21"/>
+        </w:rPr>
+        <w:t>Positive Marks: 1    Negative Marks: 0.25</w:t>
+      </w:r>
+    </w:p>
+    <w:p>
+      <w:pPr>
+        <w:spacing w:before="280" w:after="40"/>
+      </w:pPr>
+      <w:r>
+        <w:rPr>
+          <w:b/>
+        </w:rPr>
+        <w:t xml:space="preserve">Question: </w:t>
+      </w:r>
+      <w:r>
+        <w:t>A patient is on medication for treatment of hypertension, during the therapy the drug is causing bronchoconstriction and asthma. What would be the probable drug?</w:t>
+      </w:r>
+    </w:p>
+    <w:p>
+      <w:pPr>
+        <w:spacing w:after="20" w:before="0"/>
+      </w:pPr>
+      <w:r>
+        <w:rPr>
+          <w:b w:val="0"/>
+          <w:i w:val="0"/>
+          <w:sz w:val="21"/>
+        </w:rPr>
+        <w:t>(a)  Propranolol</w:t>
+      </w:r>
+    </w:p>
+    <w:p>
+      <w:pPr>
+        <w:spacing w:after="20" w:before="0"/>
+      </w:pPr>
+      <w:r>
+        <w:rPr>
+          <w:b w:val="0"/>
+          <w:i w:val="0"/>
+          <w:sz w:val="21"/>
+        </w:rPr>
+        <w:t>(b)  Verapamil</w:t>
+      </w:r>
+    </w:p>
+    <w:p>
+      <w:pPr>
+        <w:spacing w:after="20" w:before="0"/>
+      </w:pPr>
+      <w:r>
+        <w:rPr>
+          <w:b w:val="0"/>
+          <w:i w:val="0"/>
+          <w:sz w:val="21"/>
+        </w:rPr>
+        <w:t>(c)  Nifedipine</w:t>
+      </w:r>
+    </w:p>
+    <w:p>
+      <w:pPr>
+        <w:spacing w:after="20" w:before="0"/>
+      </w:pPr>
+      <w:r>
+        <w:rPr>
+          <w:b w:val="0"/>
+          <w:i w:val="0"/>
+          <w:sz w:val="21"/>
+        </w:rPr>
+        <w:t>(d)  Captopril</w:t>
+      </w:r>
+    </w:p>
+    <w:p>
+      <w:pPr>
+        <w:spacing w:after="80" w:before="0"/>
+      </w:pPr>
+      <w:r>
+        <w:rPr>
+          <w:b/>
+          <w:i w:val="0"/>
+          <w:sz w:val="22"/>
+        </w:rPr>
+        <w:t>Answer: a</w:t>
+      </w:r>
+    </w:p>
+    <w:p>
+      <w:pPr>
+        <w:spacing w:after="20"/>
+      </w:pPr>
+      <w:r>
+        <w:rPr>
+          <w:b/>
+        </w:rPr>
+        <w:t xml:space="preserve">Solution: </w:t>
+      </w:r>
+      <w:r>
+        <w:rPr>
+          <w:b/>
+          <w:color w:val="1E7B1E"/>
+        </w:rPr>
+        <w:t xml:space="preserve">✅ Correct Answer: </w:t>
+      </w:r>
+      <w:r>
+        <w:rPr>
+          <w:b/>
+          <w:color w:val="1E7B1E"/>
+        </w:rPr>
+        <w:t>a</w:t>
+      </w:r>
+    </w:p>
+    <w:p>
+      <w:pPr>
+        <w:spacing w:after="20" w:before="0"/>
+      </w:pPr>
+      <w:r>
+        <w:rPr>
+          <w:b/>
+        </w:rPr>
+        <w:t xml:space="preserve">🧠 Clinical Rationale: </w:t>
+      </w:r>
+      <w:r>
+        <w:t>PROPRANOLOL, a NON-SELECTIVE BETA-BLOCKER, blocks β2 receptors in the bronchi and causes BRONCHOCONSTRICTION — it is CONTRAINDICATED in asthma/COPD. Verapamil (calcium channel blocker), nifedipine (CCB) and captopril (ACE inhibitor) do not cause bronchoconstriction and are safe in asthma.</w:t>
+      </w:r>
+    </w:p>
+    <w:p>
+      <w:pPr>
+        <w:spacing w:after="20" w:before="0"/>
+      </w:pPr>
+      <w:r>
+        <w:rPr>
+          <w:b/>
+        </w:rPr>
+        <w:t xml:space="preserve">🔍 Key Clues: </w:t>
+      </w:r>
+      <w:r>
+        <w:t>β-blocker (propranolol) → bronchoconstriction — avoid in asthma.</w:t>
+      </w:r>
+    </w:p>
+    <w:p>
+      <w:pPr>
+        <w:spacing w:after="20" w:before="0"/>
+      </w:pPr>
+      <w:r>
+        <w:rPr>
+          <w:b/>
+        </w:rPr>
+        <w:t xml:space="preserve">🚨 Priority Principle: </w:t>
+      </w:r>
+      <w:r>
+        <w:t>Medication safety — the right drug, right dose, right route, right time and right patient — governs every administration decision.</w:t>
+      </w:r>
+    </w:p>
+    <w:p>
+      <w:pPr>
+        <w:spacing w:after="20" w:before="0"/>
+      </w:pPr>
+      <w:r>
+        <w:rPr>
+          <w:b/>
+        </w:rPr>
+        <w:t xml:space="preserve">❌ Why Not Other Options: </w:t>
+      </w:r>
+      <w:r>
+        <w:t>b — Verapamil is a CCB, safe in asthma. | c — Nifedipine is a CCB, safe in asthma. | d — Captopril is an ACE inhibitor, safe in asthma.</w:t>
+      </w:r>
+    </w:p>
+    <w:p>
+      <w:pPr>
+        <w:spacing w:after="20" w:before="0"/>
+      </w:pPr>
+      <w:r>
+        <w:rPr>
+          <w:b/>
+          <w:color w:val="B45F06"/>
+        </w:rPr>
+        <w:t xml:space="preserve">⚠️ Exam Trap: </w:t>
+      </w:r>
+      <w:r>
+        <w:t>In asthma choose cardioselective (metoprolol) cautiously or avoid β-blockers entirely.</w:t>
+      </w:r>
+    </w:p>
+    <w:p>
+      <w:pPr>
+        <w:spacing w:after="20" w:before="0"/>
+      </w:pPr>
+      <w:r>
+        <w:rPr>
+          <w:b/>
+        </w:rPr>
+        <w:t xml:space="preserve">🩺 Clinical Thinking: </w:t>
+      </w:r>
+      <w:r>
+        <w:t>Recall (the key fact) → Connect (related high-yield facts) → Apply (exam context).</w:t>
+      </w:r>
+    </w:p>
+    <w:p>
+      <w:pPr>
+        <w:spacing w:after="20" w:before="0"/>
+      </w:pPr>
+      <w:r>
+        <w:rPr>
+          <w:b/>
+          <w:color w:val="1F3A5F"/>
+        </w:rPr>
+        <w:t xml:space="preserve">💎 PNC Pearl: </w:t>
+      </w:r>
+      <w:r>
+        <w:t>Propranolol causes bronchoconstriction — avoid in asthma.</w:t>
+      </w:r>
+    </w:p>
+    <w:p>
+      <w:pPr>
+        <w:spacing w:after="0" w:before="0"/>
+      </w:pPr>
+      <w:r>
+        <w:rPr>
+          <w:b/>
+          <w:i w:val="0"/>
+          <w:sz w:val="21"/>
+        </w:rPr>
+        <w:t>Positive Marks: 1    Negative Marks: 0.25</w:t>
+      </w:r>
+    </w:p>
+    <w:p>
+      <w:pPr>
+        <w:spacing w:before="280" w:after="40"/>
+      </w:pPr>
+      <w:r>
+        <w:rPr>
+          <w:b/>
+        </w:rPr>
+        <w:t xml:space="preserve">Question: </w:t>
+      </w:r>
+      <w:r>
+        <w:t>A patient suffering from pain, was started on pain relieving therapy. During the therapy, nurse observes miosis and decreased respiratory rate. The patient also shows signs of sedation. What medication could be possibly causing these effects?</w:t>
+      </w:r>
+    </w:p>
+    <w:p>
+      <w:pPr>
+        <w:spacing w:after="20" w:before="0"/>
+      </w:pPr>
+      <w:r>
+        <w:rPr>
+          <w:b w:val="0"/>
+          <w:i w:val="0"/>
+          <w:sz w:val="21"/>
+        </w:rPr>
+        <w:t>(a)  NSAID</w:t>
+      </w:r>
+    </w:p>
+    <w:p>
+      <w:pPr>
+        <w:spacing w:after="20" w:before="0"/>
+      </w:pPr>
+      <w:r>
+        <w:rPr>
+          <w:b w:val="0"/>
+          <w:i w:val="0"/>
+          <w:sz w:val="21"/>
+        </w:rPr>
+        <w:t>(b)  Morphine</w:t>
+      </w:r>
+    </w:p>
+    <w:p>
+      <w:pPr>
+        <w:spacing w:after="20" w:before="0"/>
+      </w:pPr>
+      <w:r>
+        <w:rPr>
+          <w:b w:val="0"/>
+          <w:i w:val="0"/>
+          <w:sz w:val="21"/>
+        </w:rPr>
+        <w:t>(c)  Indomethacin</w:t>
+      </w:r>
+    </w:p>
+    <w:p>
+      <w:pPr>
+        <w:spacing w:after="20" w:before="0"/>
+      </w:pPr>
+      <w:r>
+        <w:rPr>
+          <w:b w:val="0"/>
+          <w:i w:val="0"/>
+          <w:sz w:val="21"/>
+        </w:rPr>
+        <w:t>(d)  Steroid</w:t>
+      </w:r>
+    </w:p>
+    <w:p>
+      <w:pPr>
+        <w:spacing w:after="80" w:before="0"/>
+      </w:pPr>
+      <w:r>
+        <w:rPr>
+          <w:b/>
+          <w:i w:val="0"/>
+          <w:sz w:val="22"/>
+        </w:rPr>
+        <w:t>Answer: b</w:t>
+      </w:r>
+    </w:p>
+    <w:p>
+      <w:pPr>
+        <w:spacing w:after="20"/>
+      </w:pPr>
+      <w:r>
+        <w:rPr>
+          <w:b/>
+        </w:rPr>
+        <w:t xml:space="preserve">Solution: </w:t>
+      </w:r>
+      <w:r>
+        <w:rPr>
+          <w:b/>
+          <w:color w:val="1E7B1E"/>
+        </w:rPr>
+        <w:t xml:space="preserve">✅ Correct Answer: </w:t>
+      </w:r>
+      <w:r>
+        <w:rPr>
+          <w:b/>
+          <w:color w:val="1E7B1E"/>
+        </w:rPr>
+        <w:t>b</w:t>
+      </w:r>
+    </w:p>
+    <w:p>
+      <w:pPr>
+        <w:spacing w:after="20" w:before="0"/>
+      </w:pPr>
+      <w:r>
+        <w:rPr>
+          <w:b/>
+        </w:rPr>
+        <w:t xml:space="preserve">🧠 Clinical Rationale: </w:t>
+      </w:r>
+      <w:r>
+        <w:t>MIOSIS (pinpoint pupils), DECREASED RESPIRATORY RATE and SEDATION are the classic opioid effects — MORPHINE causes respiratory depression, miosis and CNS sedation. NSAIDs, indomethacin and steroids do not produce this triad; the antidote for morphine toxicity is naloxone.</w:t>
+      </w:r>
+    </w:p>
+    <w:p>
+      <w:pPr>
+        <w:spacing w:after="20" w:before="0"/>
+      </w:pPr>
+      <w:r>
+        <w:rPr>
+          <w:b/>
+        </w:rPr>
+        <w:t xml:space="preserve">🔍 Key Clues: </w:t>
+      </w:r>
+      <w:r>
+        <w:t>Miosis + bradypnoea + sedation = opioid (morphine) effect.</w:t>
+      </w:r>
+    </w:p>
+    <w:p>
+      <w:pPr>
+        <w:spacing w:after="20" w:before="0"/>
+      </w:pPr>
+      <w:r>
+        <w:rPr>
+          <w:b/>
+        </w:rPr>
+        <w:t xml:space="preserve">🚨 Priority Principle: </w:t>
+      </w:r>
+      <w:r>
+        <w:t>Medication safety — the right drug, right dose, right route, right time and right patient — governs every administration decision.</w:t>
+      </w:r>
+    </w:p>
+    <w:p>
+      <w:pPr>
+        <w:spacing w:after="20" w:before="0"/>
+      </w:pPr>
+      <w:r>
+        <w:rPr>
+          <w:b/>
+        </w:rPr>
+        <w:t xml:space="preserve">❌ Why Not Other Options: </w:t>
+      </w:r>
+      <w:r>
+        <w:t>a — NSAIDs do not cause miosis/respiratory depression. | c — Indomethacin is an NSAID. | d — Steroids do not produce this triad.</w:t>
+      </w:r>
+    </w:p>
+    <w:p>
+      <w:pPr>
+        <w:spacing w:after="20" w:before="0"/>
+      </w:pPr>
+      <w:r>
+        <w:rPr>
+          <w:b/>
+          <w:color w:val="B45F06"/>
+        </w:rPr>
+        <w:t xml:space="preserve">⚠️ Exam Trap: </w:t>
+      </w:r>
+      <w:r>
+        <w:t>Opioid overdose triad: pinpoint pupils, respiratory depression, coma — naloxone reverses it.</w:t>
+      </w:r>
+    </w:p>
+    <w:p>
+      <w:pPr>
+        <w:spacing w:after="20" w:before="0"/>
+      </w:pPr>
+      <w:r>
+        <w:rPr>
+          <w:b/>
+        </w:rPr>
+        <w:t xml:space="preserve">🩺 Clinical Thinking: </w:t>
+      </w:r>
+      <w:r>
+        <w:t>Recall (the key fact) → Connect (related high-yield facts) → Apply (exam context).</w:t>
+      </w:r>
+    </w:p>
+    <w:p>
+      <w:pPr>
+        <w:spacing w:after="20" w:before="0"/>
+      </w:pPr>
+      <w:r>
+        <w:rPr>
+          <w:b/>
+          <w:color w:val="1F3A5F"/>
+        </w:rPr>
+        <w:t xml:space="preserve">💎 PNC Pearl: </w:t>
+      </w:r>
+      <w:r>
+        <w:t>Miosis + respiratory depression + sedation = morphine.</w:t>
+      </w:r>
+    </w:p>
+    <w:p>
+      <w:pPr>
+        <w:spacing w:after="0" w:before="0"/>
+      </w:pPr>
+      <w:r>
+        <w:rPr>
+          <w:b/>
+          <w:i w:val="0"/>
+          <w:sz w:val="21"/>
+        </w:rPr>
+        <w:t>Positive Marks: 1    Negative Marks: 0.25</w:t>
+      </w:r>
+    </w:p>
+    <w:p>
+      <w:pPr>
+        <w:spacing w:before="280" w:after="40"/>
+      </w:pPr>
+      <w:r>
+        <w:rPr>
+          <w:b/>
+        </w:rPr>
+        <w:t xml:space="preserve">Question: </w:t>
+      </w:r>
+      <w:r>
+        <w:t xml:space="preserve">The nurse is preparing to provide colostomy care to a patient on contact precautions with a Healthcare associated infection (HAIs) caused by Methicillin-resistant Staphylococcus aureus. Which of the following personal protective item should the nurse use to perform this procedure?  </w:t>
+      </w:r>
+    </w:p>
+    <w:p>
+      <w:pPr>
+        <w:spacing w:after="20" w:before="0"/>
+      </w:pPr>
+      <w:r>
+        <w:rPr>
+          <w:b w:val="0"/>
+          <w:i w:val="0"/>
+          <w:sz w:val="21"/>
+        </w:rPr>
+        <w:t xml:space="preserve">(a)  Gloves, gown, mask and face shield </w:t>
+      </w:r>
+    </w:p>
+    <w:p>
+      <w:pPr>
+        <w:spacing w:after="20" w:before="0"/>
+      </w:pPr>
+      <w:r>
+        <w:rPr>
+          <w:b w:val="0"/>
+          <w:i w:val="0"/>
+          <w:sz w:val="21"/>
+        </w:rPr>
+        <w:t xml:space="preserve">(b)  Gloves, gown and shoe protectors </w:t>
+      </w:r>
+    </w:p>
+    <w:p>
+      <w:pPr>
+        <w:spacing w:after="20" w:before="0"/>
+      </w:pPr>
+      <w:r>
+        <w:rPr>
+          <w:b w:val="0"/>
+          <w:i w:val="0"/>
+          <w:sz w:val="21"/>
+        </w:rPr>
+        <w:t xml:space="preserve">(c)  Gloves and goggles </w:t>
+      </w:r>
+    </w:p>
+    <w:p>
+      <w:pPr>
+        <w:spacing w:after="20" w:before="0"/>
+      </w:pPr>
+      <w:r>
+        <w:rPr>
+          <w:b w:val="0"/>
+          <w:i w:val="0"/>
+          <w:sz w:val="21"/>
+        </w:rPr>
+        <w:t xml:space="preserve">(d)  Gloves and gown </w:t>
+      </w:r>
+    </w:p>
+    <w:p>
+      <w:pPr>
+        <w:spacing w:after="80" w:before="0"/>
+      </w:pPr>
+      <w:r>
+        <w:rPr>
+          <w:b/>
+          <w:i w:val="0"/>
+          <w:sz w:val="22"/>
+        </w:rPr>
+        <w:t>Answer: a</w:t>
+      </w:r>
+    </w:p>
+    <w:p>
+      <w:pPr>
+        <w:spacing w:after="20"/>
+      </w:pPr>
+      <w:r>
+        <w:rPr>
+          <w:b/>
+        </w:rPr>
+        <w:t xml:space="preserve">Solution: </w:t>
+      </w:r>
+      <w:r>
+        <w:rPr>
+          <w:b/>
+          <w:color w:val="1E7B1E"/>
+        </w:rPr>
+        <w:t xml:space="preserve">✅ Correct Answer: </w:t>
+      </w:r>
+      <w:r>
+        <w:rPr>
+          <w:b/>
+          <w:color w:val="1E7B1E"/>
+        </w:rPr>
+        <w:t>a</w:t>
+      </w:r>
+    </w:p>
+    <w:p>
+      <w:pPr>
+        <w:spacing w:after="20" w:before="0"/>
+      </w:pPr>
+      <w:r>
+        <w:rPr>
+          <w:b/>
+        </w:rPr>
+        <w:t xml:space="preserve">🧠 Clinical Rationale: </w:t>
+      </w:r>
+      <w:r>
+        <w:t>For COLOSTOMY CARE with a patient on CONTACT precautions for MRSA, the nurse uses GLOVES, GOWN, MASK AND FACE SHIELD — colostomy care can generate splashes of effluent, so eye/face protection is added to the standard contact-precautions set (gloves + gown). The mask/face shield protects against splash, which is the keyed answer here.</w:t>
+      </w:r>
+    </w:p>
+    <w:p>
+      <w:pPr>
+        <w:spacing w:after="20" w:before="0"/>
+      </w:pPr>
+      <w:r>
+        <w:rPr>
+          <w:b/>
+        </w:rPr>
+        <w:t xml:space="preserve">🔍 Key Clues: </w:t>
+      </w:r>
+      <w:r>
+        <w:t>MRSA contact precautions + splash-generating procedure (colostomy) → gloves, gown, mask, face shield.</w:t>
+      </w:r>
+    </w:p>
+    <w:p>
+      <w:pPr>
+        <w:spacing w:after="20" w:before="0"/>
+      </w:pPr>
+      <w:r>
+        <w:rPr>
+          <w:b/>
+        </w:rPr>
+        <w:t xml:space="preserve">🚨 Priority Principle: </w:t>
+      </w:r>
+      <w:r>
+        <w:t>Prevention and asepsis first — safe handling and precautions protect both the patient and the caregiver.</w:t>
+      </w:r>
+    </w:p>
+    <w:p>
+      <w:pPr>
+        <w:spacing w:after="20" w:before="0"/>
+      </w:pPr>
+      <w:r>
+        <w:rPr>
+          <w:b/>
+        </w:rPr>
+        <w:t xml:space="preserve">❌ Why Not Other Options: </w:t>
+      </w:r>
+      <w:r>
+        <w:t>b — Shoe protectors are not the standard for this. | c — Goggles alone omit gown/gloves. | d — Gloves + gown lacks face protection for splash.</w:t>
+      </w:r>
+    </w:p>
+    <w:p>
+      <w:pPr>
+        <w:spacing w:after="20" w:before="0"/>
+      </w:pPr>
+      <w:r>
+        <w:rPr>
+          <w:b/>
+          <w:color w:val="B45F06"/>
+        </w:rPr>
+        <w:t xml:space="preserve">⚠️ Exam Trap: </w:t>
+      </w:r>
+      <w:r>
+        <w:t>Contact precautions = gloves + gown; add mask/face shield when the procedure can splash (colostomy, suction).</w:t>
+      </w:r>
+    </w:p>
+    <w:p>
+      <w:pPr>
+        <w:spacing w:after="20" w:before="0"/>
+      </w:pPr>
+      <w:r>
+        <w:rPr>
+          <w:b/>
+        </w:rPr>
+        <w:t xml:space="preserve">🩺 Clinical Thinking: </w:t>
+      </w:r>
+      <w:r>
+        <w:t>Recall (the key fact) → Connect (related high-yield facts) → Apply (exam context).</w:t>
+      </w:r>
+    </w:p>
+    <w:p>
+      <w:pPr>
+        <w:spacing w:after="20" w:before="0"/>
+      </w:pPr>
+      <w:r>
+        <w:rPr>
+          <w:b/>
+          <w:color w:val="1F3A5F"/>
+        </w:rPr>
+        <w:t xml:space="preserve">💎 PNC Pearl: </w:t>
+      </w:r>
+      <w:r>
+        <w:t>MRSA colostomy care: gloves, gown, mask and face shield.</w:t>
+      </w:r>
+    </w:p>
+    <w:p>
+      <w:pPr>
+        <w:spacing w:after="0" w:before="0"/>
+      </w:pPr>
+      <w:r>
+        <w:rPr>
+          <w:b/>
+          <w:i w:val="0"/>
+          <w:sz w:val="21"/>
+        </w:rPr>
+        <w:t>Positive Marks: 1    Negative Marks: 0.25</w:t>
+      </w:r>
+    </w:p>
+    <w:p>
+      <w:pPr>
+        <w:spacing w:before="280" w:after="40"/>
+      </w:pPr>
+      <w:r>
+        <w:rPr>
+          <w:b/>
+        </w:rPr>
+        <w:t xml:space="preserve">Question: </w:t>
+      </w:r>
+      <w:r>
+        <w:t xml:space="preserve">A patient admitted with the complaint of pulmonary edema and history reveals 10-year emphysema. Which lung sound should the nurse suspect in this patient?  </w:t>
+      </w:r>
+    </w:p>
+    <w:p>
+      <w:pPr>
+        <w:spacing w:after="20" w:before="0"/>
+      </w:pPr>
+      <w:r>
+        <w:rPr>
+          <w:b w:val="0"/>
+          <w:i w:val="0"/>
+          <w:sz w:val="21"/>
+        </w:rPr>
+        <w:t>(a)  Stridor</w:t>
+      </w:r>
+    </w:p>
+    <w:p>
+      <w:pPr>
+        <w:spacing w:after="20" w:before="0"/>
+      </w:pPr>
+      <w:r>
+        <w:rPr>
+          <w:b w:val="0"/>
+          <w:i w:val="0"/>
+          <w:sz w:val="21"/>
+        </w:rPr>
+        <w:t>(b)  Crackle</w:t>
+      </w:r>
+    </w:p>
+    <w:p>
+      <w:pPr>
+        <w:spacing w:after="20" w:before="0"/>
+      </w:pPr>
+      <w:r>
+        <w:rPr>
+          <w:b w:val="0"/>
+          <w:i w:val="0"/>
+          <w:sz w:val="21"/>
+        </w:rPr>
+        <w:t>(c)  Wheezing</w:t>
+      </w:r>
+    </w:p>
+    <w:p>
+      <w:pPr>
+        <w:spacing w:after="20" w:before="0"/>
+      </w:pPr>
+      <w:r>
+        <w:rPr>
+          <w:b w:val="0"/>
+          <w:i w:val="0"/>
+          <w:sz w:val="21"/>
+        </w:rPr>
+        <w:t>(d)  Both a and b</w:t>
+      </w:r>
+    </w:p>
+    <w:p>
+      <w:pPr>
+        <w:spacing w:after="80" w:before="0"/>
+      </w:pPr>
+      <w:r>
+        <w:rPr>
+          <w:b/>
+          <w:i w:val="0"/>
+          <w:sz w:val="22"/>
+        </w:rPr>
+        <w:t>Answer: b</w:t>
+      </w:r>
+    </w:p>
+    <w:p>
+      <w:pPr>
+        <w:spacing w:after="20"/>
+      </w:pPr>
+      <w:r>
+        <w:rPr>
+          <w:b/>
+        </w:rPr>
+        <w:t xml:space="preserve">Solution: </w:t>
+      </w:r>
+      <w:r>
+        <w:rPr>
+          <w:b/>
+          <w:color w:val="1E7B1E"/>
+        </w:rPr>
+        <w:t xml:space="preserve">✅ Correct Answer: </w:t>
+      </w:r>
+      <w:r>
+        <w:rPr>
+          <w:b/>
+          <w:color w:val="1E7B1E"/>
+        </w:rPr>
+        <w:t>b</w:t>
+      </w:r>
+    </w:p>
+    <w:p>
+      <w:pPr>
+        <w:spacing w:after="20" w:before="0"/>
+      </w:pPr>
+      <w:r>
+        <w:rPr>
+          <w:b/>
+        </w:rPr>
+        <w:t xml:space="preserve">🧠 Clinical Rationale: </w:t>
+      </w:r>
+      <w:r>
+        <w:t>PULMONARY EDEMA produces fine, moist CRACKLES (crepitations/râles) — most prominent at the lung bases — from fluid transudation into the alveoli. Stridor is a high-pitched inspiratory sound of upper-airway obstruction; wheezing is expiratory, seen in asthma/COPD bronchospasm.</w:t>
+      </w:r>
+    </w:p>
+    <w:p>
+      <w:pPr>
+        <w:spacing w:after="20" w:before="0"/>
+      </w:pPr>
+      <w:r>
+        <w:rPr>
+          <w:b/>
+        </w:rPr>
+        <w:t xml:space="preserve">🔍 Key Clues: </w:t>
+      </w:r>
+      <w:r>
+        <w:t>Pulmonary oedema → crackles (fluid in alveoli).</w:t>
+      </w:r>
+    </w:p>
+    <w:p>
+      <w:pPr>
+        <w:spacing w:after="20" w:before="0"/>
+      </w:pPr>
+      <w:r>
+        <w:rPr>
+          <w:b/>
+        </w:rPr>
+        <w:t xml:space="preserve">🚨 Priority Principle: </w:t>
+      </w:r>
+      <w:r>
+        <w:t>Recall the core fact precisely, then apply it to the clinical context.</w:t>
+      </w:r>
+    </w:p>
+    <w:p>
+      <w:pPr>
+        <w:spacing w:after="20" w:before="0"/>
+      </w:pPr>
+      <w:r>
+        <w:rPr>
+          <w:b/>
+        </w:rPr>
+        <w:t xml:space="preserve">❌ Why Not Other Options: </w:t>
+      </w:r>
+      <w:r>
+        <w:t>a — Stridor = upper airway obstruction. | c — Wheezing = bronchospasm (asthma/COPD). | d — Only crackles fits pulmonary oedema.</w:t>
+      </w:r>
+    </w:p>
+    <w:p>
+      <w:pPr>
+        <w:spacing w:after="20" w:before="0"/>
+      </w:pPr>
+      <w:r>
+        <w:rPr>
+          <w:b/>
+          <w:color w:val="B45F06"/>
+        </w:rPr>
+        <w:t xml:space="preserve">⚠️ Exam Trap: </w:t>
+      </w:r>
+      <w:r>
+        <w:t>Lung sounds: crackles = fluid (oedema/ pneumonia); wheeze = narrowed airways; stridor = upper airway.</w:t>
+      </w:r>
+    </w:p>
+    <w:p>
+      <w:pPr>
+        <w:spacing w:after="20" w:before="0"/>
+      </w:pPr>
+      <w:r>
+        <w:rPr>
+          <w:b/>
+        </w:rPr>
+        <w:t xml:space="preserve">🩺 Clinical Thinking: </w:t>
+      </w:r>
+      <w:r>
+        <w:t>Recall (the key fact) → Connect (related high-yield facts) → Apply (exam context).</w:t>
+      </w:r>
+    </w:p>
+    <w:p>
+      <w:pPr>
+        <w:spacing w:after="20" w:before="0"/>
+      </w:pPr>
+      <w:r>
+        <w:rPr>
+          <w:b/>
+          <w:color w:val="1F3A5F"/>
+        </w:rPr>
+        <w:t xml:space="preserve">💎 PNC Pearl: </w:t>
+      </w:r>
+      <w:r>
+        <w:t>Pulmonary edema: crackles (fine, basal).</w:t>
+      </w:r>
+    </w:p>
+    <w:p>
+      <w:pPr>
+        <w:spacing w:after="0" w:before="0"/>
+      </w:pPr>
+      <w:r>
+        <w:rPr>
+          <w:b/>
+          <w:i w:val="0"/>
+          <w:sz w:val="21"/>
+        </w:rPr>
+        <w:t>Positive Marks: 1    Negative Marks: 0.25</w:t>
+      </w:r>
+    </w:p>
+    <w:p>
+      <w:pPr>
+        <w:spacing w:before="280" w:after="40"/>
+      </w:pPr>
+      <w:r>
+        <w:rPr>
+          <w:b/>
+        </w:rPr>
+        <w:t xml:space="preserve">Question: </w:t>
+      </w:r>
+      <w:r>
+        <w:t xml:space="preserve">A client has a nasogastric (NG) tube following a subtotal gastrectomy. The nurse should:  </w:t>
+      </w:r>
+    </w:p>
+    <w:p>
+      <w:pPr>
+        <w:spacing w:after="20" w:before="0"/>
+      </w:pPr>
+      <w:r>
+        <w:rPr>
+          <w:b w:val="0"/>
+          <w:i w:val="0"/>
+          <w:sz w:val="21"/>
+        </w:rPr>
+        <w:t>(a)  Irrigate the tube with 30 mL of sterile water every hour, if needed</w:t>
+      </w:r>
+    </w:p>
+    <w:p>
+      <w:pPr>
+        <w:spacing w:after="20" w:before="0"/>
+      </w:pPr>
+      <w:r>
+        <w:rPr>
+          <w:b w:val="0"/>
+          <w:i w:val="0"/>
+          <w:sz w:val="21"/>
+        </w:rPr>
+        <w:t>(b)  Reposition the tube if it is not draining well</w:t>
+      </w:r>
+    </w:p>
+    <w:p>
+      <w:pPr>
+        <w:spacing w:after="20" w:before="0"/>
+      </w:pPr>
+      <w:r>
+        <w:rPr>
+          <w:b w:val="0"/>
+          <w:i w:val="0"/>
+          <w:sz w:val="21"/>
+        </w:rPr>
+        <w:t>(c)  Monitor the client for nausea, vomiting and abdominal distention</w:t>
+      </w:r>
+    </w:p>
+    <w:p>
+      <w:pPr>
+        <w:spacing w:after="20" w:before="0"/>
+      </w:pPr>
+      <w:r>
+        <w:rPr>
+          <w:b w:val="0"/>
+          <w:i w:val="0"/>
+          <w:sz w:val="21"/>
+        </w:rPr>
+        <w:t>(d)  Turn the machine to high suction, if the drainage is sluggish on low suction</w:t>
+      </w:r>
+    </w:p>
+    <w:p>
+      <w:pPr>
+        <w:spacing w:after="80" w:before="0"/>
+      </w:pPr>
+      <w:r>
+        <w:rPr>
+          <w:b/>
+          <w:i w:val="0"/>
+          <w:sz w:val="22"/>
+        </w:rPr>
+        <w:t>Answer: c</w:t>
+      </w:r>
+    </w:p>
+    <w:p>
+      <w:pPr>
+        <w:spacing w:after="20"/>
+      </w:pPr>
+      <w:r>
+        <w:rPr>
+          <w:b/>
+        </w:rPr>
+        <w:t xml:space="preserve">Solution: </w:t>
+      </w:r>
+      <w:r>
+        <w:rPr>
+          <w:b/>
+          <w:color w:val="1E7B1E"/>
+        </w:rPr>
+        <w:t xml:space="preserve">✅ Correct Answer: </w:t>
+      </w:r>
+      <w:r>
+        <w:rPr>
+          <w:b/>
+          <w:color w:val="1E7B1E"/>
+        </w:rPr>
+        <w:t>c</w:t>
+      </w:r>
+    </w:p>
+    <w:p>
+      <w:pPr>
+        <w:spacing w:after="20" w:before="0"/>
+      </w:pPr>
+      <w:r>
+        <w:rPr>
+          <w:b/>
+        </w:rPr>
+        <w:t xml:space="preserve">🧠 Clinical Rationale: </w:t>
+      </w:r>
+      <w:r>
+        <w:t>After a SUBTOTAL GASTRECTOMY with an NG tube, the nurse monitors for NAUSEA, VOMITING and ABDOMINAL DISTENTION — signs of retained gastric contents, obstruction or ileus that require reporting. The tube is NEVER repositioned after placement (risk of disrupting the anastomosis/suture line); irrigation and increasing suction need a physician's order.</w:t>
+      </w:r>
+    </w:p>
+    <w:p>
+      <w:pPr>
+        <w:spacing w:after="20" w:before="0"/>
+      </w:pPr>
+      <w:r>
+        <w:rPr>
+          <w:b/>
+        </w:rPr>
+        <w:t xml:space="preserve">🔍 Key Clues: </w:t>
+      </w:r>
+      <w:r>
+        <w:t>Post-gastrectomy NG care: monitor for nausea/vomiting/distention; never reposition the tube.</w:t>
+      </w:r>
+    </w:p>
+    <w:p>
+      <w:pPr>
+        <w:spacing w:after="20" w:before="0"/>
+      </w:pPr>
+      <w:r>
+        <w:rPr>
+          <w:b/>
+        </w:rPr>
+        <w:t xml:space="preserve">🚨 Priority Principle: </w:t>
+      </w:r>
+      <w:r>
+        <w:t>Recall the core fact precisely, then apply it to the clinical context.</w:t>
+      </w:r>
+    </w:p>
+    <w:p>
+      <w:pPr>
+        <w:spacing w:after="20" w:before="0"/>
+      </w:pPr>
+      <w:r>
+        <w:rPr>
+          <w:b/>
+        </w:rPr>
+        <w:t xml:space="preserve">❌ Why Not Other Options: </w:t>
+      </w:r>
+      <w:r>
+        <w:t>a — Irrigation requires an order and is not hourly routine. | b — Never reposition a post-gastrectomy NG tube. | d — Increasing suction needs an order.</w:t>
+      </w:r>
+    </w:p>
+    <w:p>
+      <w:pPr>
+        <w:spacing w:after="20" w:before="0"/>
+      </w:pPr>
+      <w:r>
+        <w:rPr>
+          <w:b/>
+          <w:color w:val="B45F06"/>
+        </w:rPr>
+        <w:t xml:space="preserve">⚠️ Exam Trap: </w:t>
+      </w:r>
+      <w:r>
+        <w:t>After gastric surgery the NG tube is anchored at the measured length — marking/repositioning is prohibited.</w:t>
+      </w:r>
+    </w:p>
+    <w:p>
+      <w:pPr>
+        <w:spacing w:after="20" w:before="0"/>
+      </w:pPr>
+      <w:r>
+        <w:rPr>
+          <w:b/>
+        </w:rPr>
+        <w:t xml:space="preserve">🩺 Clinical Thinking: </w:t>
+      </w:r>
+      <w:r>
+        <w:t>Recall (the key fact) → Connect (related high-yield facts) → Apply (exam context).</w:t>
+      </w:r>
+    </w:p>
+    <w:p>
+      <w:pPr>
+        <w:spacing w:after="20" w:before="0"/>
+      </w:pPr>
+      <w:r>
+        <w:rPr>
+          <w:b/>
+          <w:color w:val="1F3A5F"/>
+        </w:rPr>
+        <w:t xml:space="preserve">💎 PNC Pearl: </w:t>
+      </w:r>
+      <w:r>
+        <w:t>Post-gastrectomy NG: monitor nausea, vomiting, distention.</w:t>
+      </w:r>
+    </w:p>
+    <w:p>
+      <w:pPr>
+        <w:spacing w:after="0" w:before="0"/>
+      </w:pPr>
+      <w:r>
+        <w:rPr>
+          <w:b/>
+          <w:i w:val="0"/>
+          <w:sz w:val="21"/>
+        </w:rPr>
+        <w:t>Positive Marks: 1    Negative Marks: 0.25</w:t>
+      </w:r>
+    </w:p>
+    <w:p>
+      <w:pPr>
+        <w:spacing w:before="280" w:after="40"/>
+      </w:pPr>
+      <w:r>
+        <w:rPr>
+          <w:b/>
+        </w:rPr>
+        <w:t xml:space="preserve">Question: </w:t>
+      </w:r>
+      <w:r>
+        <w:t xml:space="preserve">A nurse is caring for a client hospitalized for the first time, which of the following actions ensure the safety of the client? </w:t>
+      </w:r>
+    </w:p>
+    <w:p>
+      <w:pPr>
+        <w:spacing w:after="20" w:before="0"/>
+      </w:pPr>
+      <w:r>
+        <w:rPr>
+          <w:b w:val="0"/>
+          <w:i w:val="0"/>
+          <w:sz w:val="21"/>
+        </w:rPr>
+        <w:t xml:space="preserve">(a)  Keeping unnecessary furniture out of the way </w:t>
+      </w:r>
+    </w:p>
+    <w:p>
+      <w:pPr>
+        <w:spacing w:after="20" w:before="0"/>
+      </w:pPr>
+      <w:r>
+        <w:rPr>
+          <w:b w:val="0"/>
+          <w:i w:val="0"/>
+          <w:sz w:val="21"/>
+        </w:rPr>
+        <w:t xml:space="preserve">(b)  Keeping the lights on at all time </w:t>
+      </w:r>
+    </w:p>
+    <w:p>
+      <w:pPr>
+        <w:spacing w:after="20" w:before="0"/>
+      </w:pPr>
+      <w:r>
+        <w:rPr>
+          <w:b w:val="0"/>
+          <w:i w:val="0"/>
+          <w:sz w:val="21"/>
+        </w:rPr>
+        <w:t xml:space="preserve">(c)  Keeping the side rails up at all the time </w:t>
+      </w:r>
+    </w:p>
+    <w:p>
+      <w:pPr>
+        <w:spacing w:after="20" w:before="0"/>
+      </w:pPr>
+      <w:r>
+        <w:rPr>
+          <w:b w:val="0"/>
+          <w:i w:val="0"/>
+          <w:sz w:val="21"/>
+        </w:rPr>
+        <w:t xml:space="preserve">(d)  Keeping all the equipment out of view </w:t>
+      </w:r>
+    </w:p>
+    <w:p>
+      <w:pPr>
+        <w:spacing w:after="80" w:before="0"/>
+      </w:pPr>
+      <w:r>
+        <w:rPr>
+          <w:b/>
+          <w:i w:val="0"/>
+          <w:sz w:val="22"/>
+        </w:rPr>
+        <w:t>Answer: c</w:t>
+      </w:r>
+    </w:p>
+    <w:p>
+      <w:pPr>
+        <w:spacing w:after="20"/>
+      </w:pPr>
+      <w:r>
+        <w:rPr>
+          <w:b/>
+        </w:rPr>
+        <w:t xml:space="preserve">Solution: </w:t>
+      </w:r>
+      <w:r>
+        <w:rPr>
+          <w:b/>
+          <w:color w:val="1E7B1E"/>
+        </w:rPr>
+        <w:t xml:space="preserve">✅ Correct Answer: </w:t>
+      </w:r>
+      <w:r>
+        <w:rPr>
+          <w:b/>
+          <w:color w:val="1E7B1E"/>
+        </w:rPr>
+        <w:t>c</w:t>
+      </w:r>
+    </w:p>
+    <w:p>
+      <w:pPr>
+        <w:spacing w:after="20" w:before="0"/>
+      </w:pPr>
+      <w:r>
+        <w:rPr>
+          <w:b/>
+        </w:rPr>
+        <w:t xml:space="preserve">🧠 Clinical Rationale: </w:t>
+      </w:r>
+      <w:r>
+        <w:t>For a client hospitalised for the FIRST TIME, KEEPING THE SIDE RAILS UP is a key safety measure — it prevents falls from the bed, especially when the patient is unfamiliar with the environment. Removing obstacles also helps, but side rails up at all times is the keyed safety action.</w:t>
+      </w:r>
+    </w:p>
+    <w:p>
+      <w:pPr>
+        <w:spacing w:after="20" w:before="0"/>
+      </w:pPr>
+      <w:r>
+        <w:rPr>
+          <w:b/>
+        </w:rPr>
+        <w:t xml:space="preserve">🔍 Key Clues: </w:t>
+      </w:r>
+      <w:r>
+        <w:t>Fall prevention for a first-time hospitalised patient: side rails up.</w:t>
+      </w:r>
+    </w:p>
+    <w:p>
+      <w:pPr>
+        <w:spacing w:after="20" w:before="0"/>
+      </w:pPr>
+      <w:r>
+        <w:rPr>
+          <w:b/>
+        </w:rPr>
+        <w:t xml:space="preserve">🚨 Priority Principle: </w:t>
+      </w:r>
+      <w:r>
+        <w:t>Patient safety and the ABC (airway, breathing, circulation) priorities come before diagnosis, documentation and non-urgent tasks.</w:t>
+      </w:r>
+    </w:p>
+    <w:p>
+      <w:pPr>
+        <w:spacing w:after="20" w:before="0"/>
+      </w:pPr>
+      <w:r>
+        <w:rPr>
+          <w:b/>
+        </w:rPr>
+        <w:t xml:space="preserve">❌ Why Not Other Options: </w:t>
+      </w:r>
+      <w:r>
+        <w:t>a — Removing clutter helps but is not the keyed answer. | b — Lights on all the time disrupts sleep — not correct. | d — Hiding equipment does not ensure safety.</w:t>
+      </w:r>
+    </w:p>
+    <w:p>
+      <w:pPr>
+        <w:spacing w:after="20" w:before="0"/>
+      </w:pPr>
+      <w:r>
+        <w:rPr>
+          <w:b/>
+          <w:color w:val="B45F06"/>
+        </w:rPr>
+        <w:t xml:space="preserve">⚠️ Exam Trap: </w:t>
+      </w:r>
+      <w:r>
+        <w:t>Fall-safety bundle: side rails, call light within reach, low bed, non-slip footwear, clutter-free.</w:t>
+      </w:r>
+    </w:p>
+    <w:p>
+      <w:pPr>
+        <w:spacing w:after="20" w:before="0"/>
+      </w:pPr>
+      <w:r>
+        <w:rPr>
+          <w:b/>
+        </w:rPr>
+        <w:t xml:space="preserve">🩺 Clinical Thinking: </w:t>
+      </w:r>
+      <w:r>
+        <w:t>Identify (the problem) → Stabilize (ABC / patient safety) → Reassess (response) → Document (findings).</w:t>
+      </w:r>
+    </w:p>
+    <w:p>
+      <w:pPr>
+        <w:spacing w:after="20" w:before="0"/>
+      </w:pPr>
+      <w:r>
+        <w:rPr>
+          <w:b/>
+          <w:color w:val="1F3A5F"/>
+        </w:rPr>
+        <w:t xml:space="preserve">💎 PNC Pearl: </w:t>
+      </w:r>
+      <w:r>
+        <w:t>First-time hospitalised client: keep the side rails up.</w:t>
+      </w:r>
+    </w:p>
+    <w:p>
+      <w:pPr>
+        <w:spacing w:after="0" w:before="0"/>
+      </w:pPr>
+      <w:r>
+        <w:rPr>
+          <w:b/>
+          <w:i w:val="0"/>
+          <w:sz w:val="21"/>
+        </w:rPr>
+        <w:t>Positive Marks: 1    Negative Marks: 0.25</w:t>
+      </w:r>
+    </w:p>
+    <w:p>
+      <w:pPr>
+        <w:spacing w:before="280" w:after="40"/>
+      </w:pPr>
+      <w:r>
+        <w:rPr>
+          <w:b/>
+        </w:rPr>
+        <w:t xml:space="preserve">Question: </w:t>
+      </w:r>
+      <w:r>
+        <w:t>A patient is admitted in ER with an infectious wound in her lower leg. Which of the following parameter should be assessed by the nurse on a routine basis?</w:t>
+      </w:r>
+    </w:p>
+    <w:p>
+      <w:pPr>
+        <w:spacing w:after="20" w:before="0"/>
+      </w:pPr>
+      <w:r>
+        <w:rPr>
+          <w:b w:val="0"/>
+          <w:i w:val="0"/>
+          <w:sz w:val="21"/>
+        </w:rPr>
+        <w:t>(a)  Blood culture</w:t>
+      </w:r>
+    </w:p>
+    <w:p>
+      <w:pPr>
+        <w:spacing w:after="20" w:before="0"/>
+      </w:pPr>
+      <w:r>
+        <w:rPr>
+          <w:b w:val="0"/>
+          <w:i w:val="0"/>
+          <w:sz w:val="21"/>
+        </w:rPr>
+        <w:t xml:space="preserve">(b)  Wound swab culture </w:t>
+      </w:r>
+    </w:p>
+    <w:p>
+      <w:pPr>
+        <w:spacing w:after="20" w:before="0"/>
+      </w:pPr>
+      <w:r>
+        <w:rPr>
+          <w:b w:val="0"/>
+          <w:i w:val="0"/>
+          <w:sz w:val="21"/>
+        </w:rPr>
+        <w:t xml:space="preserve">(c)  Temperature </w:t>
+      </w:r>
+    </w:p>
+    <w:p>
+      <w:pPr>
+        <w:spacing w:after="20" w:before="0"/>
+      </w:pPr>
+      <w:r>
+        <w:rPr>
+          <w:b w:val="0"/>
+          <w:i w:val="0"/>
+          <w:sz w:val="21"/>
+        </w:rPr>
+        <w:t xml:space="preserve">(d)  Wound soakage </w:t>
+      </w:r>
+    </w:p>
+    <w:p>
+      <w:pPr>
+        <w:spacing w:after="80" w:before="0"/>
+      </w:pPr>
+      <w:r>
+        <w:rPr>
+          <w:b/>
+          <w:i w:val="0"/>
+          <w:sz w:val="22"/>
+        </w:rPr>
+        <w:t>Answer: c</w:t>
+      </w:r>
+    </w:p>
+    <w:p>
+      <w:pPr>
+        <w:spacing w:after="20"/>
+      </w:pPr>
+      <w:r>
+        <w:rPr>
+          <w:b/>
+        </w:rPr>
+        <w:t xml:space="preserve">Solution: </w:t>
+      </w:r>
+      <w:r>
+        <w:rPr>
+          <w:b/>
+          <w:color w:val="1E7B1E"/>
+        </w:rPr>
+        <w:t xml:space="preserve">✅ Correct Answer: </w:t>
+      </w:r>
+      <w:r>
+        <w:rPr>
+          <w:b/>
+          <w:color w:val="1E7B1E"/>
+        </w:rPr>
+        <w:t>c</w:t>
+      </w:r>
+    </w:p>
+    <w:p>
+      <w:pPr>
+        <w:spacing w:after="20" w:before="0"/>
+      </w:pPr>
+      <w:r>
+        <w:rPr>
+          <w:b/>
+        </w:rPr>
+        <w:t xml:space="preserve">🧠 Clinical Rationale: </w:t>
+      </w:r>
+      <w:r>
+        <w:t>For an INFECTIOUS WOUND, the nurse should assess TEMPERATURE on a ROUTINE basis — fever is the systemic indicator of spreading infection (cellulitis, sepsis). Cultures (blood/wound swab) are taken on admission and as ordered, not routinely; wound soakage is part of wound assessment but temperature is the keyed routine systemic parameter.</w:t>
+      </w:r>
+    </w:p>
+    <w:p>
+      <w:pPr>
+        <w:spacing w:after="20" w:before="0"/>
+      </w:pPr>
+      <w:r>
+        <w:rPr>
+          <w:b/>
+        </w:rPr>
+        <w:t xml:space="preserve">🔍 Key Clues: </w:t>
+      </w:r>
+      <w:r>
+        <w:t>Infectious wound → monitor temperature routinely (fever = spread).</w:t>
+      </w:r>
+    </w:p>
+    <w:p>
+      <w:pPr>
+        <w:spacing w:after="20" w:before="0"/>
+      </w:pPr>
+      <w:r>
+        <w:rPr>
+          <w:b/>
+        </w:rPr>
+        <w:t xml:space="preserve">🚨 Priority Principle: </w:t>
+      </w:r>
+      <w:r>
+        <w:t>Recall the core fact precisely, then apply it to the clinical context.</w:t>
+      </w:r>
+    </w:p>
+    <w:p>
+      <w:pPr>
+        <w:spacing w:after="20" w:before="0"/>
+      </w:pPr>
+      <w:r>
+        <w:rPr>
+          <w:b/>
+        </w:rPr>
+        <w:t xml:space="preserve">❌ Why Not Other Options: </w:t>
+      </w:r>
+      <w:r>
+        <w:t>a — Blood culture is ordered, not routine. | b — Wound swab culture is taken on admission/orders. | d — Wound soakage is assessed with dressing changes.</w:t>
+      </w:r>
+    </w:p>
+    <w:p>
+      <w:pPr>
+        <w:spacing w:after="20" w:before="0"/>
+      </w:pPr>
+      <w:r>
+        <w:rPr>
+          <w:b/>
+          <w:color w:val="B45F06"/>
+        </w:rPr>
+        <w:t xml:space="preserve">⚠️ Exam Trap: </w:t>
+      </w:r>
+      <w:r>
+        <w:t>Routine VS (especially temperature) tracks the systemic spread of a local wound infection.</w:t>
+      </w:r>
+    </w:p>
+    <w:p>
+      <w:pPr>
+        <w:spacing w:after="20" w:before="0"/>
+      </w:pPr>
+      <w:r>
+        <w:rPr>
+          <w:b/>
+        </w:rPr>
+        <w:t xml:space="preserve">🩺 Clinical Thinking: </w:t>
+      </w:r>
+      <w:r>
+        <w:t>Recall (the key fact) → Connect (related high-yield facts) → Apply (exam context).</w:t>
+      </w:r>
+    </w:p>
+    <w:p>
+      <w:pPr>
+        <w:spacing w:after="20" w:before="0"/>
+      </w:pPr>
+      <w:r>
+        <w:rPr>
+          <w:b/>
+          <w:color w:val="1F3A5F"/>
+        </w:rPr>
+        <w:t xml:space="preserve">💎 PNC Pearl: </w:t>
+      </w:r>
+      <w:r>
+        <w:t>Infectious wound: assess temperature routinely.</w:t>
+      </w:r>
+    </w:p>
+    <w:p>
+      <w:pPr>
+        <w:spacing w:after="0" w:before="0"/>
+      </w:pPr>
+      <w:r>
+        <w:rPr>
+          <w:b/>
+          <w:i w:val="0"/>
+          <w:sz w:val="21"/>
+        </w:rPr>
+        <w:t>Positive Marks: 1    Negative Marks: 0.25</w:t>
+      </w:r>
+    </w:p>
+    <w:p>
+      <w:pPr>
+        <w:spacing w:before="280" w:after="40"/>
+      </w:pPr>
+      <w:r>
+        <w:rPr>
+          <w:b/>
+        </w:rPr>
+        <w:t xml:space="preserve">Question: </w:t>
+      </w:r>
+      <w:r>
+        <w:t xml:space="preserve">During physical examination of the thorax, a nurse listens vesicular sound. At which location, the vesicular sound can be auscultated? </w:t>
+      </w:r>
+    </w:p>
+    <w:p>
+      <w:pPr>
+        <w:spacing w:after="20" w:before="0"/>
+      </w:pPr>
+      <w:r>
+        <w:rPr>
+          <w:b w:val="0"/>
+          <w:i w:val="0"/>
+          <w:sz w:val="21"/>
+        </w:rPr>
+        <w:t xml:space="preserve">(a)  At larynx </w:t>
+      </w:r>
+    </w:p>
+    <w:p>
+      <w:pPr>
+        <w:spacing w:after="20" w:before="0"/>
+      </w:pPr>
+      <w:r>
+        <w:rPr>
+          <w:b w:val="0"/>
+          <w:i w:val="0"/>
+          <w:sz w:val="21"/>
+        </w:rPr>
+        <w:t>(b)  At trachea</w:t>
+      </w:r>
+    </w:p>
+    <w:p>
+      <w:pPr>
+        <w:spacing w:after="20" w:before="0"/>
+      </w:pPr>
+      <w:r>
+        <w:rPr>
+          <w:b w:val="0"/>
+          <w:i w:val="0"/>
+          <w:sz w:val="21"/>
+        </w:rPr>
+        <w:t>(c)  At first and second ICS</w:t>
+      </w:r>
+    </w:p>
+    <w:p>
+      <w:pPr>
+        <w:spacing w:after="20" w:before="0"/>
+      </w:pPr>
+      <w:r>
+        <w:rPr>
+          <w:b w:val="0"/>
+          <w:i w:val="0"/>
+          <w:sz w:val="21"/>
+        </w:rPr>
+        <w:t>(d)  At lower lobe of lungs</w:t>
+      </w:r>
+    </w:p>
+    <w:p>
+      <w:pPr>
+        <w:spacing w:after="80" w:before="0"/>
+      </w:pPr>
+      <w:r>
+        <w:rPr>
+          <w:b/>
+          <w:i w:val="0"/>
+          <w:sz w:val="22"/>
+        </w:rPr>
+        <w:t>Answer: d</w:t>
+      </w:r>
+    </w:p>
+    <w:p>
+      <w:pPr>
+        <w:spacing w:after="20"/>
+      </w:pPr>
+      <w:r>
+        <w:rPr>
+          <w:b/>
+        </w:rPr>
+        <w:t xml:space="preserve">Solution: </w:t>
+      </w:r>
+      <w:r>
+        <w:rPr>
+          <w:b/>
+          <w:color w:val="1E7B1E"/>
+        </w:rPr>
+        <w:t xml:space="preserve">✅ Correct Answer: </w:t>
+      </w:r>
+      <w:r>
+        <w:rPr>
+          <w:b/>
+          <w:color w:val="1E7B1E"/>
+        </w:rPr>
+        <w:t>d</w:t>
+      </w:r>
+    </w:p>
+    <w:p>
+      <w:pPr>
+        <w:spacing w:after="20" w:before="0"/>
+      </w:pPr>
+      <w:r>
+        <w:rPr>
+          <w:b/>
+        </w:rPr>
+        <w:t xml:space="preserve">🧠 Clinical Rationale: </w:t>
+      </w:r>
+      <w:r>
+        <w:t>VESICULAR breath sounds — soft, low-pitched, heard over most of the lung periphery with inspiration longer than expiration — are best AUSCULTATED over the LOWER LOBES/peripheral lung fields. Bronchial sounds are over the trachea; bronchovesicular over the 1st and 2nd ICS; the larynx has laryngeal/tracheal sounds.</w:t>
+      </w:r>
+    </w:p>
+    <w:p>
+      <w:pPr>
+        <w:spacing w:after="20" w:before="0"/>
+      </w:pPr>
+      <w:r>
+        <w:rPr>
+          <w:b/>
+        </w:rPr>
+        <w:t xml:space="preserve">🔍 Key Clues: </w:t>
+      </w:r>
+      <w:r>
+        <w:t>Vesicular sounds = peripheral lung fields / lower lobes.</w:t>
+      </w:r>
+    </w:p>
+    <w:p>
+      <w:pPr>
+        <w:spacing w:after="20" w:before="0"/>
+      </w:pPr>
+      <w:r>
+        <w:rPr>
+          <w:b/>
+        </w:rPr>
+        <w:t xml:space="preserve">🚨 Priority Principle: </w:t>
+      </w:r>
+      <w:r>
+        <w:t>Recall the core fact precisely, then apply it to the clinical context.</w:t>
+      </w:r>
+    </w:p>
+    <w:p>
+      <w:pPr>
+        <w:spacing w:after="20" w:before="0"/>
+      </w:pPr>
+      <w:r>
+        <w:rPr>
+          <w:b/>
+        </w:rPr>
+        <w:t xml:space="preserve">❌ Why Not Other Options: </w:t>
+      </w:r>
+      <w:r>
+        <w:t>a — Larynx = laryngeal/tracheal sounds. | b — Trachea = bronchial sounds. | c — 1st-2nd ICS = bronchovesicular.</w:t>
+      </w:r>
+    </w:p>
+    <w:p>
+      <w:pPr>
+        <w:spacing w:after="20" w:before="0"/>
+      </w:pPr>
+      <w:r>
+        <w:rPr>
+          <w:b/>
+          <w:color w:val="B45F06"/>
+        </w:rPr>
+        <w:t xml:space="preserve">⚠️ Exam Trap: </w:t>
+      </w:r>
+      <w:r>
+        <w:t>Sound map: vesicular = periphery/lower lobes; bronchovesicular = 1st-2nd ICS; bronchial = trachea.</w:t>
+      </w:r>
+    </w:p>
+    <w:p>
+      <w:pPr>
+        <w:spacing w:after="20" w:before="0"/>
+      </w:pPr>
+      <w:r>
+        <w:rPr>
+          <w:b/>
+        </w:rPr>
+        <w:t xml:space="preserve">🩺 Clinical Thinking: </w:t>
+      </w:r>
+      <w:r>
+        <w:t>Recall (the key fact) → Connect (related high-yield facts) → Apply (exam context).</w:t>
+      </w:r>
+    </w:p>
+    <w:p>
+      <w:pPr>
+        <w:spacing w:after="20" w:before="0"/>
+      </w:pPr>
+      <w:r>
+        <w:rPr>
+          <w:b/>
+          <w:color w:val="1F3A5F"/>
+        </w:rPr>
+        <w:t xml:space="preserve">💎 PNC Pearl: </w:t>
+      </w:r>
+      <w:r>
+        <w:t>Vesicular breath sounds: lower lobes (lung periphery).</w:t>
+      </w:r>
+    </w:p>
+    <w:p>
+      <w:pPr>
+        <w:spacing w:after="0" w:before="0"/>
+      </w:pPr>
+      <w:r>
+        <w:rPr>
+          <w:b/>
+          <w:i w:val="0"/>
+          <w:sz w:val="21"/>
+        </w:rPr>
+        <w:t>Positive Marks: 1    Negative Marks: 0.25</w:t>
+      </w:r>
+    </w:p>
+    <w:p>
+      <w:pPr>
+        <w:spacing w:before="280" w:after="40"/>
+      </w:pPr>
+      <w:r>
+        <w:rPr>
+          <w:b/>
+        </w:rPr>
+        <w:t xml:space="preserve">Question: </w:t>
+      </w:r>
+      <w:r>
+        <w:t>A nurse is assisting the CVP line insertion, during the procedure, the nurse observe that the patient is having irritation and shortness of breath. What should the nurse suspect?</w:t>
+      </w:r>
+    </w:p>
+    <w:p>
+      <w:pPr>
+        <w:spacing w:after="20" w:before="0"/>
+      </w:pPr>
+      <w:r>
+        <w:rPr>
+          <w:b w:val="0"/>
+          <w:i w:val="0"/>
+          <w:sz w:val="21"/>
+        </w:rPr>
+        <w:t>(a)  Malposition of catheter</w:t>
+      </w:r>
+    </w:p>
+    <w:p>
+      <w:pPr>
+        <w:spacing w:after="20" w:before="0"/>
+      </w:pPr>
+      <w:r>
+        <w:rPr>
+          <w:b w:val="0"/>
+          <w:i w:val="0"/>
+          <w:sz w:val="21"/>
+        </w:rPr>
+        <w:t xml:space="preserve">(b)  Air embolism </w:t>
+      </w:r>
+    </w:p>
+    <w:p>
+      <w:pPr>
+        <w:spacing w:after="20" w:before="0"/>
+      </w:pPr>
+      <w:r>
+        <w:rPr>
+          <w:b w:val="0"/>
+          <w:i w:val="0"/>
+          <w:sz w:val="21"/>
+        </w:rPr>
+        <w:t>(c)  Wrong site</w:t>
+      </w:r>
+    </w:p>
+    <w:p>
+      <w:pPr>
+        <w:spacing w:after="20" w:before="0"/>
+      </w:pPr>
+      <w:r>
+        <w:rPr>
+          <w:b w:val="0"/>
+          <w:i w:val="0"/>
+          <w:sz w:val="21"/>
+        </w:rPr>
+        <w:t>(d)  Hematoma</w:t>
+      </w:r>
+    </w:p>
+    <w:p>
+      <w:pPr>
+        <w:spacing w:after="80" w:before="0"/>
+      </w:pPr>
+      <w:r>
+        <w:rPr>
+          <w:b/>
+          <w:i w:val="0"/>
+          <w:sz w:val="22"/>
+        </w:rPr>
+        <w:t>Answer: b</w:t>
+      </w:r>
+    </w:p>
+    <w:p>
+      <w:pPr>
+        <w:spacing w:after="20"/>
+      </w:pPr>
+      <w:r>
+        <w:rPr>
+          <w:b/>
+        </w:rPr>
+        <w:t xml:space="preserve">Solution: </w:t>
+      </w:r>
+      <w:r>
+        <w:rPr>
+          <w:b/>
+          <w:color w:val="1E7B1E"/>
+        </w:rPr>
+        <w:t xml:space="preserve">✅ Correct Answer: </w:t>
+      </w:r>
+      <w:r>
+        <w:rPr>
+          <w:b/>
+          <w:color w:val="1E7B1E"/>
+        </w:rPr>
+        <w:t>b</w:t>
+      </w:r>
+    </w:p>
+    <w:p>
+      <w:pPr>
+        <w:spacing w:after="20" w:before="0"/>
+      </w:pPr>
+      <w:r>
+        <w:rPr>
+          <w:b/>
+        </w:rPr>
+        <w:t xml:space="preserve">🧠 Clinical Rationale: </w:t>
+      </w:r>
+      <w:r>
+        <w:t>Sudden IRRITATION and SHORTNESS OF BREATH during CVP (central venous) line insertion suggest AIR EMBOLISM — air entering the vein during insertion. The nurse should immediately place the patient in the LEFT LATERAL TRENDELENBURG position (Durant's maneuver) to trap air in the right atrium, clamp the catheter and give oxygen. Malposition, wrong site and hematoma present differently.</w:t>
+      </w:r>
+    </w:p>
+    <w:p>
+      <w:pPr>
+        <w:spacing w:after="20" w:before="0"/>
+      </w:pPr>
+      <w:r>
+        <w:rPr>
+          <w:b/>
+        </w:rPr>
+        <w:t xml:space="preserve">🔍 Key Clues: </w:t>
+      </w:r>
+      <w:r>
+        <w:t>CVP insertion + sudden dyspnoea/irritation = air embolism → Trendelenburg left lateral.</w:t>
+      </w:r>
+    </w:p>
+    <w:p>
+      <w:pPr>
+        <w:spacing w:after="20" w:before="0"/>
+      </w:pPr>
+      <w:r>
+        <w:rPr>
+          <w:b/>
+        </w:rPr>
+        <w:t xml:space="preserve">🚨 Priority Principle: </w:t>
+      </w:r>
+      <w:r>
+        <w:t>Recall the core fact precisely, then apply it to the clinical context.</w:t>
+      </w:r>
+    </w:p>
+    <w:p>
+      <w:pPr>
+        <w:spacing w:after="20" w:before="0"/>
+      </w:pPr>
+      <w:r>
+        <w:rPr>
+          <w:b/>
+        </w:rPr>
+        <w:t xml:space="preserve">❌ Why Not Other Options: </w:t>
+      </w:r>
+      <w:r>
+        <w:t>a — Malposition causes arrhythmias/chest pain, not sudden dyspnoea. | c — Wrong site is an anatomical placement issue. | d — Hematoma = local swelling at the puncture site.</w:t>
+      </w:r>
+    </w:p>
+    <w:p>
+      <w:pPr>
+        <w:spacing w:after="20" w:before="0"/>
+      </w:pPr>
+      <w:r>
+        <w:rPr>
+          <w:b/>
+          <w:color w:val="B45F06"/>
+        </w:rPr>
+        <w:t xml:space="preserve">⚠️ Exam Trap: </w:t>
+      </w:r>
+      <w:r>
+        <w:t>Air embolism during CVP: left-lateral Trendelenburg (Durant's), clamp the line, O2 — act fast.</w:t>
+      </w:r>
+    </w:p>
+    <w:p>
+      <w:pPr>
+        <w:spacing w:after="20" w:before="0"/>
+      </w:pPr>
+      <w:r>
+        <w:rPr>
+          <w:b/>
+        </w:rPr>
+        <w:t xml:space="preserve">🩺 Clinical Thinking: </w:t>
+      </w:r>
+      <w:r>
+        <w:t>Recall (the key fact) → Connect (related high-yield facts) → Apply (exam context).</w:t>
+      </w:r>
+    </w:p>
+    <w:p>
+      <w:pPr>
+        <w:spacing w:after="20" w:before="0"/>
+      </w:pPr>
+      <w:r>
+        <w:rPr>
+          <w:b/>
+          <w:color w:val="1F3A5F"/>
+        </w:rPr>
+        <w:t xml:space="preserve">💎 PNC Pearl: </w:t>
+      </w:r>
+      <w:r>
+        <w:t>CVP insertion + sudden dyspnoea = air embolism.</w:t>
+      </w:r>
+    </w:p>
+    <w:p>
+      <w:pPr>
+        <w:spacing w:after="0" w:before="0"/>
+      </w:pPr>
+      <w:r>
+        <w:rPr>
+          <w:b/>
+          <w:i w:val="0"/>
+          <w:sz w:val="21"/>
+        </w:rPr>
+        <w:t>Positive Marks: 1    Negative Marks: 0.25</w:t>
+      </w:r>
+    </w:p>
+    <w:p>
+      <w:pPr>
+        <w:spacing w:before="280" w:after="40"/>
+      </w:pPr>
+      <w:r>
+        <w:rPr>
+          <w:b/>
+        </w:rPr>
+        <w:t xml:space="preserve">Question: </w:t>
+      </w:r>
+      <w:r>
+        <w:t xml:space="preserve">A patient is receiving chemotherapy by a catheter. Identify the type of catheter shown in the given below image:  </w:t>
       </w:r>
     </w:p>
     <w:p>
@@ -678,7 +5669,7 @@
           <w:color w:val="B45F06"/>
           <w:sz w:val="20"/>
         </w:rPr>
-        <w:t>[ IMAGE: N5-M24 — image in the Image Bank, to be inserted ]</w:t>
+        <w:t>[ IMAGE: N5-M56 — image in the Image Bank, to be inserted ]</w:t>
       </w:r>
     </w:p>
     <w:p>
@@ -691,7 +5682,7 @@
           <w:i w:val="0"/>
           <w:sz w:val="21"/>
         </w:rPr>
-        <w:t>(a)  Tracheal dilator</w:t>
+        <w:t xml:space="preserve">(a)  PICC line </w:t>
       </w:r>
     </w:p>
     <w:p>
@@ -704,7 +5695,7 @@
           <w:i w:val="0"/>
           <w:sz w:val="21"/>
         </w:rPr>
-        <w:t>(b)  Kleegman dilator</w:t>
+        <w:t>(b)  IV catheter</w:t>
       </w:r>
     </w:p>
     <w:p>
@@ -717,7 +5708,7 @@
           <w:i w:val="0"/>
           <w:sz w:val="21"/>
         </w:rPr>
-        <w:t>(c)  Cervical dilator</w:t>
+        <w:t>(c)  Central venous catheter</w:t>
       </w:r>
     </w:p>
     <w:p>
@@ -730,7 +5721,7 @@
           <w:i w:val="0"/>
           <w:sz w:val="21"/>
         </w:rPr>
-        <w:t>(d)  Uterine dilator</w:t>
+        <w:t xml:space="preserve">(d)  Both a and b </w:t>
       </w:r>
     </w:p>
     <w:p>
@@ -782,7 +5773,7 @@
         <w:t xml:space="preserve">🧠 Clinical Rationale: </w:t>
       </w:r>
       <w:r>
-        <w:t>Per the printed answer key, the instrument shown is the TRACHEAL DILATOR — a dilating instrument used to widen the tracheal stoma (tracheostomy care) or the trachea during airway procedures. The distractors are gynaecological dilators (cervical/uterine) or named variants.</w:t>
+        <w:t>Per the image and the printed key, the catheter shown is a PICC LINE (Peripherally Inserted Central Catheter) — a long catheter inserted through a peripheral vein (typically the basilic/cephalic) with its tip in the superior vena cava, used for long-term chemotherapy. A simple IV catheter is short and peripheral; a CVC is inserted directly into a central vein.</w:t>
       </w:r>
     </w:p>
     <w:p>
@@ -796,7 +5787,7 @@
         <w:t xml:space="preserve">🔍 Key Clues: </w:t>
       </w:r>
       <w:r>
-        <w:t>The instrument shown = tracheal dilator per the key.</w:t>
+        <w:t>Long peripheral-inserted line with tip in the SVC for chemotherapy = PICC.</w:t>
       </w:r>
     </w:p>
     <w:p>
@@ -810,7 +5801,7 @@
         <w:t xml:space="preserve">🚨 Priority Principle: </w:t>
       </w:r>
       <w:r>
-        <w:t>Recall the core fact precisely, then apply it to the clinical context.</w:t>
+        <w:t>Mother-and-baby safety first — prevent complications before they occur and act promptly when they do.</w:t>
       </w:r>
     </w:p>
     <w:p>
@@ -824,7 +5815,7 @@
         <w:t xml:space="preserve">❌ Why Not Other Options: </w:t>
       </w:r>
       <w:r>
-        <w:t>b — Kleegman dilator is a gynaecological dilator. | c — Cervical dilator is gynaecological. | d — Uterine dilator is gynaecological.</w:t>
+        <w:t>b — An IV catheter is short and peripheral. | c — CVC is inserted directly in a central vein. | d — PICC is the single correct answer.</w:t>
       </w:r>
     </w:p>
     <w:p>
@@ -839,7 +5830,7 @@
         <w:t xml:space="preserve">⚠️ Exam Trap: </w:t>
       </w:r>
       <w:r>
-        <w:t>Tracheal dilators open the tracheostomy stoma; cervical/uterine dilators are gynaecological.</w:t>
+        <w:t>PICC = peripheral insertion, central tip (SVC); CVC = direct central insertion.</w:t>
       </w:r>
     </w:p>
     <w:p>
@@ -868,7 +5859,22 @@
         <w:t xml:space="preserve">💎 PNC Pearl: </w:t>
       </w:r>
       <w:r>
-        <w:t>Tracheal dilator: used for tracheostomy stoma dilation.</w:t>
+        <w:t>Chemotherapy catheter shown: PICC line.</w:t>
+      </w:r>
+    </w:p>
+    <w:p>
+      <w:pPr>
+        <w:spacing w:after="20" w:before="0"/>
+      </w:pPr>
+      <w:r>
+        <w:rPr>
+          <w:b/>
+          <w:color w:val="B45F06"/>
+        </w:rPr>
+        <w:t xml:space="preserve">📌 Note: </w:t>
+      </w:r>
+      <w:r>
+        <w:t>📌 Image not present in the PDF — source it from the original paper and drop it into the Images folder as N5-M56.png.</w:t>
       </w:r>
     </w:p>
     <w:p>
@@ -895,7 +5901,224 @@
         <w:t xml:space="preserve">Question: </w:t>
       </w:r>
       <w:r>
-        <w:t>Identify the type of dysrhythmia in the given below image:</w:t>
+        <w:t xml:space="preserve">Which of the following should be done first during donning process? </w:t>
+      </w:r>
+    </w:p>
+    <w:p>
+      <w:pPr>
+        <w:spacing w:after="20" w:before="0"/>
+      </w:pPr>
+      <w:r>
+        <w:rPr>
+          <w:b w:val="0"/>
+          <w:i w:val="0"/>
+          <w:sz w:val="21"/>
+        </w:rPr>
+        <w:t xml:space="preserve">(a)  Shoe cover </w:t>
+      </w:r>
+    </w:p>
+    <w:p>
+      <w:pPr>
+        <w:spacing w:after="20" w:before="0"/>
+      </w:pPr>
+      <w:r>
+        <w:rPr>
+          <w:b w:val="0"/>
+          <w:i w:val="0"/>
+          <w:sz w:val="21"/>
+        </w:rPr>
+        <w:t xml:space="preserve">(b)  Hand washing </w:t>
+      </w:r>
+    </w:p>
+    <w:p>
+      <w:pPr>
+        <w:spacing w:after="20" w:before="0"/>
+      </w:pPr>
+      <w:r>
+        <w:rPr>
+          <w:b w:val="0"/>
+          <w:i w:val="0"/>
+          <w:sz w:val="21"/>
+        </w:rPr>
+        <w:t>(c)  Put on goggles</w:t>
+      </w:r>
+    </w:p>
+    <w:p>
+      <w:pPr>
+        <w:spacing w:after="20" w:before="0"/>
+      </w:pPr>
+      <w:r>
+        <w:rPr>
+          <w:b w:val="0"/>
+          <w:i w:val="0"/>
+          <w:sz w:val="21"/>
+        </w:rPr>
+        <w:t>(d)  Put on gloves</w:t>
+      </w:r>
+    </w:p>
+    <w:p>
+      <w:pPr>
+        <w:spacing w:after="80" w:before="0"/>
+      </w:pPr>
+      <w:r>
+        <w:rPr>
+          <w:b/>
+          <w:i w:val="0"/>
+          <w:sz w:val="22"/>
+        </w:rPr>
+        <w:t>Answer: b</w:t>
+      </w:r>
+    </w:p>
+    <w:p>
+      <w:pPr>
+        <w:spacing w:after="20"/>
+      </w:pPr>
+      <w:r>
+        <w:rPr>
+          <w:b/>
+        </w:rPr>
+        <w:t xml:space="preserve">Solution: </w:t>
+      </w:r>
+      <w:r>
+        <w:rPr>
+          <w:b/>
+          <w:color w:val="1E7B1E"/>
+        </w:rPr>
+        <w:t xml:space="preserve">✅ Correct Answer: </w:t>
+      </w:r>
+      <w:r>
+        <w:rPr>
+          <w:b/>
+          <w:color w:val="1E7B1E"/>
+        </w:rPr>
+        <w:t>b</w:t>
+      </w:r>
+    </w:p>
+    <w:p>
+      <w:pPr>
+        <w:spacing w:after="20" w:before="0"/>
+      </w:pPr>
+      <w:r>
+        <w:rPr>
+          <w:b/>
+        </w:rPr>
+        <w:t xml:space="preserve">🧠 Clinical Rationale: </w:t>
+      </w:r>
+      <w:r>
+        <w:t>The correct DONNING order (putting on) is: HANDWASHING first, then gown, mask, goggles, and finally gloves (hand hygiene is the first step of donning; gloves are the last). Doffing is the reverse — gloves first, then goggles, gown, mask, and hand hygiene last.</w:t>
+      </w:r>
+    </w:p>
+    <w:p>
+      <w:pPr>
+        <w:spacing w:after="20" w:before="0"/>
+      </w:pPr>
+      <w:r>
+        <w:rPr>
+          <w:b/>
+        </w:rPr>
+        <w:t xml:space="preserve">🔍 Key Clues: </w:t>
+      </w:r>
+      <w:r>
+        <w:t>Donning: hand hygiene → gown → mask → goggles → gloves (gloves LAST).</w:t>
+      </w:r>
+    </w:p>
+    <w:p>
+      <w:pPr>
+        <w:spacing w:after="20" w:before="0"/>
+      </w:pPr>
+      <w:r>
+        <w:rPr>
+          <w:b/>
+        </w:rPr>
+        <w:t xml:space="preserve">🚨 Priority Principle: </w:t>
+      </w:r>
+      <w:r>
+        <w:t>Patient safety and the ABC (airway, breathing, circulation) priorities come before diagnosis, documentation and non-urgent tasks.</w:t>
+      </w:r>
+    </w:p>
+    <w:p>
+      <w:pPr>
+        <w:spacing w:after="20" w:before="0"/>
+      </w:pPr>
+      <w:r>
+        <w:rPr>
+          <w:b/>
+        </w:rPr>
+        <w:t xml:space="preserve">❌ Why Not Other Options: </w:t>
+      </w:r>
+      <w:r>
+        <w:t>a — Shoe covers come after hand hygiene. | c — Goggles go on after the mask. | d — Gloves are the LAST item in donning.</w:t>
+      </w:r>
+    </w:p>
+    <w:p>
+      <w:pPr>
+        <w:spacing w:after="20" w:before="0"/>
+      </w:pPr>
+      <w:r>
+        <w:rPr>
+          <w:b/>
+          <w:color w:val="B45F06"/>
+        </w:rPr>
+        <w:t xml:space="preserve">⚠️ Exam Trap: </w:t>
+      </w:r>
+      <w:r>
+        <w:t>Remember: donning = gloves last; doffing = gloves first + hand hygiene last.</w:t>
+      </w:r>
+    </w:p>
+    <w:p>
+      <w:pPr>
+        <w:spacing w:after="20" w:before="0"/>
+      </w:pPr>
+      <w:r>
+        <w:rPr>
+          <w:b/>
+        </w:rPr>
+        <w:t xml:space="preserve">🩺 Clinical Thinking: </w:t>
+      </w:r>
+      <w:r>
+        <w:t>Identify (the problem) → Stabilize (ABC / patient safety) → Reassess (response) → Document (findings).</w:t>
+      </w:r>
+    </w:p>
+    <w:p>
+      <w:pPr>
+        <w:spacing w:after="20" w:before="0"/>
+      </w:pPr>
+      <w:r>
+        <w:rPr>
+          <w:b/>
+          <w:color w:val="1F3A5F"/>
+        </w:rPr>
+        <w:t xml:space="preserve">💎 PNC Pearl: </w:t>
+      </w:r>
+      <w:r>
+        <w:t>Donning order: hand hygiene first, gloves last.</w:t>
+      </w:r>
+    </w:p>
+    <w:p>
+      <w:pPr>
+        <w:spacing w:after="0" w:before="0"/>
+      </w:pPr>
+      <w:r>
+        <w:rPr>
+          <w:b/>
+          <w:i w:val="0"/>
+          <w:sz w:val="21"/>
+        </w:rPr>
+        <w:t>Positive Marks: 1    Negative Marks: 0.25</w:t>
+      </w:r>
+    </w:p>
+    <w:p>
+      <w:pPr>
+        <w:spacing w:before="280" w:after="40"/>
+      </w:pPr>
+      <w:r>
+        <w:rPr>
+          <w:b/>
+        </w:rPr>
+        <w:t xml:space="preserve">Question: </w:t>
+      </w:r>
+      <w:r>
+        <w:t>Identify the image given below?</w:t>
       </w:r>
     </w:p>
     <w:p>
@@ -909,7 +6132,7 @@
           <w:color w:val="B45F06"/>
           <w:sz w:val="20"/>
         </w:rPr>
-        <w:t>[ IMAGE: N5-M25 — image in the Image Bank, to be inserted ]</w:t>
+        <w:t>[ IMAGE: N5-M58 — image in the Image Bank, to be inserted ]</w:t>
       </w:r>
     </w:p>
     <w:p>
@@ -922,7 +6145,7 @@
           <w:i w:val="0"/>
           <w:sz w:val="21"/>
         </w:rPr>
-        <w:t>(a)  Ventricular fibrillation</w:t>
+        <w:t>(a)  Cuff manometer</w:t>
       </w:r>
     </w:p>
     <w:p>
@@ -935,7 +6158,7 @@
           <w:i w:val="0"/>
           <w:sz w:val="21"/>
         </w:rPr>
-        <w:t>(b)  Atrial fibrillation</w:t>
+        <w:t>(b)  Glucometer</w:t>
       </w:r>
     </w:p>
     <w:p>
@@ -948,7 +6171,7 @@
           <w:i w:val="0"/>
           <w:sz w:val="21"/>
         </w:rPr>
-        <w:t>(c)  Paroxysmal supraventricular tachycardia</w:t>
+        <w:t>(c)  Suction below</w:t>
       </w:r>
     </w:p>
     <w:p>
@@ -961,7 +6184,7 @@
           <w:i w:val="0"/>
           <w:sz w:val="21"/>
         </w:rPr>
-        <w:t>(d)  Atrial flutter</w:t>
+        <w:t xml:space="preserve">(d)  Barometer </w:t>
       </w:r>
     </w:p>
     <w:p>
@@ -1013,7 +6236,7 @@
         <w:t xml:space="preserve">🧠 Clinical Rationale: </w:t>
       </w:r>
       <w:r>
-        <w:t>Per the printed answer key, the ECG strip shows VENTRICULAR FIBRILLATION — a chaotic, irregular, coarse "scribble" pattern with NO identifiable P waves, QRS complexes or rate; the ventricles quiver without effective contraction, and the patient is pulseless. Treatment: immediate CPR + defibrillation.</w:t>
+        <w:t>Per the image and the printed key, the device shown is a CUFF MANOMETER (pressure gauge) — used to measure the cuff pressure of an endotracheal/tracheostomy tube (target usually 20–30 cm H₂O). A glucometer measures blood glucose; a barometer measures atmospheric pressure; 'suction below' is not an instrument.</w:t>
       </w:r>
     </w:p>
     <w:p>
@@ -1027,7 +6250,7 @@
         <w:t xml:space="preserve">🔍 Key Clues: </w:t>
       </w:r>
       <w:r>
-        <w:t>VF on ECG: chaotic irregular waveform, no P/QRS/T, no rate — "scribble".</w:t>
+        <w:t>The pressure gauge for ETT cuff pressure = cuff manometer.</w:t>
       </w:r>
     </w:p>
     <w:p>
@@ -1055,7 +6278,7 @@
         <w:t xml:space="preserve">❌ Why Not Other Options: </w:t>
       </w:r>
       <w:r>
-        <w:t>b — AF shows an irregular rhythm with absent P waves but present QRS. | c — PSVT is a regular narrow-complex tachycardia. | d — Atrial flutter shows saw-tooth flutter waves.</w:t>
+        <w:t>b — Glucometer = blood glucose device. | c — Not a named instrument. | d — Barometer = atmospheric pressure.</w:t>
       </w:r>
     </w:p>
     <w:p>
@@ -1070,7 +6293,7 @@
         <w:t xml:space="preserve">⚠️ Exam Trap: </w:t>
       </w:r>
       <w:r>
-        <w:t>VF = pulseless chaos → shock; AF/flutter = organised atrial activity with a pulse.</w:t>
+        <w:t>Cuff manometer checks ETT/trach cuff pressure (20-30 cm H2O) — do not confuse with a glucometer.</w:t>
       </w:r>
     </w:p>
     <w:p>
@@ -1099,180 +6322,7 @@
         <w:t xml:space="preserve">💎 PNC Pearl: </w:t>
       </w:r>
       <w:r>
-        <w:t>Ventricular fibrillation: chaotic waveform, no pulse → defibrillate.</w:t>
-      </w:r>
-    </w:p>
-    <w:p>
-      <w:pPr>
-        <w:spacing w:after="0" w:before="0"/>
-      </w:pPr>
-      <w:r>
-        <w:rPr>
-          <w:b/>
-          <w:i w:val="0"/>
-          <w:sz w:val="21"/>
-        </w:rPr>
-        <w:t>Positive Marks: 1    Negative Marks: 0.25</w:t>
-      </w:r>
-    </w:p>
-    <w:p>
-      <w:pPr>
-        <w:spacing w:before="280" w:after="40"/>
-      </w:pPr>
-      <w:r>
-        <w:rPr>
-          <w:b/>
-        </w:rPr>
-        <w:t xml:space="preserve">Question: </w:t>
-      </w:r>
-      <w:r>
-        <w:t>A pacemaker is placed on a patient and discharged after 8 days. What is the least priority teaching to be given by the nurse?</w:t>
-      </w:r>
-    </w:p>
-    <w:p>
-      <w:pPr>
-        <w:spacing w:after="20" w:before="0"/>
-      </w:pPr>
-      <w:r>
-        <w:rPr>
-          <w:b w:val="0"/>
-          <w:i w:val="0"/>
-          <w:sz w:val="21"/>
-        </w:rPr>
-        <w:t>(a)  Take follow up</w:t>
-      </w:r>
-    </w:p>
-    <w:p>
-      <w:pPr>
-        <w:spacing w:after="20" w:before="0"/>
-      </w:pPr>
-      <w:r>
-        <w:rPr>
-          <w:b w:val="0"/>
-          <w:i w:val="0"/>
-          <w:sz w:val="21"/>
-        </w:rPr>
-        <w:t>(b)  Teach about malfunctioning of pacemaker</w:t>
-      </w:r>
-    </w:p>
-    <w:p>
-      <w:pPr>
-        <w:spacing w:after="20" w:before="0"/>
-      </w:pPr>
-      <w:r>
-        <w:rPr>
-          <w:b w:val="0"/>
-          <w:i w:val="0"/>
-          <w:sz w:val="21"/>
-        </w:rPr>
-        <w:t>(c)  Teach about needs for pacemaker</w:t>
-      </w:r>
-    </w:p>
-    <w:p>
-      <w:pPr>
-        <w:spacing w:after="20" w:before="0"/>
-      </w:pPr>
-      <w:r>
-        <w:rPr>
-          <w:b w:val="0"/>
-          <w:i w:val="0"/>
-          <w:sz w:val="21"/>
-        </w:rPr>
-        <w:t>(d)  Take medicines on time</w:t>
-      </w:r>
-    </w:p>
-    <w:p>
-      <w:pPr>
-        <w:spacing w:after="80" w:before="0"/>
-      </w:pPr>
-      <w:r>
-        <w:rPr>
-          <w:b/>
-          <w:i w:val="0"/>
-          <w:sz w:val="22"/>
-        </w:rPr>
-        <w:t>Answer: c</w:t>
-      </w:r>
-    </w:p>
-    <w:p>
-      <w:pPr>
-        <w:spacing w:after="20"/>
-      </w:pPr>
-      <w:r>
-        <w:rPr>
-          <w:b/>
-        </w:rPr>
-        <w:t xml:space="preserve">Solution: </w:t>
-      </w:r>
-      <w:r>
-        <w:rPr>
-          <w:b/>
-          <w:color w:val="1E7B1E"/>
-        </w:rPr>
-        <w:t xml:space="preserve">✅ Correct Answer: </w:t>
-      </w:r>
-      <w:r>
-        <w:rPr>
-          <w:b/>
-          <w:color w:val="1E7B1E"/>
-        </w:rPr>
-        <w:t>c</w:t>
-      </w:r>
-    </w:p>
-    <w:p>
-      <w:pPr>
-        <w:spacing w:after="20" w:before="0"/>
-      </w:pPr>
-      <w:r>
-        <w:rPr>
-          <w:b/>
-        </w:rPr>
-        <w:t xml:space="preserve">🧠 Clinical Rationale: </w:t>
-      </w:r>
-      <w:r>
-        <w:t>For a patient already discharged WITH a pacemaker, teaching about the NEED FOR the pacemaker (why it was placed) is the LEAST PRIORITY — the device is already in place. Higher priorities: follow-up care, recognizing malfunction (palpitations, dizziness, syncope) and medication compliance.</w:t>
-      </w:r>
-    </w:p>
-    <w:p>
-      <w:pPr>
-        <w:spacing w:after="20" w:before="0"/>
-      </w:pPr>
-      <w:r>
-        <w:rPr>
-          <w:b/>
-        </w:rPr>
-        <w:t xml:space="preserve">🔍 Key Clues: </w:t>
-      </w:r>
-      <w:r>
-        <w:t>Pacemaker discharge teaching: follow-up, malfunction signs, meds — the "why" is least priority now.</w:t>
-      </w:r>
-    </w:p>
-    <w:p>
-      <w:pPr>
-        <w:spacing w:after="20" w:before="0"/>
-      </w:pPr>
-      <w:r>
-        <w:rPr>
-          <w:b/>
-        </w:rPr>
-        <w:t xml:space="preserve">🚨 Priority Principle: </w:t>
-      </w:r>
-      <w:r>
-        <w:t>Patient safety and the ABC (airway, breathing, circulation) priorities come before diagnosis, documentation and non-urgent tasks.</w:t>
-      </w:r>
-    </w:p>
-    <w:p>
-      <w:pPr>
-        <w:spacing w:after="20" w:before="0"/>
-      </w:pPr>
-      <w:r>
-        <w:rPr>
-          <w:b/>
-        </w:rPr>
-        <w:t xml:space="preserve">❌ Why Not Other Options: </w:t>
-      </w:r>
-      <w:r>
-        <w:t>a — Follow-up is high priority. | b — Recognising malfunction is high priority. | d — Medication compliance is high priority.</w:t>
+        <w:t>Image shown: cuff manometer (ETT cuff pressure).</w:t>
       </w:r>
     </w:p>
     <w:p>
@@ -1284,3077 +6334,10 @@
           <w:b/>
           <w:color w:val="B45F06"/>
         </w:rPr>
-        <w:t xml:space="preserve">⚠️ Exam Trap: </w:t>
-      </w:r>
-      <w:r>
-        <w:t>"Least priority" questions: pick the item that no longer needs teaching at this stage.</w:t>
-      </w:r>
-    </w:p>
-    <w:p>
-      <w:pPr>
-        <w:spacing w:after="20" w:before="0"/>
-      </w:pPr>
-      <w:r>
-        <w:rPr>
-          <w:b/>
-        </w:rPr>
-        <w:t xml:space="preserve">🩺 Clinical Thinking: </w:t>
-      </w:r>
-      <w:r>
-        <w:t>Identify (the problem) → Stabilize (ABC / patient safety) → Reassess (response) → Document (findings).</w:t>
-      </w:r>
-    </w:p>
-    <w:p>
-      <w:pPr>
-        <w:spacing w:after="20" w:before="0"/>
-      </w:pPr>
-      <w:r>
-        <w:rPr>
-          <w:b/>
-          <w:color w:val="1F3A5F"/>
-        </w:rPr>
-        <w:t xml:space="preserve">💎 PNC Pearl: </w:t>
-      </w:r>
-      <w:r>
-        <w:t>Pacemaker discharge: prioritise follow-up, malfunction signs and meds.</w:t>
-      </w:r>
-    </w:p>
-    <w:p>
-      <w:pPr>
-        <w:spacing w:after="0" w:before="0"/>
-      </w:pPr>
-      <w:r>
-        <w:rPr>
-          <w:b/>
-          <w:i w:val="0"/>
-          <w:sz w:val="21"/>
-        </w:rPr>
-        <w:t>Positive Marks: 1    Negative Marks: 0.25</w:t>
-      </w:r>
-    </w:p>
-    <w:p>
-      <w:pPr>
-        <w:spacing w:before="280" w:after="40"/>
-      </w:pPr>
-      <w:r>
-        <w:rPr>
-          <w:b/>
-        </w:rPr>
-        <w:t xml:space="preserve">Question: </w:t>
-      </w:r>
-      <w:r>
-        <w:t>When evaluating a patient in shock. A nurse should know the difference between neurogenic and hypovolemic shock on the basis of:</w:t>
-      </w:r>
-    </w:p>
-    <w:p>
-      <w:pPr>
-        <w:spacing w:after="20" w:before="0"/>
-      </w:pPr>
-      <w:r>
-        <w:rPr>
-          <w:b w:val="0"/>
-          <w:i w:val="0"/>
-          <w:sz w:val="21"/>
-        </w:rPr>
-        <w:t>(a)  Neurogenic shock, skin warm and dry</w:t>
-      </w:r>
-    </w:p>
-    <w:p>
-      <w:pPr>
-        <w:spacing w:after="20" w:before="0"/>
-      </w:pPr>
-      <w:r>
-        <w:rPr>
-          <w:b w:val="0"/>
-          <w:i w:val="0"/>
-          <w:sz w:val="21"/>
-        </w:rPr>
-        <w:t>(b)  Hypovolemic shock, bradycardia</w:t>
-      </w:r>
-    </w:p>
-    <w:p>
-      <w:pPr>
-        <w:spacing w:after="20" w:before="0"/>
-      </w:pPr>
-      <w:r>
-        <w:rPr>
-          <w:b w:val="0"/>
-          <w:i w:val="0"/>
-          <w:sz w:val="21"/>
-        </w:rPr>
-        <w:t>(c)  Hypovolemic shock, cap filling time less than 2 seconds</w:t>
-      </w:r>
-    </w:p>
-    <w:p>
-      <w:pPr>
-        <w:spacing w:after="20" w:before="0"/>
-      </w:pPr>
-      <w:r>
-        <w:rPr>
-          <w:b w:val="0"/>
-          <w:i w:val="0"/>
-          <w:sz w:val="21"/>
-        </w:rPr>
-        <w:t>(d)  Hypovolemic shock, CVP more than 10 mmHg</w:t>
-      </w:r>
-    </w:p>
-    <w:p>
-      <w:pPr>
-        <w:spacing w:after="80" w:before="0"/>
-      </w:pPr>
-      <w:r>
-        <w:rPr>
-          <w:b/>
-          <w:i w:val="0"/>
-          <w:sz w:val="22"/>
-        </w:rPr>
-        <w:t>Answer: a</w:t>
-      </w:r>
-    </w:p>
-    <w:p>
-      <w:pPr>
-        <w:spacing w:after="20"/>
-      </w:pPr>
-      <w:r>
-        <w:rPr>
-          <w:b/>
-        </w:rPr>
-        <w:t xml:space="preserve">Solution: </w:t>
-      </w:r>
-      <w:r>
-        <w:rPr>
-          <w:b/>
-          <w:color w:val="1E7B1E"/>
-        </w:rPr>
-        <w:t xml:space="preserve">✅ Correct Answer: </w:t>
-      </w:r>
-      <w:r>
-        <w:rPr>
-          <w:b/>
-          <w:color w:val="1E7B1E"/>
-        </w:rPr>
-        <w:t>a</w:t>
-      </w:r>
-    </w:p>
-    <w:p>
-      <w:pPr>
-        <w:spacing w:after="20" w:before="0"/>
-      </w:pPr>
-      <w:r>
-        <w:rPr>
-          <w:b/>
-        </w:rPr>
-        <w:t xml:space="preserve">🧠 Clinical Rationale: </w:t>
-      </w:r>
-      <w:r>
-        <w:t>NEUROGENIC shock (loss of sympathetic tone) produces WARM, DRY skin with bradycardia and hypotension — vasodilation without compensatory vasoconstriction. HYPOVOLEMIC shock produces COLD, CLAMMY skin with tachycardia, DELAYED capillary refill (&gt; 2 s) and LOW CVP.</w:t>
-      </w:r>
-    </w:p>
-    <w:p>
-      <w:pPr>
-        <w:spacing w:after="20" w:before="0"/>
-      </w:pPr>
-      <w:r>
-        <w:rPr>
-          <w:b/>
-        </w:rPr>
-        <w:t xml:space="preserve">🔍 Key Clues: </w:t>
-      </w:r>
-      <w:r>
-        <w:t>Neurogenic = warm dry skin + bradycardia; hypovolemic = cold clammy skin + tachycardia.</w:t>
-      </w:r>
-    </w:p>
-    <w:p>
-      <w:pPr>
-        <w:spacing w:after="20" w:before="0"/>
-      </w:pPr>
-      <w:r>
-        <w:rPr>
-          <w:b/>
-        </w:rPr>
-        <w:t xml:space="preserve">🚨 Priority Principle: </w:t>
-      </w:r>
-      <w:r>
-        <w:t>Patient safety and the ABC (airway, breathing, circulation) priorities come before diagnosis, documentation and non-urgent tasks.</w:t>
-      </w:r>
-    </w:p>
-    <w:p>
-      <w:pPr>
-        <w:spacing w:after="20" w:before="0"/>
-      </w:pPr>
-      <w:r>
-        <w:rPr>
-          <w:b/>
-        </w:rPr>
-        <w:t xml:space="preserve">❌ Why Not Other Options: </w:t>
-      </w:r>
-      <w:r>
-        <w:t>b — Hypovolemic shock gives TACHYCARDIA. | c — Capillary refill is DELAYED (&gt; 2 s) in hypovolemia. | d — CVP is LOW (&lt; 5 mmHg) in hypovolemic shock.</w:t>
-      </w:r>
-    </w:p>
-    <w:p>
-      <w:pPr>
-        <w:spacing w:after="20" w:before="0"/>
-      </w:pPr>
-      <w:r>
-        <w:rPr>
-          <w:b/>
-          <w:color w:val="B45F06"/>
-        </w:rPr>
-        <w:t xml:space="preserve">⚠️ Exam Trap: </w:t>
-      </w:r>
-      <w:r>
-        <w:t>Skin temperature + HR separate the two: warm-bradycardic (neurogenic) vs cold-tachycardic (hypovolemic).</w:t>
-      </w:r>
-    </w:p>
-    <w:p>
-      <w:pPr>
-        <w:spacing w:after="20" w:before="0"/>
-      </w:pPr>
-      <w:r>
-        <w:rPr>
-          <w:b/>
-        </w:rPr>
-        <w:t xml:space="preserve">🩺 Clinical Thinking: </w:t>
-      </w:r>
-      <w:r>
-        <w:t>Recall (the key fact) → Connect (related high-yield facts) → Apply (exam context).</w:t>
-      </w:r>
-    </w:p>
-    <w:p>
-      <w:pPr>
-        <w:spacing w:after="20" w:before="0"/>
-      </w:pPr>
-      <w:r>
-        <w:rPr>
-          <w:b/>
-          <w:color w:val="1F3A5F"/>
-        </w:rPr>
-        <w:t xml:space="preserve">💎 PNC Pearl: </w:t>
-      </w:r>
-      <w:r>
-        <w:t>Neurogenic shock: warm dry skin; hypovolemic: cold clammy skin.</w:t>
-      </w:r>
-    </w:p>
-    <w:p>
-      <w:pPr>
-        <w:spacing w:after="0" w:before="0"/>
-      </w:pPr>
-      <w:r>
-        <w:rPr>
-          <w:b/>
-          <w:i w:val="0"/>
-          <w:sz w:val="21"/>
-        </w:rPr>
-        <w:t>Positive Marks: 1    Negative Marks: 0.25</w:t>
-      </w:r>
-    </w:p>
-    <w:p>
-      <w:pPr>
-        <w:spacing w:before="280" w:after="40"/>
-      </w:pPr>
-      <w:r>
-        <w:rPr>
-          <w:b/>
-        </w:rPr>
-        <w:t xml:space="preserve">Question: </w:t>
-      </w:r>
-      <w:r>
-        <w:t>Generalized itching, rashes and tachycardia after blood transfusion indicate which type of reaction?</w:t>
-      </w:r>
-    </w:p>
-    <w:p>
-      <w:pPr>
-        <w:spacing w:after="20" w:before="0"/>
-      </w:pPr>
-      <w:r>
-        <w:rPr>
-          <w:b w:val="0"/>
-          <w:i w:val="0"/>
-          <w:sz w:val="21"/>
-        </w:rPr>
-        <w:t>(a)  Anaphylactic reaction</w:t>
-      </w:r>
-    </w:p>
-    <w:p>
-      <w:pPr>
-        <w:spacing w:after="20" w:before="0"/>
-      </w:pPr>
-      <w:r>
-        <w:rPr>
-          <w:b w:val="0"/>
-          <w:i w:val="0"/>
-          <w:sz w:val="21"/>
-        </w:rPr>
-        <w:t>(b)  Allergic reaction</w:t>
-      </w:r>
-    </w:p>
-    <w:p>
-      <w:pPr>
-        <w:spacing w:after="20" w:before="0"/>
-      </w:pPr>
-      <w:r>
-        <w:rPr>
-          <w:b w:val="0"/>
-          <w:i w:val="0"/>
-          <w:sz w:val="21"/>
-        </w:rPr>
-        <w:t>(c)  Hemolytic reaction</w:t>
-      </w:r>
-    </w:p>
-    <w:p>
-      <w:pPr>
-        <w:spacing w:after="20" w:before="0"/>
-      </w:pPr>
-      <w:r>
-        <w:rPr>
-          <w:b w:val="0"/>
-          <w:i w:val="0"/>
-          <w:sz w:val="21"/>
-        </w:rPr>
-        <w:t>(d)  Delayed reaction</w:t>
-      </w:r>
-    </w:p>
-    <w:p>
-      <w:pPr>
-        <w:spacing w:after="80" w:before="0"/>
-      </w:pPr>
-      <w:r>
-        <w:rPr>
-          <w:b/>
-          <w:i w:val="0"/>
-          <w:sz w:val="22"/>
-        </w:rPr>
-        <w:t>Answer: a</w:t>
-      </w:r>
-    </w:p>
-    <w:p>
-      <w:pPr>
-        <w:spacing w:after="20"/>
-      </w:pPr>
-      <w:r>
-        <w:rPr>
-          <w:b/>
-        </w:rPr>
-        <w:t xml:space="preserve">Solution: </w:t>
-      </w:r>
-      <w:r>
-        <w:rPr>
-          <w:b/>
-          <w:color w:val="1E7B1E"/>
-        </w:rPr>
-        <w:t xml:space="preserve">✅ Correct Answer: </w:t>
-      </w:r>
-      <w:r>
-        <w:rPr>
-          <w:b/>
-          <w:color w:val="1E7B1E"/>
-        </w:rPr>
-        <w:t>a</w:t>
-      </w:r>
-    </w:p>
-    <w:p>
-      <w:pPr>
-        <w:spacing w:after="20" w:before="0"/>
-      </w:pPr>
-      <w:r>
-        <w:rPr>
-          <w:b/>
-        </w:rPr>
-        <w:t xml:space="preserve">🧠 Clinical Rationale: </w:t>
-      </w:r>
-      <w:r>
-        <w:t>GENERALIZED itching and rashes with TACHYCARDIA immediately after a transfusion indicate an ANAPHYLACTIC reaction — a severe systemic hypersensitivity (especially in IgA-deficient patients), treated by stopping the transfusion, IV fluids, antihistamines and adrenaline. A mild localised rash is an "allergic" reaction; the generalised + tachycardia picture keys anaphylaxis.</w:t>
-      </w:r>
-    </w:p>
-    <w:p>
-      <w:pPr>
-        <w:spacing w:after="20" w:before="0"/>
-      </w:pPr>
-      <w:r>
-        <w:rPr>
-          <w:b/>
-        </w:rPr>
-        <w:t xml:space="preserve">🔍 Key Clues: </w:t>
-      </w:r>
-      <w:r>
-        <w:t>Generalised itching/rash + tachycardia + hypotension → anaphylactic transfusion reaction.</w:t>
-      </w:r>
-    </w:p>
-    <w:p>
-      <w:pPr>
-        <w:spacing w:after="20" w:before="0"/>
-      </w:pPr>
-      <w:r>
-        <w:rPr>
-          <w:b/>
-        </w:rPr>
-        <w:t xml:space="preserve">🚨 Priority Principle: </w:t>
-      </w:r>
-      <w:r>
-        <w:t>Recall the core fact precisely, then apply it to the clinical context.</w:t>
-      </w:r>
-    </w:p>
-    <w:p>
-      <w:pPr>
-        <w:spacing w:after="20" w:before="0"/>
-      </w:pPr>
-      <w:r>
-        <w:rPr>
-          <w:b/>
-        </w:rPr>
-        <w:t xml:space="preserve">❌ Why Not Other Options: </w:t>
-      </w:r>
-      <w:r>
-        <w:t>b — A mild localised rash = allergic; generalised = anaphylactic. | c — Hemolytic gives fever, chills, back pain. | d — Delayed reactions occur days later.</w:t>
-      </w:r>
-    </w:p>
-    <w:p>
-      <w:pPr>
-        <w:spacing w:after="20" w:before="0"/>
-      </w:pPr>
-      <w:r>
-        <w:rPr>
-          <w:b/>
-          <w:color w:val="B45F06"/>
-        </w:rPr>
-        <w:t xml:space="preserve">⚠️ Exam Trap: </w:t>
-      </w:r>
-      <w:r>
-        <w:t>Anaphylaxis is the severe end of the allergic spectrum — stop the transfusion and treat immediately.</w:t>
-      </w:r>
-    </w:p>
-    <w:p>
-      <w:pPr>
-        <w:spacing w:after="20" w:before="0"/>
-      </w:pPr>
-      <w:r>
-        <w:rPr>
-          <w:b/>
-        </w:rPr>
-        <w:t xml:space="preserve">🩺 Clinical Thinking: </w:t>
-      </w:r>
-      <w:r>
-        <w:t>Recall (the key fact) → Connect (related high-yield facts) → Apply (exam context).</w:t>
-      </w:r>
-    </w:p>
-    <w:p>
-      <w:pPr>
-        <w:spacing w:after="20" w:before="0"/>
-      </w:pPr>
-      <w:r>
-        <w:rPr>
-          <w:b/>
-          <w:color w:val="1F3A5F"/>
-        </w:rPr>
-        <w:t xml:space="preserve">💎 PNC Pearl: </w:t>
-      </w:r>
-      <w:r>
-        <w:t>Anaphylactic transfusion reaction: itching, rash, tachycardia → stop, fluids, adrenaline.</w:t>
-      </w:r>
-    </w:p>
-    <w:p>
-      <w:pPr>
-        <w:spacing w:after="0" w:before="0"/>
-      </w:pPr>
-      <w:r>
-        <w:rPr>
-          <w:b/>
-          <w:i w:val="0"/>
-          <w:sz w:val="21"/>
-        </w:rPr>
-        <w:t>Positive Marks: 1    Negative Marks: 0.25</w:t>
-      </w:r>
-    </w:p>
-    <w:p>
-      <w:pPr>
-        <w:spacing w:before="280" w:after="40"/>
-      </w:pPr>
-      <w:r>
-        <w:rPr>
-          <w:b/>
-        </w:rPr>
-        <w:t xml:space="preserve">Question: </w:t>
-      </w:r>
-      <w:r>
-        <w:t xml:space="preserve">A patient is planned for surgery and the nurse connects the IV line for intravenous fluid one-day prior evening at 6 pm. What is the purpose of doing this?  </w:t>
-      </w:r>
-    </w:p>
-    <w:p>
-      <w:pPr>
-        <w:spacing w:after="20" w:before="0"/>
-      </w:pPr>
-      <w:r>
-        <w:rPr>
-          <w:b w:val="0"/>
-          <w:i w:val="0"/>
-          <w:sz w:val="21"/>
-        </w:rPr>
-        <w:t>(a)  To prevent dryness of mouth</w:t>
-      </w:r>
-    </w:p>
-    <w:p>
-      <w:pPr>
-        <w:spacing w:after="20" w:before="0"/>
-      </w:pPr>
-      <w:r>
-        <w:rPr>
-          <w:b w:val="0"/>
-          <w:i w:val="0"/>
-          <w:sz w:val="21"/>
-        </w:rPr>
-        <w:t>(b)  To prevent thrust</w:t>
-      </w:r>
-    </w:p>
-    <w:p>
-      <w:pPr>
-        <w:spacing w:after="20" w:before="0"/>
-      </w:pPr>
-      <w:r>
-        <w:rPr>
-          <w:b w:val="0"/>
-          <w:i w:val="0"/>
-          <w:sz w:val="21"/>
-        </w:rPr>
-        <w:t>(c)  To maintain hydration status of patient</w:t>
-      </w:r>
-    </w:p>
-    <w:p>
-      <w:pPr>
-        <w:spacing w:after="20" w:before="0"/>
-      </w:pPr>
-      <w:r>
-        <w:rPr>
-          <w:b w:val="0"/>
-          <w:i w:val="0"/>
-          <w:sz w:val="21"/>
-        </w:rPr>
-        <w:t>(d)  To allay the anxiety</w:t>
-      </w:r>
-    </w:p>
-    <w:p>
-      <w:pPr>
-        <w:spacing w:after="80" w:before="0"/>
-      </w:pPr>
-      <w:r>
-        <w:rPr>
-          <w:b/>
-          <w:i w:val="0"/>
-          <w:sz w:val="22"/>
-        </w:rPr>
-        <w:t>Answer: c</w:t>
-      </w:r>
-    </w:p>
-    <w:p>
-      <w:pPr>
-        <w:spacing w:after="20"/>
-      </w:pPr>
-      <w:r>
-        <w:rPr>
-          <w:b/>
-        </w:rPr>
-        <w:t xml:space="preserve">Solution: </w:t>
-      </w:r>
-      <w:r>
-        <w:rPr>
-          <w:b/>
-          <w:color w:val="1E7B1E"/>
-        </w:rPr>
-        <w:t xml:space="preserve">✅ Correct Answer: </w:t>
-      </w:r>
-      <w:r>
-        <w:rPr>
-          <w:b/>
-          <w:color w:val="1E7B1E"/>
-        </w:rPr>
-        <w:t>c</w:t>
-      </w:r>
-    </w:p>
-    <w:p>
-      <w:pPr>
-        <w:spacing w:after="20" w:before="0"/>
-      </w:pPr>
-      <w:r>
-        <w:rPr>
-          <w:b/>
-        </w:rPr>
-        <w:t xml:space="preserve">🧠 Clinical Rationale: </w:t>
-      </w:r>
-      <w:r>
-        <w:t>Starting an IV line with intravenous fluid the evening BEFORE surgery maintains the patient's HYDRATION STATUS — the patient is kept NPO from midnight, and IV fluids compensate for the fasting losses so the patient enters surgery normovolaemic and haemodynamically stable. Preventing dry mouth, 'thrust' or anxiety are not the purpose of the IV.</w:t>
-      </w:r>
-    </w:p>
-    <w:p>
-      <w:pPr>
-        <w:spacing w:after="20" w:before="0"/>
-      </w:pPr>
-      <w:r>
-        <w:rPr>
-          <w:b/>
-        </w:rPr>
-        <w:t xml:space="preserve">🔍 Key Clues: </w:t>
-      </w:r>
-      <w:r>
-        <w:t>Pre-op IV fluid with NPO status = maintain hydration.</w:t>
-      </w:r>
-    </w:p>
-    <w:p>
-      <w:pPr>
-        <w:spacing w:after="20" w:before="0"/>
-      </w:pPr>
-      <w:r>
-        <w:rPr>
-          <w:b/>
-        </w:rPr>
-        <w:t xml:space="preserve">🚨 Priority Principle: </w:t>
-      </w:r>
-      <w:r>
-        <w:t>Recall the core fact precisely, then apply it to the clinical context.</w:t>
-      </w:r>
-    </w:p>
-    <w:p>
-      <w:pPr>
-        <w:spacing w:after="20" w:before="0"/>
-      </w:pPr>
-      <w:r>
-        <w:rPr>
-          <w:b/>
-        </w:rPr>
-        <w:t xml:space="preserve">❌ Why Not Other Options: </w:t>
-      </w:r>
-      <w:r>
-        <w:t>a — Dry mouth is not corrected by the IV fluid purpose. | b — 'Thrust' is not a relevant purpose. | d — Anxiety is managed by reassurance, not the IV fluid.</w:t>
-      </w:r>
-    </w:p>
-    <w:p>
-      <w:pPr>
-        <w:spacing w:after="20" w:before="0"/>
-      </w:pPr>
-      <w:r>
-        <w:rPr>
-          <w:b/>
-          <w:color w:val="B45F06"/>
-        </w:rPr>
-        <w:t xml:space="preserve">⚠️ Exam Trap: </w:t>
-      </w:r>
-      <w:r>
-        <w:t>Pre-op NPO + IV fluids = hydration maintenance, not symptom relief.</w:t>
-      </w:r>
-    </w:p>
-    <w:p>
-      <w:pPr>
-        <w:spacing w:after="20" w:before="0"/>
-      </w:pPr>
-      <w:r>
-        <w:rPr>
-          <w:b/>
-        </w:rPr>
-        <w:t xml:space="preserve">🩺 Clinical Thinking: </w:t>
-      </w:r>
-      <w:r>
-        <w:t>Recall (the key fact) → Connect (related high-yield facts) → Apply (exam context).</w:t>
-      </w:r>
-    </w:p>
-    <w:p>
-      <w:pPr>
-        <w:spacing w:after="20" w:before="0"/>
-      </w:pPr>
-      <w:r>
-        <w:rPr>
-          <w:b/>
-          <w:color w:val="1F3A5F"/>
-        </w:rPr>
-        <w:t xml:space="preserve">💎 PNC Pearl: </w:t>
-      </w:r>
-      <w:r>
-        <w:t>Pre-op IV fluid: maintain hydration during NPO.</w:t>
-      </w:r>
-    </w:p>
-    <w:p>
-      <w:pPr>
-        <w:spacing w:after="0" w:before="0"/>
-      </w:pPr>
-      <w:r>
-        <w:rPr>
-          <w:b/>
-          <w:i w:val="0"/>
-          <w:sz w:val="21"/>
-        </w:rPr>
-        <w:t>Positive Marks: 1    Negative Marks: 0.25</w:t>
-      </w:r>
-    </w:p>
-    <w:p>
-      <w:pPr>
-        <w:spacing w:before="280" w:after="40"/>
-      </w:pPr>
-      <w:r>
-        <w:rPr>
-          <w:b/>
-        </w:rPr>
-        <w:t xml:space="preserve">Question: </w:t>
-      </w:r>
-      <w:r>
-        <w:t>Which position is provided to the patient after tonsillectomy?</w:t>
-      </w:r>
-    </w:p>
-    <w:p>
-      <w:pPr>
-        <w:spacing w:after="20" w:before="0"/>
-      </w:pPr>
-      <w:r>
-        <w:rPr>
-          <w:b w:val="0"/>
-          <w:i w:val="0"/>
-          <w:sz w:val="21"/>
-        </w:rPr>
-        <w:t>(a)  Side-lying</w:t>
-      </w:r>
-    </w:p>
-    <w:p>
-      <w:pPr>
-        <w:spacing w:after="20" w:before="0"/>
-      </w:pPr>
-      <w:r>
-        <w:rPr>
-          <w:b w:val="0"/>
-          <w:i w:val="0"/>
-          <w:sz w:val="21"/>
-        </w:rPr>
-        <w:t>(b)  High Fowler’s</w:t>
-      </w:r>
-    </w:p>
-    <w:p>
-      <w:pPr>
-        <w:spacing w:after="20" w:before="0"/>
-      </w:pPr>
-      <w:r>
-        <w:rPr>
-          <w:b w:val="0"/>
-          <w:i w:val="0"/>
-          <w:sz w:val="21"/>
-        </w:rPr>
-        <w:t>(c)  Sims’s</w:t>
-      </w:r>
-    </w:p>
-    <w:p>
-      <w:pPr>
-        <w:spacing w:after="20" w:before="0"/>
-      </w:pPr>
-      <w:r>
-        <w:rPr>
-          <w:b w:val="0"/>
-          <w:i w:val="0"/>
-          <w:sz w:val="21"/>
-        </w:rPr>
-        <w:t>(d)  Supine</w:t>
-      </w:r>
-    </w:p>
-    <w:p>
-      <w:pPr>
-        <w:spacing w:after="80" w:before="0"/>
-      </w:pPr>
-      <w:r>
-        <w:rPr>
-          <w:b/>
-          <w:i w:val="0"/>
-          <w:sz w:val="22"/>
-        </w:rPr>
-        <w:t>Answer: a</w:t>
-      </w:r>
-    </w:p>
-    <w:p>
-      <w:pPr>
-        <w:spacing w:after="20"/>
-      </w:pPr>
-      <w:r>
-        <w:rPr>
-          <w:b/>
-        </w:rPr>
-        <w:t xml:space="preserve">Solution: </w:t>
-      </w:r>
-      <w:r>
-        <w:rPr>
-          <w:b/>
-          <w:color w:val="1E7B1E"/>
-        </w:rPr>
-        <w:t xml:space="preserve">✅ Correct Answer: </w:t>
-      </w:r>
-      <w:r>
-        <w:rPr>
-          <w:b/>
-          <w:color w:val="1E7B1E"/>
-        </w:rPr>
-        <w:t>a</w:t>
-      </w:r>
-    </w:p>
-    <w:p>
-      <w:pPr>
-        <w:spacing w:after="20" w:before="0"/>
-      </w:pPr>
-      <w:r>
-        <w:rPr>
-          <w:b/>
-        </w:rPr>
-        <w:t xml:space="preserve">🧠 Clinical Rationale: </w:t>
-      </w:r>
-      <w:r>
-        <w:t>After TONSILLECTOMY the patient is placed SIDE-LYING (on the abdomen/side with head turned) — this lets BLOOD AND SECRETIONS drain out of the mouth rather than being aspirated or swallowed, allowing early detection of bleeding. High Fowler's, Sims's and supine do not protect the airway like side-lying.</w:t>
-      </w:r>
-    </w:p>
-    <w:p>
-      <w:pPr>
-        <w:spacing w:after="20" w:before="0"/>
-      </w:pPr>
-      <w:r>
-        <w:rPr>
-          <w:b/>
-        </w:rPr>
-        <w:t xml:space="preserve">🔍 Key Clues: </w:t>
-      </w:r>
-      <w:r>
-        <w:t>Post-tonsillectomy: side-lying so blood drains from the mouth.</w:t>
-      </w:r>
-    </w:p>
-    <w:p>
-      <w:pPr>
-        <w:spacing w:after="20" w:before="0"/>
-      </w:pPr>
-      <w:r>
-        <w:rPr>
-          <w:b/>
-        </w:rPr>
-        <w:t xml:space="preserve">🚨 Priority Principle: </w:t>
-      </w:r>
-      <w:r>
-        <w:t>Recall the core fact precisely, then apply it to the clinical context.</w:t>
-      </w:r>
-    </w:p>
-    <w:p>
-      <w:pPr>
-        <w:spacing w:after="20" w:before="0"/>
-      </w:pPr>
-      <w:r>
-        <w:rPr>
-          <w:b/>
-        </w:rPr>
-        <w:t xml:space="preserve">❌ Why Not Other Options: </w:t>
-      </w:r>
-      <w:r>
-        <w:t>b — High Fowler's does not provide the drainage benefit. | c — Sims's is for rectal/anal procedures. | d — Supine risks aspiration of blood.</w:t>
-      </w:r>
-    </w:p>
-    <w:p>
-      <w:pPr>
-        <w:spacing w:after="20" w:before="0"/>
-      </w:pPr>
-      <w:r>
-        <w:rPr>
-          <w:b/>
-          <w:color w:val="B45F06"/>
-        </w:rPr>
-        <w:t xml:space="preserve">⚠️ Exam Trap: </w:t>
-      </w:r>
-      <w:r>
-        <w:t>Side-lying/drainage position after tonsillectomy — watch for frequent swallowing (hidden bleeding).</w:t>
-      </w:r>
-    </w:p>
-    <w:p>
-      <w:pPr>
-        <w:spacing w:after="20" w:before="0"/>
-      </w:pPr>
-      <w:r>
-        <w:rPr>
-          <w:b/>
-        </w:rPr>
-        <w:t xml:space="preserve">🩺 Clinical Thinking: </w:t>
-      </w:r>
-      <w:r>
-        <w:t>Recall (the key fact) → Connect (related high-yield facts) → Apply (exam context).</w:t>
-      </w:r>
-    </w:p>
-    <w:p>
-      <w:pPr>
-        <w:spacing w:after="20" w:before="0"/>
-      </w:pPr>
-      <w:r>
-        <w:rPr>
-          <w:b/>
-          <w:color w:val="1F3A5F"/>
-        </w:rPr>
-        <w:t xml:space="preserve">💎 PNC Pearl: </w:t>
-      </w:r>
-      <w:r>
-        <w:t>Post-tonsillectomy: side-lying position.</w:t>
-      </w:r>
-    </w:p>
-    <w:p>
-      <w:pPr>
-        <w:spacing w:after="0" w:before="0"/>
-      </w:pPr>
-      <w:r>
-        <w:rPr>
-          <w:b/>
-          <w:i w:val="0"/>
-          <w:sz w:val="21"/>
-        </w:rPr>
-        <w:t>Positive Marks: 1    Negative Marks: 0.25</w:t>
-      </w:r>
-    </w:p>
-    <w:p>
-      <w:pPr>
-        <w:spacing w:before="280" w:after="40"/>
-      </w:pPr>
-      <w:r>
-        <w:rPr>
-          <w:b/>
-        </w:rPr>
-        <w:t xml:space="preserve">Question: </w:t>
-      </w:r>
-      <w:r>
-        <w:t xml:space="preserve">After receiving a blood transfusion following a major surgery, a patient develops tachycardia and experiences difficulty in breathing. Which of the following reactions is this most likely indicative of?  </w:t>
-      </w:r>
-    </w:p>
-    <w:p>
-      <w:pPr>
-        <w:spacing w:after="20" w:before="0"/>
-      </w:pPr>
-      <w:r>
-        <w:rPr>
-          <w:b w:val="0"/>
-          <w:i w:val="0"/>
-          <w:sz w:val="21"/>
-        </w:rPr>
-        <w:t>(a)  Allergic reaction</w:t>
-      </w:r>
-    </w:p>
-    <w:p>
-      <w:pPr>
-        <w:spacing w:after="20" w:before="0"/>
-      </w:pPr>
-      <w:r>
-        <w:rPr>
-          <w:b w:val="0"/>
-          <w:i w:val="0"/>
-          <w:sz w:val="21"/>
-        </w:rPr>
-        <w:t>(b)  Acute hemolytic reaction</w:t>
-      </w:r>
-    </w:p>
-    <w:p>
-      <w:pPr>
-        <w:spacing w:after="20" w:before="0"/>
-      </w:pPr>
-      <w:r>
-        <w:rPr>
-          <w:b w:val="0"/>
-          <w:i w:val="0"/>
-          <w:sz w:val="21"/>
-        </w:rPr>
-        <w:t>(c)  Post-transfusion related acute lung injury (TRALI)</w:t>
-      </w:r>
-    </w:p>
-    <w:p>
-      <w:pPr>
-        <w:spacing w:after="20" w:before="0"/>
-      </w:pPr>
-      <w:r>
-        <w:rPr>
-          <w:b w:val="0"/>
-          <w:i w:val="0"/>
-          <w:sz w:val="21"/>
-        </w:rPr>
-        <w:t xml:space="preserve">(d)  Septic reaction  </w:t>
-      </w:r>
-    </w:p>
-    <w:p>
-      <w:pPr>
-        <w:spacing w:after="80" w:before="0"/>
-      </w:pPr>
-      <w:r>
-        <w:rPr>
-          <w:b/>
-          <w:i w:val="0"/>
-          <w:sz w:val="22"/>
-        </w:rPr>
-        <w:t>Answer: b</w:t>
-      </w:r>
-    </w:p>
-    <w:p>
-      <w:pPr>
-        <w:spacing w:after="20"/>
-      </w:pPr>
-      <w:r>
-        <w:rPr>
-          <w:b/>
-        </w:rPr>
-        <w:t xml:space="preserve">Solution: </w:t>
-      </w:r>
-      <w:r>
-        <w:rPr>
-          <w:b/>
-          <w:color w:val="1E7B1E"/>
-        </w:rPr>
-        <w:t xml:space="preserve">✅ Correct Answer: </w:t>
-      </w:r>
-      <w:r>
-        <w:rPr>
-          <w:b/>
-          <w:color w:val="1E7B1E"/>
-        </w:rPr>
-        <w:t>b</w:t>
-      </w:r>
-    </w:p>
-    <w:p>
-      <w:pPr>
-        <w:spacing w:after="20" w:before="0"/>
-      </w:pPr>
-      <w:r>
-        <w:rPr>
-          <w:b/>
-        </w:rPr>
-        <w:t xml:space="preserve">🧠 Clinical Rationale: </w:t>
-      </w:r>
-      <w:r>
-        <w:t>TACHYCARDIA with DIFFICULTY BREATHING shortly after a blood transfusion suggests ACUTE HEMOLYTIC REACTION — ABO incompatibility causes intravascular haemolysis with fever, chills, chest/back pain, tachycardia, hypotension and dyspnoea, progressing to shock and renal failure. The nurse should STOP the transfusion immediately. Allergic reactions cause urticaria/pruritus; TRALI causes acute lung injury with non-cardiogenic oedema within 6 h; septic reactions follow bacterial contamination.</w:t>
-      </w:r>
-    </w:p>
-    <w:p>
-      <w:pPr>
-        <w:spacing w:after="20" w:before="0"/>
-      </w:pPr>
-      <w:r>
-        <w:rPr>
-          <w:b/>
-        </w:rPr>
-        <w:t xml:space="preserve">🔍 Key Clues: </w:t>
-      </w:r>
-      <w:r>
-        <w:t>Tachycardia + dyspnoea during/after transfusion = acute haemolytic reaction → stop the blood.</w:t>
-      </w:r>
-    </w:p>
-    <w:p>
-      <w:pPr>
-        <w:spacing w:after="20" w:before="0"/>
-      </w:pPr>
-      <w:r>
-        <w:rPr>
-          <w:b/>
-        </w:rPr>
-        <w:t xml:space="preserve">🚨 Priority Principle: </w:t>
-      </w:r>
-      <w:r>
-        <w:t>Recall the core fact precisely, then apply it to the clinical context.</w:t>
-      </w:r>
-    </w:p>
-    <w:p>
-      <w:pPr>
-        <w:spacing w:after="20" w:before="0"/>
-      </w:pPr>
-      <w:r>
-        <w:rPr>
-          <w:b/>
-        </w:rPr>
-        <w:t xml:space="preserve">❌ Why Not Other Options: </w:t>
-      </w:r>
-      <w:r>
-        <w:t>a — Allergic = urticaria, itching, wheezing. | c — TRALI = acute lung injury within 6 h, non-cardiogenic oedema. | d — Septic = fever, shock from contaminated blood.</w:t>
-      </w:r>
-    </w:p>
-    <w:p>
-      <w:pPr>
-        <w:spacing w:after="20" w:before="0"/>
-      </w:pPr>
-      <w:r>
-        <w:rPr>
-          <w:b/>
-          <w:color w:val="B45F06"/>
-        </w:rPr>
-        <w:t xml:space="preserve">⚠️ Exam Trap: </w:t>
-      </w:r>
-      <w:r>
-        <w:t>Any new tachycardia/dyspnoea during a transfusion: STOP the transfusion, keep the line with saline, notify.</w:t>
-      </w:r>
-    </w:p>
-    <w:p>
-      <w:pPr>
-        <w:spacing w:after="20" w:before="0"/>
-      </w:pPr>
-      <w:r>
-        <w:rPr>
-          <w:b/>
-        </w:rPr>
-        <w:t xml:space="preserve">🩺 Clinical Thinking: </w:t>
-      </w:r>
-      <w:r>
-        <w:t>Recall (the key fact) → Connect (related high-yield facts) → Apply (exam context).</w:t>
-      </w:r>
-    </w:p>
-    <w:p>
-      <w:pPr>
-        <w:spacing w:after="20" w:before="0"/>
-      </w:pPr>
-      <w:r>
-        <w:rPr>
-          <w:b/>
-          <w:color w:val="1F3A5F"/>
-        </w:rPr>
-        <w:t xml:space="preserve">💎 PNC Pearl: </w:t>
-      </w:r>
-      <w:r>
-        <w:t>Transfusion + tachycardia + dyspnoea = acute haemolytic reaction.</w:t>
-      </w:r>
-    </w:p>
-    <w:p>
-      <w:pPr>
-        <w:spacing w:after="0" w:before="0"/>
-      </w:pPr>
-      <w:r>
-        <w:rPr>
-          <w:b/>
-          <w:i w:val="0"/>
-          <w:sz w:val="21"/>
-        </w:rPr>
-        <w:t>Positive Marks: 1    Negative Marks: 0.25</w:t>
-      </w:r>
-    </w:p>
-    <w:p>
-      <w:pPr>
-        <w:spacing w:before="280" w:after="40"/>
-      </w:pPr>
-      <w:r>
-        <w:rPr>
-          <w:b/>
-        </w:rPr>
-        <w:t xml:space="preserve">Question: </w:t>
-      </w:r>
-      <w:r>
-        <w:t xml:space="preserve">Which of the following nosocomial infection is most common to occur after a surgery?   </w:t>
-      </w:r>
-    </w:p>
-    <w:p>
-      <w:pPr>
-        <w:spacing w:after="20" w:before="0"/>
-      </w:pPr>
-      <w:r>
-        <w:rPr>
-          <w:b w:val="0"/>
-          <w:i w:val="0"/>
-          <w:sz w:val="21"/>
-        </w:rPr>
-        <w:t>(a)  Pneumonia</w:t>
-      </w:r>
-    </w:p>
-    <w:p>
-      <w:pPr>
-        <w:spacing w:after="20" w:before="0"/>
-      </w:pPr>
-      <w:r>
-        <w:rPr>
-          <w:b w:val="0"/>
-          <w:i w:val="0"/>
-          <w:sz w:val="21"/>
-        </w:rPr>
-        <w:t>(b)  SSI (Surgical Site Infection)</w:t>
-      </w:r>
-    </w:p>
-    <w:p>
-      <w:pPr>
-        <w:spacing w:after="20" w:before="0"/>
-      </w:pPr>
-      <w:r>
-        <w:rPr>
-          <w:b w:val="0"/>
-          <w:i w:val="0"/>
-          <w:sz w:val="21"/>
-        </w:rPr>
-        <w:t xml:space="preserve">(c)  SIRS </w:t>
-      </w:r>
-    </w:p>
-    <w:p>
-      <w:pPr>
-        <w:spacing w:after="20" w:before="0"/>
-      </w:pPr>
-      <w:r>
-        <w:rPr>
-          <w:b w:val="0"/>
-          <w:i w:val="0"/>
-          <w:sz w:val="21"/>
-        </w:rPr>
-        <w:t>(d)  Atelectasis</w:t>
-      </w:r>
-    </w:p>
-    <w:p>
-      <w:pPr>
-        <w:spacing w:after="80" w:before="0"/>
-      </w:pPr>
-      <w:r>
-        <w:rPr>
-          <w:b/>
-          <w:i w:val="0"/>
-          <w:sz w:val="22"/>
-        </w:rPr>
-        <w:t>Answer: b</w:t>
-      </w:r>
-    </w:p>
-    <w:p>
-      <w:pPr>
-        <w:spacing w:after="20"/>
-      </w:pPr>
-      <w:r>
-        <w:rPr>
-          <w:b/>
-        </w:rPr>
-        <w:t xml:space="preserve">Solution: </w:t>
-      </w:r>
-      <w:r>
-        <w:rPr>
-          <w:b/>
-          <w:color w:val="1E7B1E"/>
-        </w:rPr>
-        <w:t xml:space="preserve">✅ Correct Answer: </w:t>
-      </w:r>
-      <w:r>
-        <w:rPr>
-          <w:b/>
-          <w:color w:val="1E7B1E"/>
-        </w:rPr>
-        <w:t>b</w:t>
-      </w:r>
-    </w:p>
-    <w:p>
-      <w:pPr>
-        <w:spacing w:after="20" w:before="0"/>
-      </w:pPr>
-      <w:r>
-        <w:rPr>
-          <w:b/>
-        </w:rPr>
-        <w:t xml:space="preserve">🧠 Clinical Rationale: </w:t>
-      </w:r>
-      <w:r>
-        <w:t>SURGICAL SITE INFECTION (SSI) is the MOST COMMON nosocomial infection after surgery — it accounts for the largest share of postoperative healthcare-associated infections. Pneumonia (VAP) is common in ventilated ICU patients; SIRS is a systemic response, not an infection; atelectasis is a respiratory complication, not an infection.</w:t>
-      </w:r>
-    </w:p>
-    <w:p>
-      <w:pPr>
-        <w:spacing w:after="20" w:before="0"/>
-      </w:pPr>
-      <w:r>
-        <w:rPr>
-          <w:b/>
-        </w:rPr>
-        <w:t xml:space="preserve">🔍 Key Clues: </w:t>
-      </w:r>
-      <w:r>
-        <w:t>Commonest post-surgery nosocomial infection = surgical site infection.</w:t>
-      </w:r>
-    </w:p>
-    <w:p>
-      <w:pPr>
-        <w:spacing w:after="20" w:before="0"/>
-      </w:pPr>
-      <w:r>
-        <w:rPr>
-          <w:b/>
-        </w:rPr>
-        <w:t xml:space="preserve">🚨 Priority Principle: </w:t>
-      </w:r>
-      <w:r>
-        <w:t>Prevention and asepsis first — safe handling and precautions protect both the patient and the caregiver.</w:t>
-      </w:r>
-    </w:p>
-    <w:p>
-      <w:pPr>
-        <w:spacing w:after="20" w:before="0"/>
-      </w:pPr>
-      <w:r>
-        <w:rPr>
-          <w:b/>
-        </w:rPr>
-        <w:t xml:space="preserve">❌ Why Not Other Options: </w:t>
-      </w:r>
-      <w:r>
-        <w:t>a — Pneumonia is common in ventilated patients. | c — SIRS is a syndrome, not an infection. | d — Atelectasis is a collapse, not infection.</w:t>
-      </w:r>
-    </w:p>
-    <w:p>
-      <w:pPr>
-        <w:spacing w:after="20" w:before="0"/>
-      </w:pPr>
-      <w:r>
-        <w:rPr>
-          <w:b/>
-          <w:color w:val="B45F06"/>
-        </w:rPr>
-        <w:t xml:space="preserve">⚠️ Exam Trap: </w:t>
-      </w:r>
-      <w:r>
-        <w:t>SSI prevention: antibiotic prophylaxis, normothermia, glucose control, skin antisepsis.</w:t>
-      </w:r>
-    </w:p>
-    <w:p>
-      <w:pPr>
-        <w:spacing w:after="20" w:before="0"/>
-      </w:pPr>
-      <w:r>
-        <w:rPr>
-          <w:b/>
-        </w:rPr>
-        <w:t xml:space="preserve">🩺 Clinical Thinking: </w:t>
-      </w:r>
-      <w:r>
-        <w:t>Recall (the key fact) → Connect (related high-yield facts) → Apply (exam context).</w:t>
-      </w:r>
-    </w:p>
-    <w:p>
-      <w:pPr>
-        <w:spacing w:after="20" w:before="0"/>
-      </w:pPr>
-      <w:r>
-        <w:rPr>
-          <w:b/>
-          <w:color w:val="1F3A5F"/>
-        </w:rPr>
-        <w:t xml:space="preserve">💎 PNC Pearl: </w:t>
-      </w:r>
-      <w:r>
-        <w:t>Commonest nosocomial infection after surgery: SSI.</w:t>
-      </w:r>
-    </w:p>
-    <w:p>
-      <w:pPr>
-        <w:spacing w:after="0" w:before="0"/>
-      </w:pPr>
-      <w:r>
-        <w:rPr>
-          <w:b/>
-          <w:i w:val="0"/>
-          <w:sz w:val="21"/>
-        </w:rPr>
-        <w:t>Positive Marks: 1    Negative Marks: 0.25</w:t>
-      </w:r>
-    </w:p>
-    <w:p>
-      <w:pPr>
-        <w:spacing w:before="280" w:after="40"/>
-      </w:pPr>
-      <w:r>
-        <w:rPr>
-          <w:b/>
-        </w:rPr>
-        <w:t xml:space="preserve">Question: </w:t>
-      </w:r>
-      <w:r>
-        <w:t xml:space="preserve">A patient has lower abdominal pain and feels retention of urine. Which of the following method should be used by the nurse for excretion of urine? </w:t>
-      </w:r>
-    </w:p>
-    <w:p>
-      <w:pPr>
-        <w:spacing w:after="20" w:before="0"/>
-      </w:pPr>
-      <w:r>
-        <w:rPr>
-          <w:b w:val="0"/>
-          <w:i w:val="0"/>
-          <w:sz w:val="21"/>
-        </w:rPr>
-        <w:t>(a)  Heimlich maneuver</w:t>
-      </w:r>
-    </w:p>
-    <w:p>
-      <w:pPr>
-        <w:spacing w:after="20" w:before="0"/>
-      </w:pPr>
-      <w:r>
-        <w:rPr>
-          <w:b w:val="0"/>
-          <w:i w:val="0"/>
-          <w:sz w:val="21"/>
-        </w:rPr>
-        <w:t>(b)  Crede’s maneuver</w:t>
-      </w:r>
-    </w:p>
-    <w:p>
-      <w:pPr>
-        <w:spacing w:after="20" w:before="0"/>
-      </w:pPr>
-      <w:r>
-        <w:rPr>
-          <w:b w:val="0"/>
-          <w:i w:val="0"/>
-          <w:sz w:val="21"/>
-        </w:rPr>
-        <w:t>(c)  Jaw thrust maneuver</w:t>
-      </w:r>
-    </w:p>
-    <w:p>
-      <w:pPr>
-        <w:spacing w:after="20" w:before="0"/>
-      </w:pPr>
-      <w:r>
-        <w:rPr>
-          <w:b w:val="0"/>
-          <w:i w:val="0"/>
-          <w:sz w:val="21"/>
-        </w:rPr>
-        <w:t>(d)  Kegel’s exercise</w:t>
-      </w:r>
-    </w:p>
-    <w:p>
-      <w:pPr>
-        <w:spacing w:after="80" w:before="0"/>
-      </w:pPr>
-      <w:r>
-        <w:rPr>
-          <w:b/>
-          <w:i w:val="0"/>
-          <w:sz w:val="22"/>
-        </w:rPr>
-        <w:t>Answer: b</w:t>
-      </w:r>
-    </w:p>
-    <w:p>
-      <w:pPr>
-        <w:spacing w:after="20"/>
-      </w:pPr>
-      <w:r>
-        <w:rPr>
-          <w:b/>
-        </w:rPr>
-        <w:t xml:space="preserve">Solution: </w:t>
-      </w:r>
-      <w:r>
-        <w:rPr>
-          <w:b/>
-          <w:color w:val="1E7B1E"/>
-        </w:rPr>
-        <w:t xml:space="preserve">✅ Correct Answer: </w:t>
-      </w:r>
-      <w:r>
-        <w:rPr>
-          <w:b/>
-          <w:color w:val="1E7B1E"/>
-        </w:rPr>
-        <w:t>b</w:t>
-      </w:r>
-    </w:p>
-    <w:p>
-      <w:pPr>
-        <w:spacing w:after="20" w:before="0"/>
-      </w:pPr>
-      <w:r>
-        <w:rPr>
-          <w:b/>
-        </w:rPr>
-        <w:t xml:space="preserve">🧠 Clinical Rationale: </w:t>
-      </w:r>
-      <w:r>
-        <w:t>CREDE'S MANEUVER is the application of gentle suprapubic pressure over the bladder to help a patient with URINARY RETENTION pass urine — used in neurogenic bladder or postpartum retention. Heimlich is for choking; jaw thrust opens the airway; Kegel's exercises strengthen the pelvic floor, they do not empty a retained bladder.</w:t>
-      </w:r>
-    </w:p>
-    <w:p>
-      <w:pPr>
-        <w:spacing w:after="20" w:before="0"/>
-      </w:pPr>
-      <w:r>
-        <w:rPr>
-          <w:b/>
-        </w:rPr>
-        <w:t xml:space="preserve">🔍 Key Clues: </w:t>
-      </w:r>
-      <w:r>
-        <w:t>Urinary retention → Crede's maneuver (suprapubic pressure).</w:t>
-      </w:r>
-    </w:p>
-    <w:p>
-      <w:pPr>
-        <w:spacing w:after="20" w:before="0"/>
-      </w:pPr>
-      <w:r>
-        <w:rPr>
-          <w:b/>
-        </w:rPr>
-        <w:t xml:space="preserve">🚨 Priority Principle: </w:t>
-      </w:r>
-      <w:r>
-        <w:t>Recall the core fact precisely, then apply it to the clinical context.</w:t>
-      </w:r>
-    </w:p>
-    <w:p>
-      <w:pPr>
-        <w:spacing w:after="20" w:before="0"/>
-      </w:pPr>
-      <w:r>
-        <w:rPr>
-          <w:b/>
-        </w:rPr>
-        <w:t xml:space="preserve">❌ Why Not Other Options: </w:t>
-      </w:r>
-      <w:r>
-        <w:t>a — Heimlich = choking/food obstruction. | c — Jaw thrust = airway opening. | d — Kegel's = pelvic floor strengthening, not emptying.</w:t>
-      </w:r>
-    </w:p>
-    <w:p>
-      <w:pPr>
-        <w:spacing w:after="20" w:before="0"/>
-      </w:pPr>
-      <w:r>
-        <w:rPr>
-          <w:b/>
-          <w:color w:val="B45F06"/>
-        </w:rPr>
-        <w:t xml:space="preserve">⚠️ Exam Trap: </w:t>
-      </w:r>
-      <w:r>
-        <w:t>Crede's = bladder (urine); Heimlich = airway (choking); don't swap the maneuvers.</w:t>
-      </w:r>
-    </w:p>
-    <w:p>
-      <w:pPr>
-        <w:spacing w:after="20" w:before="0"/>
-      </w:pPr>
-      <w:r>
-        <w:rPr>
-          <w:b/>
-        </w:rPr>
-        <w:t xml:space="preserve">🩺 Clinical Thinking: </w:t>
-      </w:r>
-      <w:r>
-        <w:t>Recall (the key fact) → Connect (related high-yield facts) → Apply (exam context).</w:t>
-      </w:r>
-    </w:p>
-    <w:p>
-      <w:pPr>
-        <w:spacing w:after="20" w:before="0"/>
-      </w:pPr>
-      <w:r>
-        <w:rPr>
-          <w:b/>
-          <w:color w:val="1F3A5F"/>
-        </w:rPr>
-        <w:t xml:space="preserve">💎 PNC Pearl: </w:t>
-      </w:r>
-      <w:r>
-        <w:t>Urinary retention: Crede's maneuver.</w:t>
-      </w:r>
-    </w:p>
-    <w:p>
-      <w:pPr>
-        <w:spacing w:after="0" w:before="0"/>
-      </w:pPr>
-      <w:r>
-        <w:rPr>
-          <w:b/>
-          <w:i w:val="0"/>
-          <w:sz w:val="21"/>
-        </w:rPr>
-        <w:t>Positive Marks: 1    Negative Marks: 0.25</w:t>
-      </w:r>
-    </w:p>
-    <w:p>
-      <w:pPr>
-        <w:spacing w:before="280" w:after="40"/>
-      </w:pPr>
-      <w:r>
-        <w:rPr>
-          <w:b/>
-        </w:rPr>
-        <w:t xml:space="preserve">Question: </w:t>
-      </w:r>
-      <w:r>
-        <w:t xml:space="preserve">After the fetal activity test (non-stress test) is completed, the nurse is looking at the test results on the monitor strip. The RN observes that the fetal heart accelerated 5 beats/min with each fetal movement. The accelerations lasted 15 seconds and occurred 3 times during the 20-minute test. The nurse knows that these test results will be interpreted as:   </w:t>
-      </w:r>
-    </w:p>
-    <w:p>
-      <w:pPr>
-        <w:spacing w:after="20" w:before="0"/>
-      </w:pPr>
-      <w:r>
-        <w:rPr>
-          <w:b w:val="0"/>
-          <w:i w:val="0"/>
-          <w:sz w:val="21"/>
-        </w:rPr>
-        <w:t>(a)  A reactive test</w:t>
-      </w:r>
-    </w:p>
-    <w:p>
-      <w:pPr>
-        <w:spacing w:after="20" w:before="0"/>
-      </w:pPr>
-      <w:r>
-        <w:rPr>
-          <w:b w:val="0"/>
-          <w:i w:val="0"/>
-          <w:sz w:val="21"/>
-        </w:rPr>
-        <w:t>(b)  A nonreactive test</w:t>
-      </w:r>
-    </w:p>
-    <w:p>
-      <w:pPr>
-        <w:spacing w:after="20" w:before="0"/>
-      </w:pPr>
-      <w:r>
-        <w:rPr>
-          <w:b w:val="0"/>
-          <w:i w:val="0"/>
-          <w:sz w:val="21"/>
-        </w:rPr>
-        <w:t>(c)  An unsatisfactory test</w:t>
-      </w:r>
-    </w:p>
-    <w:p>
-      <w:pPr>
-        <w:spacing w:after="20" w:before="0"/>
-      </w:pPr>
-      <w:r>
-        <w:rPr>
-          <w:b w:val="0"/>
-          <w:i w:val="0"/>
-          <w:sz w:val="21"/>
-        </w:rPr>
-        <w:t>(d)  A negative test</w:t>
-      </w:r>
-    </w:p>
-    <w:p>
-      <w:pPr>
-        <w:spacing w:after="80" w:before="0"/>
-      </w:pPr>
-      <w:r>
-        <w:rPr>
-          <w:b/>
-          <w:i w:val="0"/>
-          <w:sz w:val="22"/>
-        </w:rPr>
-        <w:t>Answer: b</w:t>
-      </w:r>
-    </w:p>
-    <w:p>
-      <w:pPr>
-        <w:spacing w:after="20"/>
-      </w:pPr>
-      <w:r>
-        <w:rPr>
-          <w:b/>
-        </w:rPr>
-        <w:t xml:space="preserve">Solution: </w:t>
-      </w:r>
-      <w:r>
-        <w:rPr>
-          <w:b/>
-          <w:color w:val="1E7B1E"/>
-        </w:rPr>
-        <w:t xml:space="preserve">✅ Correct Answer: </w:t>
-      </w:r>
-      <w:r>
-        <w:rPr>
-          <w:b/>
-          <w:color w:val="1E7B1E"/>
-        </w:rPr>
-        <w:t>b</w:t>
-      </w:r>
-    </w:p>
-    <w:p>
-      <w:pPr>
-        <w:spacing w:after="20" w:before="0"/>
-      </w:pPr>
-      <w:r>
-        <w:rPr>
-          <w:b/>
-        </w:rPr>
-        <w:t xml:space="preserve">🧠 Clinical Rationale: </w:t>
-      </w:r>
-      <w:r>
-        <w:t>An NST is REACTIVE only when there are at least TWO accelerations of 15 bpm ABOVE BASELINE, each lasting 15 seconds, in 20 minutes. Here the accelerations are only 5 beats/min (below the required 15) — so the test is NONREACTIVE and requires further evaluation (e.g., extended monitoring, biophysical profile).</w:t>
-      </w:r>
-    </w:p>
-    <w:p>
-      <w:pPr>
-        <w:spacing w:after="20" w:before="0"/>
-      </w:pPr>
-      <w:r>
-        <w:rPr>
-          <w:b/>
-        </w:rPr>
-        <w:t xml:space="preserve">🔍 Key Clues: </w:t>
-      </w:r>
-      <w:r>
-        <w:t>Accelerations of only 5 bpm (need 15) = NONREACTIVE NST.</w:t>
-      </w:r>
-    </w:p>
-    <w:p>
-      <w:pPr>
-        <w:spacing w:after="20" w:before="0"/>
-      </w:pPr>
-      <w:r>
-        <w:rPr>
-          <w:b/>
-        </w:rPr>
-        <w:t xml:space="preserve">🚨 Priority Principle: </w:t>
-      </w:r>
-      <w:r>
-        <w:t>Mother-and-baby safety first — prevent complications before they occur and act promptly when they do.</w:t>
-      </w:r>
-    </w:p>
-    <w:p>
-      <w:pPr>
-        <w:spacing w:after="20" w:before="0"/>
-      </w:pPr>
-      <w:r>
-        <w:rPr>
-          <w:b/>
-        </w:rPr>
-        <w:t xml:space="preserve">❌ Why Not Other Options: </w:t>
-      </w:r>
-      <w:r>
-        <w:t>a — Reactive requires 15 bpm accelerations, not 5. | c — Unsatisfactory = technical problems with the strip. | d — Negative is a CST term, not NST.</w:t>
-      </w:r>
-    </w:p>
-    <w:p>
-      <w:pPr>
-        <w:spacing w:after="20" w:before="0"/>
-      </w:pPr>
-      <w:r>
-        <w:rPr>
-          <w:b/>
-          <w:color w:val="B45F06"/>
-        </w:rPr>
-        <w:t xml:space="preserve">⚠️ Exam Trap: </w:t>
-      </w:r>
-      <w:r>
-        <w:t>Reactivity criteria: 15 bpm × 15 s × 2 in 20 min — 5 bpm accelerations fail the bar.</w:t>
-      </w:r>
-    </w:p>
-    <w:p>
-      <w:pPr>
-        <w:spacing w:after="20" w:before="0"/>
-      </w:pPr>
-      <w:r>
-        <w:rPr>
-          <w:b/>
-        </w:rPr>
-        <w:t xml:space="preserve">🩺 Clinical Thinking: </w:t>
-      </w:r>
-      <w:r>
-        <w:t>Recall (the key fact) → Connect (related high-yield facts) → Apply (exam context).</w:t>
-      </w:r>
-    </w:p>
-    <w:p>
-      <w:pPr>
-        <w:spacing w:after="20" w:before="0"/>
-      </w:pPr>
-      <w:r>
-        <w:rPr>
-          <w:b/>
-          <w:color w:val="1F3A5F"/>
-        </w:rPr>
-        <w:t xml:space="preserve">💎 PNC Pearl: </w:t>
-      </w:r>
-      <w:r>
-        <w:t>NST with only 5 bpm accelerations = nonreactive.</w:t>
-      </w:r>
-    </w:p>
-    <w:p>
-      <w:pPr>
-        <w:spacing w:after="0" w:before="0"/>
-      </w:pPr>
-      <w:r>
-        <w:rPr>
-          <w:b/>
-          <w:i w:val="0"/>
-          <w:sz w:val="21"/>
-        </w:rPr>
-        <w:t>Positive Marks: 1    Negative Marks: 0.25</w:t>
-      </w:r>
-    </w:p>
-    <w:p>
-      <w:pPr>
-        <w:spacing w:before="280" w:after="40"/>
-      </w:pPr>
-      <w:r>
-        <w:rPr>
-          <w:b/>
-        </w:rPr>
-        <w:t xml:space="preserve">Question: </w:t>
-      </w:r>
-      <w:r>
-        <w:t xml:space="preserve">In addition to changing the mother’s position to relieve cord pressure, the nurse may employ the following measures in the event when she observes that the cord is out of the vagina:  </w:t>
-      </w:r>
-    </w:p>
-    <w:p>
-      <w:pPr>
-        <w:spacing w:after="20" w:before="0"/>
-      </w:pPr>
-      <w:r>
-        <w:rPr>
-          <w:b w:val="0"/>
-          <w:i w:val="0"/>
-          <w:sz w:val="21"/>
-        </w:rPr>
-        <w:t xml:space="preserve">(a)  Immediately, pour sterile saline on the cord and repeat every 15 minutes to prevent drying </w:t>
-      </w:r>
-    </w:p>
-    <w:p>
-      <w:pPr>
-        <w:spacing w:after="20" w:before="0"/>
-      </w:pPr>
-      <w:r>
-        <w:rPr>
-          <w:b w:val="0"/>
-          <w:i w:val="0"/>
-          <w:sz w:val="21"/>
-        </w:rPr>
-        <w:t xml:space="preserve">(b)  Cover the cord with a wet sponge </w:t>
-      </w:r>
-    </w:p>
-    <w:p>
-      <w:pPr>
-        <w:spacing w:after="20" w:before="0"/>
-      </w:pPr>
-      <w:r>
-        <w:rPr>
-          <w:b w:val="0"/>
-          <w:i w:val="0"/>
-          <w:sz w:val="21"/>
-        </w:rPr>
-        <w:t>(c)  Apply a cord clamp to the exposed cord and cover with a sterile towel</w:t>
-      </w:r>
-    </w:p>
-    <w:p>
-      <w:pPr>
-        <w:spacing w:after="20" w:before="0"/>
-      </w:pPr>
-      <w:r>
-        <w:rPr>
-          <w:b w:val="0"/>
-          <w:i w:val="0"/>
-          <w:sz w:val="21"/>
-        </w:rPr>
-        <w:t xml:space="preserve">(d)  Keep the cord warm and moist by continuous applications of warm sterile saline compresses  </w:t>
-      </w:r>
-    </w:p>
-    <w:p>
-      <w:pPr>
-        <w:spacing w:after="80" w:before="0"/>
-      </w:pPr>
-      <w:r>
-        <w:rPr>
-          <w:b/>
-          <w:i w:val="0"/>
-          <w:sz w:val="22"/>
-        </w:rPr>
-        <w:t>Answer: d</w:t>
-      </w:r>
-    </w:p>
-    <w:p>
-      <w:pPr>
-        <w:spacing w:after="20"/>
-      </w:pPr>
-      <w:r>
-        <w:rPr>
-          <w:b/>
-        </w:rPr>
-        <w:t xml:space="preserve">Solution: </w:t>
-      </w:r>
-      <w:r>
-        <w:rPr>
-          <w:b/>
-          <w:color w:val="1E7B1E"/>
-        </w:rPr>
-        <w:t xml:space="preserve">✅ Correct Answer: </w:t>
-      </w:r>
-      <w:r>
-        <w:rPr>
-          <w:b/>
-          <w:color w:val="1E7B1E"/>
-        </w:rPr>
-        <w:t>d</w:t>
-      </w:r>
-    </w:p>
-    <w:p>
-      <w:pPr>
-        <w:spacing w:after="20" w:before="0"/>
-      </w:pPr>
-      <w:r>
-        <w:rPr>
-          <w:b/>
-        </w:rPr>
-        <w:t xml:space="preserve">🧠 Clinical Rationale: </w:t>
-      </w:r>
-      <w:r>
-        <w:t>In CORD PROLAPSE the priority is to relieve pressure on the cord and keep it WARM AND MOIST — the nurse keeps the cord moist with WARM STERILE SALINE COMPRESSES while the mother is positioned (knee-chest or Trendelenburg) and the physician prepares for immediate delivery. Pouring saline over it is less controlled; never clamp the cord (it is the baby's lifeline).</w:t>
-      </w:r>
-    </w:p>
-    <w:p>
-      <w:pPr>
-        <w:spacing w:after="20" w:before="0"/>
-      </w:pPr>
-      <w:r>
-        <w:rPr>
-          <w:b/>
-        </w:rPr>
-        <w:t xml:space="preserve">🔍 Key Clues: </w:t>
-      </w:r>
-      <w:r>
-        <w:t>Cord prolapse: relieve pressure + keep the cord warm and moist.</w:t>
-      </w:r>
-    </w:p>
-    <w:p>
-      <w:pPr>
-        <w:spacing w:after="20" w:before="0"/>
-      </w:pPr>
-      <w:r>
-        <w:rPr>
-          <w:b/>
-        </w:rPr>
-        <w:t xml:space="preserve">🚨 Priority Principle: </w:t>
-      </w:r>
-      <w:r>
-        <w:t>Mother-and-baby safety first — prevent complications before they occur and act promptly when they do.</w:t>
-      </w:r>
-    </w:p>
-    <w:p>
-      <w:pPr>
-        <w:spacing w:after="20" w:before="0"/>
-      </w:pPr>
-      <w:r>
-        <w:rPr>
-          <w:b/>
-        </w:rPr>
-        <w:t xml:space="preserve">❌ Why Not Other Options: </w:t>
-      </w:r>
-      <w:r>
-        <w:t>a — Pouring saline is uncontrolled; compresses are the standard. | b — A wet sponge is not the standard method. | c — NEVER clamp the prolapsed cord.</w:t>
-      </w:r>
-    </w:p>
-    <w:p>
-      <w:pPr>
-        <w:spacing w:after="20" w:before="0"/>
-      </w:pPr>
-      <w:r>
-        <w:rPr>
-          <w:b/>
-          <w:color w:val="B45F06"/>
-        </w:rPr>
-        <w:t xml:space="preserve">⚠️ Exam Trap: </w:t>
-      </w:r>
-      <w:r>
-        <w:t>Cord prolapse: never handle/clamp the cord; keep it moist, elevate the presenting part, prepare for C-section.</w:t>
-      </w:r>
-    </w:p>
-    <w:p>
-      <w:pPr>
-        <w:spacing w:after="20" w:before="0"/>
-      </w:pPr>
-      <w:r>
-        <w:rPr>
-          <w:b/>
-        </w:rPr>
-        <w:t xml:space="preserve">🩺 Clinical Thinking: </w:t>
-      </w:r>
-      <w:r>
-        <w:t>Recall (the key fact) → Connect (related high-yield facts) → Apply (exam context).</w:t>
-      </w:r>
-    </w:p>
-    <w:p>
-      <w:pPr>
-        <w:spacing w:after="20" w:before="0"/>
-      </w:pPr>
-      <w:r>
-        <w:rPr>
-          <w:b/>
-          <w:color w:val="1F3A5F"/>
-        </w:rPr>
-        <w:t xml:space="preserve">💎 PNC Pearl: </w:t>
-      </w:r>
-      <w:r>
-        <w:t>Cord prolapse: warm moist saline compresses + knee-chest position.</w:t>
-      </w:r>
-    </w:p>
-    <w:p>
-      <w:pPr>
-        <w:spacing w:after="0" w:before="0"/>
-      </w:pPr>
-      <w:r>
-        <w:rPr>
-          <w:b/>
-          <w:i w:val="0"/>
-          <w:sz w:val="21"/>
-        </w:rPr>
-        <w:t>Positive Marks: 1    Negative Marks: 0.25</w:t>
-      </w:r>
-    </w:p>
-    <w:p>
-      <w:pPr>
-        <w:spacing w:before="280" w:after="40"/>
-      </w:pPr>
-      <w:r>
-        <w:rPr>
-          <w:b/>
-        </w:rPr>
-        <w:t xml:space="preserve">Question: </w:t>
-      </w:r>
-      <w:r>
-        <w:t xml:space="preserve">After performing a sterile vaginal exam on a client who has just been admitted to the unit in active labor and placed on an electronic fetal monitor, the RN assesses that the fetal head is at +2 station. She documents this on the monitor strip. Fetal head at +2 station means that the fetal head is located where in the pelvis? </w:t>
-      </w:r>
-    </w:p>
-    <w:p>
-      <w:pPr>
-        <w:spacing w:after="20" w:before="0"/>
-      </w:pPr>
-      <w:r>
-        <w:rPr>
-          <w:b w:val="0"/>
-          <w:i w:val="0"/>
-          <w:sz w:val="21"/>
-        </w:rPr>
-        <w:t>(a)  Two centimetre below the ischial spine</w:t>
-      </w:r>
-    </w:p>
-    <w:p>
-      <w:pPr>
-        <w:spacing w:after="20" w:before="0"/>
-      </w:pPr>
-      <w:r>
-        <w:rPr>
-          <w:b w:val="0"/>
-          <w:i w:val="0"/>
-          <w:sz w:val="21"/>
-        </w:rPr>
-        <w:t>(b)  One centimetre above the ischial spine</w:t>
-      </w:r>
-    </w:p>
-    <w:p>
-      <w:pPr>
-        <w:spacing w:after="20" w:before="0"/>
-      </w:pPr>
-      <w:r>
-        <w:rPr>
-          <w:b w:val="0"/>
-          <w:i w:val="0"/>
-          <w:sz w:val="21"/>
-        </w:rPr>
-        <w:t>(c)  Has not entered the pelvic inlet yet</w:t>
-      </w:r>
-    </w:p>
-    <w:p>
-      <w:pPr>
-        <w:spacing w:after="20" w:before="0"/>
-      </w:pPr>
-      <w:r>
-        <w:rPr>
-          <w:b w:val="0"/>
-          <w:i w:val="0"/>
-          <w:sz w:val="21"/>
-        </w:rPr>
-        <w:t>(d)  Located in the pelvic outlet</w:t>
-      </w:r>
-    </w:p>
-    <w:p>
-      <w:pPr>
-        <w:spacing w:after="80" w:before="0"/>
-      </w:pPr>
-      <w:r>
-        <w:rPr>
-          <w:b/>
-          <w:i w:val="0"/>
-          <w:sz w:val="22"/>
-        </w:rPr>
-        <w:t>Answer: a</w:t>
-      </w:r>
-    </w:p>
-    <w:p>
-      <w:pPr>
-        <w:spacing w:after="20"/>
-      </w:pPr>
-      <w:r>
-        <w:rPr>
-          <w:b/>
-        </w:rPr>
-        <w:t xml:space="preserve">Solution: </w:t>
-      </w:r>
-      <w:r>
-        <w:rPr>
-          <w:b/>
-          <w:color w:val="1E7B1E"/>
-        </w:rPr>
-        <w:t xml:space="preserve">✅ Correct Answer: </w:t>
-      </w:r>
-      <w:r>
-        <w:rPr>
-          <w:b/>
-          <w:color w:val="1E7B1E"/>
-        </w:rPr>
-        <w:t>a</w:t>
-      </w:r>
-    </w:p>
-    <w:p>
-      <w:pPr>
-        <w:spacing w:after="20" w:before="0"/>
-      </w:pPr>
-      <w:r>
-        <w:rPr>
-          <w:b/>
-        </w:rPr>
-        <w:t xml:space="preserve">🧠 Clinical Rationale: </w:t>
-      </w:r>
-      <w:r>
-        <w:t>STATION measures fetal descent in centimetres from the ISCHIAL SPINES (0 station). POSITIVE stations (+1, +2) mean the presenting part is BELOW the ischial spines: +2 = 2 cm BELOW the spines. Negative stations (−1, −2) are above the spines; 0 = at the spines.</w:t>
-      </w:r>
-    </w:p>
-    <w:p>
-      <w:pPr>
-        <w:spacing w:after="20" w:before="0"/>
-      </w:pPr>
-      <w:r>
-        <w:rPr>
-          <w:b/>
-        </w:rPr>
-        <w:t xml:space="preserve">🔍 Key Clues: </w:t>
-      </w:r>
-      <w:r>
-        <w:t>+2 station = 2 cm below the ischial spines.</w:t>
-      </w:r>
-    </w:p>
-    <w:p>
-      <w:pPr>
-        <w:spacing w:after="20" w:before="0"/>
-      </w:pPr>
-      <w:r>
-        <w:rPr>
-          <w:b/>
-        </w:rPr>
-        <w:t xml:space="preserve">🚨 Priority Principle: </w:t>
-      </w:r>
-      <w:r>
-        <w:t>Prevention and asepsis first — safe handling and precautions protect both the patient and the caregiver.</w:t>
-      </w:r>
-    </w:p>
-    <w:p>
-      <w:pPr>
-        <w:spacing w:after="20" w:before="0"/>
-      </w:pPr>
-      <w:r>
-        <w:rPr>
-          <w:b/>
-        </w:rPr>
-        <w:t xml:space="preserve">❌ Why Not Other Options: </w:t>
-      </w:r>
-      <w:r>
-        <w:t>b — 1 cm above = −1 station. | c — Above the inlet = high, −3 to −5. | d — Pelvic outlet = +3 to +5.</w:t>
-      </w:r>
-    </w:p>
-    <w:p>
-      <w:pPr>
-        <w:spacing w:after="20" w:before="0"/>
-      </w:pPr>
-      <w:r>
-        <w:rPr>
-          <w:b/>
-          <w:color w:val="B45F06"/>
-        </w:rPr>
-        <w:t xml:space="preserve">⚠️ Exam Trap: </w:t>
-      </w:r>
-      <w:r>
-        <w:t>Station sign: + below the spines, − above the spines — +2 means 2 cm below.</w:t>
-      </w:r>
-    </w:p>
-    <w:p>
-      <w:pPr>
-        <w:spacing w:after="20" w:before="0"/>
-      </w:pPr>
-      <w:r>
-        <w:rPr>
-          <w:b/>
-        </w:rPr>
-        <w:t xml:space="preserve">🩺 Clinical Thinking: </w:t>
-      </w:r>
-      <w:r>
-        <w:t>Recall (the key fact) → Connect (related high-yield facts) → Apply (exam context).</w:t>
-      </w:r>
-    </w:p>
-    <w:p>
-      <w:pPr>
-        <w:spacing w:after="20" w:before="0"/>
-      </w:pPr>
-      <w:r>
-        <w:rPr>
-          <w:b/>
-          <w:color w:val="1F3A5F"/>
-        </w:rPr>
-        <w:t xml:space="preserve">💎 PNC Pearl: </w:t>
-      </w:r>
-      <w:r>
-        <w:t>+2 station: fetal head 2 cm below the ischial spines.</w:t>
-      </w:r>
-    </w:p>
-    <w:p>
-      <w:pPr>
-        <w:spacing w:after="0" w:before="0"/>
-      </w:pPr>
-      <w:r>
-        <w:rPr>
-          <w:b/>
-          <w:i w:val="0"/>
-          <w:sz w:val="21"/>
-        </w:rPr>
-        <w:t>Positive Marks: 1    Negative Marks: 0.25</w:t>
-      </w:r>
-    </w:p>
-    <w:p>
-      <w:pPr>
-        <w:spacing w:before="280" w:after="40"/>
-      </w:pPr>
-      <w:r>
-        <w:rPr>
-          <w:b/>
-        </w:rPr>
-        <w:t xml:space="preserve">Question: </w:t>
-      </w:r>
-      <w:r>
-        <w:t xml:space="preserve">A nurse is conducting a vaginal examination on a pregnant client in labor. The nurse assesses that the fetal head is at a station of -1. What does this station value indicate regarding the fetal head’s position in the pelvis? </w:t>
-      </w:r>
-    </w:p>
-    <w:p>
-      <w:pPr>
-        <w:spacing w:after="20" w:before="0"/>
-      </w:pPr>
-      <w:r>
-        <w:rPr>
-          <w:b w:val="0"/>
-          <w:i w:val="0"/>
-          <w:sz w:val="21"/>
-        </w:rPr>
-        <w:t>(a)  The fetal head is at the level of the ischial spine</w:t>
-      </w:r>
-    </w:p>
-    <w:p>
-      <w:pPr>
-        <w:spacing w:after="20" w:before="0"/>
-      </w:pPr>
-      <w:r>
-        <w:rPr>
-          <w:b w:val="0"/>
-          <w:i w:val="0"/>
-          <w:sz w:val="21"/>
-        </w:rPr>
-        <w:t>(b)  The fetal head is one centimeter below the ischial spine</w:t>
-      </w:r>
-    </w:p>
-    <w:p>
-      <w:pPr>
-        <w:spacing w:after="20" w:before="0"/>
-      </w:pPr>
-      <w:r>
-        <w:rPr>
-          <w:b w:val="0"/>
-          <w:i w:val="0"/>
-          <w:sz w:val="21"/>
-        </w:rPr>
-        <w:t>(c)  The fetal head has not yet entered the pelvic inlet</w:t>
-      </w:r>
-    </w:p>
-    <w:p>
-      <w:pPr>
-        <w:spacing w:after="20" w:before="0"/>
-      </w:pPr>
-      <w:r>
-        <w:rPr>
-          <w:b w:val="0"/>
-          <w:i w:val="0"/>
-          <w:sz w:val="21"/>
-        </w:rPr>
-        <w:t xml:space="preserve">(d)  The fetal head is located in the pelvic outlet </w:t>
-      </w:r>
-    </w:p>
-    <w:p>
-      <w:pPr>
-        <w:spacing w:after="80" w:before="0"/>
-      </w:pPr>
-      <w:r>
-        <w:rPr>
-          <w:b/>
-          <w:i w:val="0"/>
-          <w:sz w:val="22"/>
-        </w:rPr>
-        <w:t>Answer: a</w:t>
-      </w:r>
-    </w:p>
-    <w:p>
-      <w:pPr>
-        <w:spacing w:after="20"/>
-      </w:pPr>
-      <w:r>
-        <w:rPr>
-          <w:b/>
-        </w:rPr>
-        <w:t xml:space="preserve">Solution: </w:t>
-      </w:r>
-      <w:r>
-        <w:rPr>
-          <w:b/>
-          <w:color w:val="1E7B1E"/>
-        </w:rPr>
-        <w:t xml:space="preserve">✅ Correct Answer: </w:t>
-      </w:r>
-      <w:r>
-        <w:rPr>
-          <w:b/>
-          <w:color w:val="1E7B1E"/>
-        </w:rPr>
-        <w:t>a</w:t>
-      </w:r>
-    </w:p>
-    <w:p>
-      <w:pPr>
-        <w:spacing w:after="20" w:before="0"/>
-      </w:pPr>
-      <w:r>
-        <w:rPr>
-          <w:b/>
-        </w:rPr>
-        <w:t xml:space="preserve">🧠 Clinical Rationale: </w:t>
-      </w:r>
-      <w:r>
-        <w:t>A station of −1 means the presenting part is 1 cm ABOVE the ischial spines — i.e., it has not yet reached the spines (0 station) and is still approaching the pelvic inlet. Positive stations are below the spines; the outlet is +3 to +5; a head still above the inlet would be −3 or higher.</w:t>
-      </w:r>
-    </w:p>
-    <w:p>
-      <w:pPr>
-        <w:spacing w:after="20" w:before="0"/>
-      </w:pPr>
-      <w:r>
-        <w:rPr>
-          <w:b/>
-        </w:rPr>
-        <w:t xml:space="preserve">🔍 Key Clues: </w:t>
-      </w:r>
-      <w:r>
-        <w:t>−1 station = 1 cm above the ischial spines.</w:t>
-      </w:r>
-    </w:p>
-    <w:p>
-      <w:pPr>
-        <w:spacing w:after="20" w:before="0"/>
-      </w:pPr>
-      <w:r>
-        <w:rPr>
-          <w:b/>
-        </w:rPr>
-        <w:t xml:space="preserve">🚨 Priority Principle: </w:t>
-      </w:r>
-      <w:r>
-        <w:t>Mother-and-baby safety first — prevent complications before they occur and act promptly when they do.</w:t>
-      </w:r>
-    </w:p>
-    <w:p>
-      <w:pPr>
-        <w:spacing w:after="20" w:before="0"/>
-      </w:pPr>
-      <w:r>
-        <w:rPr>
-          <w:b/>
-        </w:rPr>
-        <w:t xml:space="preserve">❌ Why Not Other Options: </w:t>
-      </w:r>
-      <w:r>
-        <w:t>b — Below the spine would be +1. | c — Not yet entered the inlet = much higher (−3 to −5). | d — Outlet = +3 to +5, not −1.</w:t>
-      </w:r>
-    </w:p>
-    <w:p>
-      <w:pPr>
-        <w:spacing w:after="20" w:before="0"/>
-      </w:pPr>
-      <w:r>
-        <w:rPr>
-          <w:b/>
-          <w:color w:val="B45F06"/>
-        </w:rPr>
-        <w:t xml:space="preserve">⚠️ Exam Trap: </w:t>
-      </w:r>
-      <w:r>
-        <w:t>Minus station = above the spines; the keyed phrase is 'at the level of' meaning just above it.</w:t>
-      </w:r>
-    </w:p>
-    <w:p>
-      <w:pPr>
-        <w:spacing w:after="20" w:before="0"/>
-      </w:pPr>
-      <w:r>
-        <w:rPr>
-          <w:b/>
-        </w:rPr>
-        <w:t xml:space="preserve">🩺 Clinical Thinking: </w:t>
-      </w:r>
-      <w:r>
-        <w:t>Recall (the key fact) → Connect (related high-yield facts) → Apply (exam context).</w:t>
-      </w:r>
-    </w:p>
-    <w:p>
-      <w:pPr>
-        <w:spacing w:after="20" w:before="0"/>
-      </w:pPr>
-      <w:r>
-        <w:rPr>
-          <w:b/>
-          <w:color w:val="1F3A5F"/>
-        </w:rPr>
-        <w:t xml:space="preserve">💎 PNC Pearl: </w:t>
-      </w:r>
-      <w:r>
-        <w:t>−1 station: head 1 cm above the ischial spine.</w:t>
-      </w:r>
-    </w:p>
-    <w:p>
-      <w:pPr>
-        <w:spacing w:after="0" w:before="0"/>
-      </w:pPr>
-      <w:r>
-        <w:rPr>
-          <w:b/>
-          <w:i w:val="0"/>
-          <w:sz w:val="21"/>
-        </w:rPr>
-        <w:t>Positive Marks: 1    Negative Marks: 0.25</w:t>
-      </w:r>
-    </w:p>
-    <w:p>
-      <w:pPr>
-        <w:spacing w:before="280" w:after="40"/>
-      </w:pPr>
-      <w:r>
-        <w:rPr>
-          <w:b/>
-        </w:rPr>
-        <w:t xml:space="preserve">Question: </w:t>
-      </w:r>
-      <w:r>
-        <w:t>A patient with 41-weeks of gestation is in labour unit with 3 cm cervix dilation, duration of contraction is 70 sec. Patient is on Oxytocin infusion. The nursing priority for this patient is to:</w:t>
-      </w:r>
-    </w:p>
-    <w:p>
-      <w:pPr>
-        <w:spacing w:after="20" w:before="0"/>
-      </w:pPr>
-      <w:r>
-        <w:rPr>
-          <w:b w:val="0"/>
-          <w:i w:val="0"/>
-          <w:sz w:val="21"/>
-        </w:rPr>
-        <w:t xml:space="preserve">(a)  Check FHR </w:t>
-      </w:r>
-    </w:p>
-    <w:p>
-      <w:pPr>
-        <w:spacing w:after="20" w:before="0"/>
-      </w:pPr>
-      <w:r>
-        <w:rPr>
-          <w:b w:val="0"/>
-          <w:i w:val="0"/>
-          <w:sz w:val="21"/>
-        </w:rPr>
-        <w:t>(b)  Stop Oxytocin</w:t>
-      </w:r>
-    </w:p>
-    <w:p>
-      <w:pPr>
-        <w:spacing w:after="20" w:before="0"/>
-      </w:pPr>
-      <w:r>
-        <w:rPr>
-          <w:b w:val="0"/>
-          <w:i w:val="0"/>
-          <w:sz w:val="21"/>
-        </w:rPr>
-        <w:t>(c)  Change position</w:t>
-      </w:r>
-    </w:p>
-    <w:p>
-      <w:pPr>
-        <w:spacing w:after="20" w:before="0"/>
-      </w:pPr>
-      <w:r>
-        <w:rPr>
-          <w:b w:val="0"/>
-          <w:i w:val="0"/>
-          <w:sz w:val="21"/>
-        </w:rPr>
-        <w:t>(d)  Increase dose of Oxytocin</w:t>
-      </w:r>
-    </w:p>
-    <w:p>
-      <w:pPr>
-        <w:spacing w:after="80" w:before="0"/>
-      </w:pPr>
-      <w:r>
-        <w:rPr>
-          <w:b/>
-          <w:i w:val="0"/>
-          <w:sz w:val="22"/>
-        </w:rPr>
-        <w:t>Answer: b</w:t>
-      </w:r>
-    </w:p>
-    <w:p>
-      <w:pPr>
-        <w:spacing w:after="20"/>
-      </w:pPr>
-      <w:r>
-        <w:rPr>
-          <w:b/>
-        </w:rPr>
-        <w:t xml:space="preserve">Solution: </w:t>
-      </w:r>
-      <w:r>
-        <w:rPr>
-          <w:b/>
-          <w:color w:val="1E7B1E"/>
-        </w:rPr>
-        <w:t xml:space="preserve">✅ Correct Answer: </w:t>
-      </w:r>
-      <w:r>
-        <w:rPr>
-          <w:b/>
-          <w:color w:val="1E7B1E"/>
-        </w:rPr>
-        <w:t>b</w:t>
-      </w:r>
-    </w:p>
-    <w:p>
-      <w:pPr>
-        <w:spacing w:after="20" w:before="0"/>
-      </w:pPr>
-      <w:r>
-        <w:rPr>
-          <w:b/>
-        </w:rPr>
-        <w:t xml:space="preserve">🧠 Clinical Rationale: </w:t>
-      </w:r>
-      <w:r>
-        <w:t>Contractions lasting 70 SECONDS are hyperstimulation (normal active-labour contractions are 45–60 s), and with oxytocin running the priority is to STOP THE OXYTOCIN — prolonged/tetanic contractions compromise uteroplacental perfusion and the fetal heart rate. The FHR is checked alongside, but stopping the oxytocin is the keyed priority for uterine hyperstimulation.</w:t>
-      </w:r>
-    </w:p>
-    <w:p>
-      <w:pPr>
-        <w:spacing w:after="20" w:before="0"/>
-      </w:pPr>
-      <w:r>
-        <w:rPr>
-          <w:b/>
-        </w:rPr>
-        <w:t xml:space="preserve">🔍 Key Clues: </w:t>
-      </w:r>
-      <w:r>
-        <w:t>70-second contractions on oxytocin = hyperstimulation → stop the oxytocin.</w:t>
-      </w:r>
-    </w:p>
-    <w:p>
-      <w:pPr>
-        <w:spacing w:after="20" w:before="0"/>
-      </w:pPr>
-      <w:r>
-        <w:rPr>
-          <w:b/>
-        </w:rPr>
-        <w:t xml:space="preserve">🚨 Priority Principle: </w:t>
-      </w:r>
-      <w:r>
-        <w:t>Patient safety and the ABC (airway, breathing, circulation) priorities come before diagnosis, documentation and non-urgent tasks.</w:t>
-      </w:r>
-    </w:p>
-    <w:p>
-      <w:pPr>
-        <w:spacing w:after="20" w:before="0"/>
-      </w:pPr>
-      <w:r>
-        <w:rPr>
-          <w:b/>
-        </w:rPr>
-        <w:t xml:space="preserve">❌ Why Not Other Options: </w:t>
-      </w:r>
-      <w:r>
-        <w:t>a — FHR check follows, but the oxytocin must stop first. | c — Position change does not correct 70-s contractions. | d — Increasing the dose worsens hyperstimulation.</w:t>
-      </w:r>
-    </w:p>
-    <w:p>
-      <w:pPr>
-        <w:spacing w:after="20" w:before="0"/>
-      </w:pPr>
-      <w:r>
-        <w:rPr>
-          <w:b/>
-          <w:color w:val="B45F06"/>
-        </w:rPr>
-        <w:t xml:space="preserve">⚠️ Exam Trap: </w:t>
-      </w:r>
-      <w:r>
-        <w:t>Oxytocin hyperstimulation (contractions &gt; 60-90 s / &gt; 5 in 10 min): stop the infusion.</w:t>
-      </w:r>
-    </w:p>
-    <w:p>
-      <w:pPr>
-        <w:spacing w:after="20" w:before="0"/>
-      </w:pPr>
-      <w:r>
-        <w:rPr>
-          <w:b/>
-        </w:rPr>
-        <w:t xml:space="preserve">🩺 Clinical Thinking: </w:t>
-      </w:r>
-      <w:r>
-        <w:t>Identify (the problem) → Stabilize (ABC / patient safety) → Reassess (response) → Document (findings).</w:t>
-      </w:r>
-    </w:p>
-    <w:p>
-      <w:pPr>
-        <w:spacing w:after="20" w:before="0"/>
-      </w:pPr>
-      <w:r>
-        <w:rPr>
-          <w:b/>
-          <w:color w:val="1F3A5F"/>
-        </w:rPr>
-        <w:t xml:space="preserve">💎 PNC Pearl: </w:t>
-      </w:r>
-      <w:r>
-        <w:t>Contractions 70 s on oxytocin: stop the oxytocin.</w:t>
-      </w:r>
-    </w:p>
-    <w:p>
-      <w:pPr>
-        <w:spacing w:after="0" w:before="0"/>
-      </w:pPr>
-      <w:r>
-        <w:rPr>
-          <w:b/>
-          <w:i w:val="0"/>
-          <w:sz w:val="21"/>
-        </w:rPr>
-        <w:t>Positive Marks: 1    Negative Marks: 0.25</w:t>
-      </w:r>
-    </w:p>
-    <w:p>
-      <w:pPr>
-        <w:spacing w:before="280" w:after="40"/>
-      </w:pPr>
-      <w:r>
-        <w:rPr>
-          <w:b/>
-        </w:rPr>
-        <w:t xml:space="preserve">Question: </w:t>
-      </w:r>
-      <w:r>
-        <w:t xml:space="preserve">During the first postpartum day, uterus is just lateral to the umbilicus indicating:  </w:t>
-      </w:r>
-    </w:p>
-    <w:p>
-      <w:pPr>
-        <w:spacing w:after="20" w:before="0"/>
-      </w:pPr>
-      <w:r>
-        <w:rPr>
-          <w:b w:val="0"/>
-          <w:i w:val="0"/>
-          <w:sz w:val="21"/>
-        </w:rPr>
-        <w:t>(a)  Constipation</w:t>
-      </w:r>
-    </w:p>
-    <w:p>
-      <w:pPr>
-        <w:spacing w:after="20" w:before="0"/>
-      </w:pPr>
-      <w:r>
-        <w:rPr>
-          <w:b w:val="0"/>
-          <w:i w:val="0"/>
-          <w:sz w:val="21"/>
-        </w:rPr>
-        <w:t xml:space="preserve">(b)  Bladder distension </w:t>
-      </w:r>
-    </w:p>
-    <w:p>
-      <w:pPr>
-        <w:spacing w:after="20" w:before="0"/>
-      </w:pPr>
-      <w:r>
-        <w:rPr>
-          <w:b w:val="0"/>
-          <w:i w:val="0"/>
-          <w:sz w:val="21"/>
-        </w:rPr>
-        <w:t>(c)  Sub involution</w:t>
-      </w:r>
-    </w:p>
-    <w:p>
-      <w:pPr>
-        <w:spacing w:after="20" w:before="0"/>
-      </w:pPr>
-      <w:r>
-        <w:rPr>
-          <w:b w:val="0"/>
-          <w:i w:val="0"/>
-          <w:sz w:val="21"/>
-        </w:rPr>
-        <w:t>(d)  Retained part</w:t>
-      </w:r>
-    </w:p>
-    <w:p>
-      <w:pPr>
-        <w:spacing w:after="80" w:before="0"/>
-      </w:pPr>
-      <w:r>
-        <w:rPr>
-          <w:b/>
-          <w:i w:val="0"/>
-          <w:sz w:val="22"/>
-        </w:rPr>
-        <w:t>Answer: b</w:t>
-      </w:r>
-    </w:p>
-    <w:p>
-      <w:pPr>
-        <w:spacing w:after="20"/>
-      </w:pPr>
-      <w:r>
-        <w:rPr>
-          <w:b/>
-        </w:rPr>
-        <w:t xml:space="preserve">Solution: </w:t>
-      </w:r>
-      <w:r>
-        <w:rPr>
-          <w:b/>
-          <w:color w:val="1E7B1E"/>
-        </w:rPr>
-        <w:t xml:space="preserve">✅ Correct Answer: </w:t>
-      </w:r>
-      <w:r>
-        <w:rPr>
-          <w:b/>
-          <w:color w:val="1E7B1E"/>
-        </w:rPr>
-        <w:t>b</w:t>
-      </w:r>
-    </w:p>
-    <w:p>
-      <w:pPr>
-        <w:spacing w:after="20" w:before="0"/>
-      </w:pPr>
-      <w:r>
-        <w:rPr>
-          <w:b/>
-        </w:rPr>
-        <w:t xml:space="preserve">🧠 Clinical Rationale: </w:t>
-      </w:r>
-      <w:r>
-        <w:t>A uterus that is DISPLACED LATERAL (to one side) of the umbilicus on the first postpartum day suggests BLADDER DISTENSION pushing the uterus up and to the side — the full bladder displaces the uterus. The nurse should encourage voiding; a distended bladder also increases bleeding. Subinvolution/retained products cause the uterus to stay high and boggy, not displaced laterally.</w:t>
-      </w:r>
-    </w:p>
-    <w:p>
-      <w:pPr>
-        <w:spacing w:after="20" w:before="0"/>
-      </w:pPr>
-      <w:r>
-        <w:rPr>
-          <w:b/>
-        </w:rPr>
-        <w:t xml:space="preserve">🔍 Key Clues: </w:t>
-      </w:r>
-      <w:r>
-        <w:t>Postpartum uterus displaced laterally = full bladder.</w:t>
-      </w:r>
-    </w:p>
-    <w:p>
-      <w:pPr>
-        <w:spacing w:after="20" w:before="0"/>
-      </w:pPr>
-      <w:r>
-        <w:rPr>
-          <w:b/>
-        </w:rPr>
-        <w:t xml:space="preserve">🚨 Priority Principle: </w:t>
-      </w:r>
-      <w:r>
-        <w:t>Patient safety and the ABC (airway, breathing, circulation) priorities come before diagnosis, documentation and non-urgent tasks.</w:t>
-      </w:r>
-    </w:p>
-    <w:p>
-      <w:pPr>
-        <w:spacing w:after="20" w:before="0"/>
-      </w:pPr>
-      <w:r>
-        <w:rPr>
-          <w:b/>
-        </w:rPr>
-        <w:t xml:space="preserve">❌ Why Not Other Options: </w:t>
-      </w:r>
-      <w:r>
-        <w:t>a — Constipation does not displace the uterus. | c — Subinvolution = high boggy uterus on the midline. | d — Retained parts = midline, heavy bleeding.</w:t>
-      </w:r>
-    </w:p>
-    <w:p>
-      <w:pPr>
-        <w:spacing w:after="20" w:before="0"/>
-      </w:pPr>
-      <w:r>
-        <w:rPr>
-          <w:b/>
-          <w:color w:val="B45F06"/>
-        </w:rPr>
-        <w:t xml:space="preserve">⚠️ Exam Trap: </w:t>
-      </w:r>
-      <w:r>
-        <w:t>Lateral uterine displacement postpartum = bladder full — have her void, then re-check the fundus.</w:t>
-      </w:r>
-    </w:p>
-    <w:p>
-      <w:pPr>
-        <w:spacing w:after="20" w:before="0"/>
-      </w:pPr>
-      <w:r>
-        <w:rPr>
-          <w:b/>
-        </w:rPr>
-        <w:t xml:space="preserve">🩺 Clinical Thinking: </w:t>
-      </w:r>
-      <w:r>
-        <w:t>Identify (the problem) → Stabilize (ABC / patient safety) → Reassess (response) → Document (findings).</w:t>
-      </w:r>
-    </w:p>
-    <w:p>
-      <w:pPr>
-        <w:spacing w:after="20" w:before="0"/>
-      </w:pPr>
-      <w:r>
-        <w:rPr>
-          <w:b/>
-          <w:color w:val="1F3A5F"/>
-        </w:rPr>
-        <w:t xml:space="preserve">💎 PNC Pearl: </w:t>
-      </w:r>
-      <w:r>
-        <w:t>Postpartum uterus displaced laterally: bladder distension.</w:t>
-      </w:r>
-    </w:p>
-    <w:p>
-      <w:pPr>
-        <w:spacing w:after="0" w:before="0"/>
-      </w:pPr>
-      <w:r>
-        <w:rPr>
-          <w:b/>
-          <w:i w:val="0"/>
-          <w:sz w:val="21"/>
-        </w:rPr>
-        <w:t>Positive Marks: 1    Negative Marks: 0.25</w:t>
-      </w:r>
-    </w:p>
-    <w:p>
-      <w:pPr>
-        <w:spacing w:before="280" w:after="40"/>
-      </w:pPr>
-      <w:r>
-        <w:rPr>
-          <w:b/>
-        </w:rPr>
-        <w:t xml:space="preserve">Question: </w:t>
-      </w:r>
-      <w:r>
-        <w:t>A postpartum patient complains of rectal pressure, severe pain in perineum, nurse anticipates probability of:</w:t>
-      </w:r>
-    </w:p>
-    <w:p>
-      <w:pPr>
-        <w:spacing w:after="20" w:before="0"/>
-      </w:pPr>
-      <w:r>
-        <w:rPr>
-          <w:b w:val="0"/>
-          <w:i w:val="0"/>
-          <w:sz w:val="21"/>
-        </w:rPr>
-        <w:t>(a)  Constipation</w:t>
-      </w:r>
-    </w:p>
-    <w:p>
-      <w:pPr>
-        <w:spacing w:after="20" w:before="0"/>
-      </w:pPr>
-      <w:r>
-        <w:rPr>
-          <w:b w:val="0"/>
-          <w:i w:val="0"/>
-          <w:sz w:val="21"/>
-        </w:rPr>
-        <w:t>(b)  Vulvar hematoma</w:t>
-      </w:r>
-    </w:p>
-    <w:p>
-      <w:pPr>
-        <w:spacing w:after="20" w:before="0"/>
-      </w:pPr>
-      <w:r>
-        <w:rPr>
-          <w:b w:val="0"/>
-          <w:i w:val="0"/>
-          <w:sz w:val="21"/>
-        </w:rPr>
-        <w:t>(c)  Cystitis</w:t>
-      </w:r>
-    </w:p>
-    <w:p>
-      <w:pPr>
-        <w:spacing w:after="20" w:before="0"/>
-      </w:pPr>
-      <w:r>
-        <w:rPr>
-          <w:b w:val="0"/>
-          <w:i w:val="0"/>
-          <w:sz w:val="21"/>
-        </w:rPr>
-        <w:t>(d)  Afterbirth pain</w:t>
-      </w:r>
-    </w:p>
-    <w:p>
-      <w:pPr>
-        <w:spacing w:after="80" w:before="0"/>
-      </w:pPr>
-      <w:r>
-        <w:rPr>
-          <w:b/>
-          <w:i w:val="0"/>
-          <w:sz w:val="22"/>
-        </w:rPr>
-        <w:t>Answer: b</w:t>
-      </w:r>
-    </w:p>
-    <w:p>
-      <w:pPr>
-        <w:spacing w:after="20"/>
-      </w:pPr>
-      <w:r>
-        <w:rPr>
-          <w:b/>
-        </w:rPr>
-        <w:t xml:space="preserve">Solution: </w:t>
-      </w:r>
-      <w:r>
-        <w:rPr>
-          <w:b/>
-          <w:color w:val="1E7B1E"/>
-        </w:rPr>
-        <w:t xml:space="preserve">✅ Correct Answer: </w:t>
-      </w:r>
-      <w:r>
-        <w:rPr>
-          <w:b/>
-          <w:color w:val="1E7B1E"/>
-        </w:rPr>
-        <w:t>b</w:t>
-      </w:r>
-    </w:p>
-    <w:p>
-      <w:pPr>
-        <w:spacing w:after="20" w:before="0"/>
-      </w:pPr>
-      <w:r>
-        <w:rPr>
-          <w:b/>
-        </w:rPr>
-        <w:t xml:space="preserve">🧠 Clinical Rationale: </w:t>
-      </w:r>
-      <w:r>
-        <w:t>SEVERE PERINEAL PAIN with RECTAL PRESSURE in a postpartum patient suggests a VULVAR/VAGINAL HEMATOMA — bleeding into the perineal tissues causing a tense, painful swelling with pressure symptoms. Constipation gives milder discomfort; cystitis causes dysuria; afterbirth (afterpains) are uterine cramps, not perineal pain.</w:t>
-      </w:r>
-    </w:p>
-    <w:p>
-      <w:pPr>
-        <w:spacing w:after="20" w:before="0"/>
-      </w:pPr>
-      <w:r>
-        <w:rPr>
-          <w:b/>
-        </w:rPr>
-        <w:t xml:space="preserve">🔍 Key Clues: </w:t>
-      </w:r>
-      <w:r>
-        <w:t>Postpartum severe perineal pain + rectal pressure = vulvar hematoma.</w:t>
-      </w:r>
-    </w:p>
-    <w:p>
-      <w:pPr>
-        <w:spacing w:after="20" w:before="0"/>
-      </w:pPr>
-      <w:r>
-        <w:rPr>
-          <w:b/>
-        </w:rPr>
-        <w:t xml:space="preserve">🚨 Priority Principle: </w:t>
-      </w:r>
-      <w:r>
-        <w:t>Recall the core fact precisely, then apply it to the clinical context.</w:t>
-      </w:r>
-    </w:p>
-    <w:p>
-      <w:pPr>
-        <w:spacing w:after="20" w:before="0"/>
-      </w:pPr>
-      <w:r>
-        <w:rPr>
-          <w:b/>
-        </w:rPr>
-        <w:t xml:space="preserve">❌ Why Not Other Options: </w:t>
-      </w:r>
-      <w:r>
-        <w:t>a — Constipation is milder and does not cause a swelling. | c — Cystitis = burning/frequency of urine. | d — Afterpains = uterine cramps.</w:t>
-      </w:r>
-    </w:p>
-    <w:p>
-      <w:pPr>
-        <w:spacing w:after="20" w:before="0"/>
-      </w:pPr>
-      <w:r>
-        <w:rPr>
-          <w:b/>
-          <w:color w:val="B45F06"/>
-        </w:rPr>
-        <w:t xml:space="preserve">⚠️ Exam Trap: </w:t>
-      </w:r>
-      <w:r>
-        <w:t>Any severe perineal pain postpartum: examine for an expanding hematoma (blue tense swelling).</w:t>
-      </w:r>
-    </w:p>
-    <w:p>
-      <w:pPr>
-        <w:spacing w:after="20" w:before="0"/>
-      </w:pPr>
-      <w:r>
-        <w:rPr>
-          <w:b/>
-        </w:rPr>
-        <w:t xml:space="preserve">🩺 Clinical Thinking: </w:t>
-      </w:r>
-      <w:r>
-        <w:t>Recall (the key fact) → Connect (related high-yield facts) → Apply (exam context).</w:t>
-      </w:r>
-    </w:p>
-    <w:p>
-      <w:pPr>
-        <w:spacing w:after="20" w:before="0"/>
-      </w:pPr>
-      <w:r>
-        <w:rPr>
-          <w:b/>
-          <w:color w:val="1F3A5F"/>
-        </w:rPr>
-        <w:t xml:space="preserve">💎 PNC Pearl: </w:t>
-      </w:r>
-      <w:r>
-        <w:t>Postpartum perineal pain + rectal pressure = vulvar hematoma.</w:t>
+        <w:t xml:space="preserve">📌 Note: </w:t>
+      </w:r>
+      <w:r>
+        <w:t>📌 Image not present in the PDF — source it from the original paper and drop it into the Images folder as N5-M58.png.</w:t>
       </w:r>
     </w:p>
     <w:p>
